--- a/PiP-PA1-6-2023.docx
+++ b/PiP-PA1-6-2023.docx
@@ -1077,10 +1077,34 @@
                 <w:sz w:val="16"/>
                 <w:szCs w:val="16"/>
               </w:rPr>
-              <w:t>Tanggal : DD-MM-YY</w:t>
+              <w:t xml:space="preserve">Tanggal : </w:t>
+            </w:r>
+            <w:r>
+              <w:rPr>
+                <w:i/>
+                <w:sz w:val="16"/>
+                <w:szCs w:val="16"/>
+              </w:rPr>
+              <w:t>03-05</w:t>
+            </w:r>
+            <w:r>
+              <w:rPr>
+                <w:i/>
+                <w:sz w:val="16"/>
+                <w:szCs w:val="16"/>
+              </w:rPr>
+              <w:t>-</w:t>
             </w:r>
             <w:bookmarkEnd w:id="27"/>
             <w:bookmarkEnd w:id="28"/>
+            <w:r>
+              <w:rPr>
+                <w:i/>
+                <w:sz w:val="16"/>
+                <w:szCs w:val="16"/>
+              </w:rPr>
+              <w:t>2024</w:t>
+            </w:r>
           </w:p>
         </w:tc>
         <w:tc>
@@ -1204,6 +1228,14 @@
     </w:p>
     <w:sdt>
       <w:sdtPr>
+        <w:rPr>
+          <w:rFonts w:ascii="Times New Roman" w:eastAsia="Times New Roman" w:hAnsi="Times New Roman" w:cs="Times New Roman"/>
+          <w:color w:val="auto"/>
+          <w:position w:val="-1"/>
+          <w:sz w:val="24"/>
+          <w:szCs w:val="24"/>
+          <w:lang w:val="en-US" w:eastAsia="en-US"/>
+        </w:rPr>
         <w:id w:val="1231264953"/>
         <w:docPartObj>
           <w:docPartGallery w:val="Table of Contents"/>
@@ -1212,15 +1244,9 @@
       </w:sdtPr>
       <w:sdtEndPr>
         <w:rPr>
-          <w:rFonts w:ascii="Times New Roman" w:eastAsia="Times New Roman" w:hAnsi="Times New Roman" w:cs="Times New Roman"/>
           <w:b/>
           <w:bCs/>
           <w:noProof/>
-          <w:color w:val="auto"/>
-          <w:position w:val="-1"/>
-          <w:sz w:val="24"/>
-          <w:szCs w:val="24"/>
-          <w:lang w:val="en-US" w:eastAsia="en-US"/>
         </w:rPr>
       </w:sdtEndPr>
       <w:sdtContent>
@@ -1338,7 +1364,7 @@
                 <w:noProof/>
                 <w:webHidden/>
               </w:rPr>
-              <w:t>5</w:t>
+              <w:t>7</w:t>
             </w:r>
             <w:r>
               <w:rPr>
@@ -1433,7 +1459,7 @@
                 <w:noProof/>
                 <w:webHidden/>
               </w:rPr>
-              <w:t>5</w:t>
+              <w:t>7</w:t>
             </w:r>
             <w:r>
               <w:rPr>
@@ -1528,7 +1554,7 @@
                 <w:noProof/>
                 <w:webHidden/>
               </w:rPr>
-              <w:t>5</w:t>
+              <w:t>7</w:t>
             </w:r>
             <w:r>
               <w:rPr>
@@ -1623,7 +1649,7 @@
                 <w:noProof/>
                 <w:webHidden/>
               </w:rPr>
-              <w:t>5</w:t>
+              <w:t>7</w:t>
             </w:r>
             <w:r>
               <w:rPr>
@@ -1718,7 +1744,7 @@
                 <w:noProof/>
                 <w:webHidden/>
               </w:rPr>
-              <w:t>6</w:t>
+              <w:t>8</w:t>
             </w:r>
             <w:r>
               <w:rPr>
@@ -1813,7 +1839,7 @@
                 <w:noProof/>
                 <w:webHidden/>
               </w:rPr>
-              <w:t>6</w:t>
+              <w:t>8</w:t>
             </w:r>
             <w:r>
               <w:rPr>
@@ -1908,7 +1934,7 @@
                 <w:noProof/>
                 <w:webHidden/>
               </w:rPr>
-              <w:t>7</w:t>
+              <w:t>9</w:t>
             </w:r>
             <w:r>
               <w:rPr>
@@ -2003,7 +2029,7 @@
                 <w:noProof/>
                 <w:webHidden/>
               </w:rPr>
-              <w:t>7</w:t>
+              <w:t>9</w:t>
             </w:r>
             <w:r>
               <w:rPr>
@@ -2098,7 +2124,7 @@
                 <w:noProof/>
                 <w:webHidden/>
               </w:rPr>
-              <w:t>9</w:t>
+              <w:t>11</w:t>
             </w:r>
             <w:r>
               <w:rPr>
@@ -2193,7 +2219,7 @@
                 <w:noProof/>
                 <w:webHidden/>
               </w:rPr>
-              <w:t>9</w:t>
+              <w:t>11</w:t>
             </w:r>
             <w:r>
               <w:rPr>
@@ -2288,7 +2314,7 @@
                 <w:noProof/>
                 <w:webHidden/>
               </w:rPr>
-              <w:t>9</w:t>
+              <w:t>11</w:t>
             </w:r>
             <w:r>
               <w:rPr>
@@ -2383,7 +2409,7 @@
                 <w:noProof/>
                 <w:webHidden/>
               </w:rPr>
-              <w:t>10</w:t>
+              <w:t>12</w:t>
             </w:r>
             <w:r>
               <w:rPr>
@@ -2478,7 +2504,7 @@
                 <w:noProof/>
                 <w:webHidden/>
               </w:rPr>
-              <w:t>10</w:t>
+              <w:t>12</w:t>
             </w:r>
             <w:r>
               <w:rPr>
@@ -2573,7 +2599,7 @@
                 <w:noProof/>
                 <w:webHidden/>
               </w:rPr>
-              <w:t>11</w:t>
+              <w:t>13</w:t>
             </w:r>
             <w:r>
               <w:rPr>
@@ -2668,7 +2694,7 @@
                 <w:noProof/>
                 <w:webHidden/>
               </w:rPr>
-              <w:t>11</w:t>
+              <w:t>13</w:t>
             </w:r>
             <w:r>
               <w:rPr>
@@ -2763,7 +2789,7 @@
                 <w:noProof/>
                 <w:webHidden/>
               </w:rPr>
-              <w:t>12</w:t>
+              <w:t>14</w:t>
             </w:r>
             <w:r>
               <w:rPr>
@@ -2858,7 +2884,7 @@
                 <w:noProof/>
                 <w:webHidden/>
               </w:rPr>
-              <w:t>12</w:t>
+              <w:t>14</w:t>
             </w:r>
             <w:r>
               <w:rPr>
@@ -2953,7 +2979,7 @@
                 <w:noProof/>
                 <w:webHidden/>
               </w:rPr>
-              <w:t>14</w:t>
+              <w:t>16</w:t>
             </w:r>
             <w:r>
               <w:rPr>
@@ -3048,7 +3074,7 @@
                 <w:noProof/>
                 <w:webHidden/>
               </w:rPr>
-              <w:t>14</w:t>
+              <w:t>16</w:t>
             </w:r>
             <w:r>
               <w:rPr>
@@ -3143,7 +3169,7 @@
                 <w:noProof/>
                 <w:webHidden/>
               </w:rPr>
-              <w:t>14</w:t>
+              <w:t>16</w:t>
             </w:r>
             <w:r>
               <w:rPr>
@@ -3238,7 +3264,7 @@
                 <w:noProof/>
                 <w:webHidden/>
               </w:rPr>
-              <w:t>15</w:t>
+              <w:t>17</w:t>
             </w:r>
             <w:r>
               <w:rPr>
@@ -3333,7 +3359,7 @@
                 <w:noProof/>
                 <w:webHidden/>
               </w:rPr>
-              <w:t>16</w:t>
+              <w:t>17</w:t>
             </w:r>
             <w:r>
               <w:rPr>
@@ -3428,7 +3454,7 @@
                 <w:noProof/>
                 <w:webHidden/>
               </w:rPr>
-              <w:t>16</w:t>
+              <w:t>18</w:t>
             </w:r>
             <w:r>
               <w:rPr>
@@ -3523,7 +3549,7 @@
                 <w:noProof/>
                 <w:webHidden/>
               </w:rPr>
-              <w:t>17</w:t>
+              <w:t>19</w:t>
             </w:r>
             <w:r>
               <w:rPr>
@@ -3618,7 +3644,7 @@
                 <w:noProof/>
                 <w:webHidden/>
               </w:rPr>
-              <w:t>17</w:t>
+              <w:t>19</w:t>
             </w:r>
             <w:r>
               <w:rPr>
@@ -3713,7 +3739,7 @@
                 <w:noProof/>
                 <w:webHidden/>
               </w:rPr>
-              <w:t>18</w:t>
+              <w:t>20</w:t>
             </w:r>
             <w:r>
               <w:rPr>
@@ -3862,8 +3888,8 @@
           <w:szCs w:val="32"/>
         </w:rPr>
       </w:pPr>
-      <w:bookmarkStart w:id="34" w:name="_Toc161944743"/>
-      <w:bookmarkStart w:id="35" w:name="_Toc167741303"/>
+      <w:bookmarkStart w:id="34" w:name="_Toc167741303"/>
+      <w:bookmarkStart w:id="35" w:name="_Toc161944743"/>
       <w:r>
         <w:rPr>
           <w:b/>
@@ -3874,7 +3900,7 @@
         <w:lastRenderedPageBreak/>
         <w:t>Daftar Tabel</w:t>
       </w:r>
-      <w:bookmarkEnd w:id="35"/>
+      <w:bookmarkEnd w:id="34"/>
     </w:p>
     <w:p>
       <w:pPr>
@@ -3889,7 +3915,7 @@
       </w:pPr>
     </w:p>
     <w:bookmarkStart w:id="36" w:name="_Toc167741314"/>
-    <w:bookmarkEnd w:id="34"/>
+    <w:bookmarkEnd w:id="35"/>
     <w:p>
       <w:pPr>
         <w:pStyle w:val="TableofFigures"/>
@@ -4856,8 +4882,6 @@
           </w:rPr>
           <w:t>Gambar  1 Struktur Organisasi Pelaksanaan</w:t>
         </w:r>
-        <w:bookmarkStart w:id="37" w:name="_GoBack"/>
-        <w:bookmarkEnd w:id="37"/>
         <w:r>
           <w:rPr>
             <w:noProof/>
@@ -4910,29 +4934,9 @@
     </w:p>
     <w:p>
       <w:pPr>
-        <w:pStyle w:val="Heading1"/>
-        <w:numPr>
-          <w:ilvl w:val="0"/>
-          <w:numId w:val="0"/>
-        </w:numPr>
-        <w:spacing w:line="360" w:lineRule="auto"/>
-        <w:rPr>
-          <w:rFonts w:ascii="Times New Roman" w:hAnsi="Times New Roman"/>
-          <w:bCs/>
-          <w:sz w:val="32"/>
-          <w:szCs w:val="32"/>
-          <w:lang w:val="en-US"/>
-        </w:rPr>
-      </w:pPr>
-      <w:r>
-        <w:rPr>
-          <w:rFonts w:ascii="Times New Roman" w:hAnsi="Times New Roman"/>
-          <w:bCs/>
-          <w:sz w:val="32"/>
-          <w:szCs w:val="32"/>
-          <w:lang w:val="en-US"/>
-        </w:rPr>
-        <w:lastRenderedPageBreak/>
+        <w:ind w:left="0" w:hanging="2"/>
+      </w:pPr>
+      <w:r>
         <w:fldChar w:fldCharType="end"/>
       </w:r>
     </w:p>
@@ -4965,47 +4969,47 @@
         <w:ind w:left="0" w:hanging="2"/>
         <w:jc w:val="both"/>
       </w:pPr>
-      <w:bookmarkStart w:id="38" w:name="_heading=h.30j0zll" w:colFirst="0" w:colLast="0"/>
+      <w:bookmarkStart w:id="37" w:name="_heading=h.30j0zll" w:colFirst="0" w:colLast="0"/>
+      <w:bookmarkStart w:id="38" w:name="_Toc167741315"/>
       <w:bookmarkStart w:id="39" w:name="_Toc161944744"/>
-      <w:bookmarkStart w:id="40" w:name="_Toc167741315"/>
+      <w:bookmarkEnd w:id="37"/>
+      <w:r>
+        <w:t>Dokumen ini berisi tentang pelaksanaan tugas Proyek Akhir</w:t>
+      </w:r>
+      <w:r>
+        <w:t xml:space="preserve"> (PA)</w:t>
+      </w:r>
+      <w:r>
+        <w:t xml:space="preserve"> 1. Proyek yang akan dikembangkan adalah aplikasi berbasis </w:t>
+      </w:r>
+      <w:r>
+        <w:rPr>
+          <w:i/>
+        </w:rPr>
+        <w:t xml:space="preserve">website </w:t>
+      </w:r>
+      <w:r>
+        <w:t xml:space="preserve">UD. Marudut Tani. Adapun tujuan pengembangan sistem ini adalah agar dapat memudahkan pekerjaan para karyawan toko untuk melayani </w:t>
+      </w:r>
+      <w:r>
+        <w:rPr>
+          <w:i/>
+        </w:rPr>
+        <w:t>customers</w:t>
+      </w:r>
+      <w:r>
+        <w:t xml:space="preserve"> dan diharapkan mampu meningkatkan kinerja karyawan toko. Dokumen ini dibuat agar dapat digunakan sebagai referensi dan perencanaan pengimplementasian bagi </w:t>
+      </w:r>
+      <w:r>
+        <w:rPr>
+          <w:i/>
+        </w:rPr>
+        <w:t>developer</w:t>
+      </w:r>
+      <w:r>
+        <w:t>. Hal ini bertujuan agar pengimplementasian lebih mudah dilakukan sesuai dengan rencana yang telah terperinci sebelumnya.</w:t>
+      </w:r>
       <w:bookmarkEnd w:id="38"/>
-      <w:r>
-        <w:t>Dokumen ini berisi tentang pelaksanaan tugas Proyek Akhir</w:t>
-      </w:r>
-      <w:r>
-        <w:t xml:space="preserve"> (PA)</w:t>
-      </w:r>
-      <w:r>
-        <w:t xml:space="preserve"> 1. Proyek yang akan dikembangkan adalah aplikasi berbasis </w:t>
-      </w:r>
-      <w:r>
-        <w:rPr>
-          <w:i/>
-        </w:rPr>
-        <w:t xml:space="preserve">website </w:t>
-      </w:r>
-      <w:r>
-        <w:t xml:space="preserve">UD. Marudut Tani. Adapun tujuan pengembangan sistem ini adalah agar dapat memudahkan pekerjaan para karyawan toko untuk melayani </w:t>
-      </w:r>
-      <w:r>
-        <w:rPr>
-          <w:i/>
-        </w:rPr>
-        <w:t>customers</w:t>
-      </w:r>
-      <w:r>
-        <w:t xml:space="preserve"> dan diharapkan mampu meningkatkan kinerja karyawan toko. Dokumen ini dibuat agar dapat digunakan sebagai referensi dan perencanaan pengimplementasian bagi </w:t>
-      </w:r>
-      <w:r>
-        <w:rPr>
-          <w:i/>
-        </w:rPr>
-        <w:t>developer</w:t>
-      </w:r>
-      <w:r>
-        <w:t>. Hal ini bertujuan agar pengimplementasian lebih mudah dilakukan sesuai dengan rencana yang telah terperinci sebelumnya.</w:t>
-      </w:r>
-      <w:bookmarkEnd w:id="40"/>
       <w:r>
         <w:t xml:space="preserve"> </w:t>
       </w:r>
@@ -5035,12 +5039,12 @@
           <w:color w:val="000000"/>
         </w:rPr>
       </w:pPr>
-      <w:bookmarkStart w:id="41" w:name="_heading=h.1fob9te" w:colFirst="0" w:colLast="0"/>
-      <w:bookmarkStart w:id="42" w:name="_heading=h.3znysh7" w:colFirst="0" w:colLast="0"/>
-      <w:bookmarkStart w:id="43" w:name="_Toc161944775"/>
-      <w:bookmarkStart w:id="44" w:name="_Toc167741316"/>
+      <w:bookmarkStart w:id="40" w:name="_heading=h.1fob9te" w:colFirst="0" w:colLast="0"/>
+      <w:bookmarkStart w:id="41" w:name="_heading=h.3znysh7" w:colFirst="0" w:colLast="0"/>
+      <w:bookmarkStart w:id="42" w:name="_Toc161944775"/>
+      <w:bookmarkStart w:id="43" w:name="_Toc167741316"/>
+      <w:bookmarkEnd w:id="40"/>
       <w:bookmarkEnd w:id="41"/>
-      <w:bookmarkEnd w:id="42"/>
       <w:r>
         <w:rPr>
           <w:rFonts w:eastAsia="Arial"/>
@@ -5050,8 +5054,8 @@
         <w:lastRenderedPageBreak/>
         <w:t>Pendahuluan</w:t>
       </w:r>
+      <w:bookmarkEnd w:id="42"/>
       <w:bookmarkEnd w:id="43"/>
-      <w:bookmarkEnd w:id="44"/>
     </w:p>
     <w:p>
       <w:pPr>
@@ -5062,16 +5066,16 @@
           <w:lang w:val="nl-NL"/>
         </w:rPr>
       </w:pPr>
-      <w:bookmarkStart w:id="45" w:name="_Toc161944776"/>
-      <w:bookmarkStart w:id="46" w:name="_Toc167741317"/>
+      <w:bookmarkStart w:id="44" w:name="_Toc161944776"/>
+      <w:bookmarkStart w:id="45" w:name="_Toc167741317"/>
       <w:r>
         <w:rPr>
           <w:lang w:val="nl-NL"/>
         </w:rPr>
         <w:t>Bab 1 ini menjelaskan tentang maksud penulisan dokumen, definisi, akronim, singkatan, aturan penomoran, dokumen rujukan, dan ikhtisar dokumen.</w:t>
       </w:r>
+      <w:bookmarkEnd w:id="44"/>
       <w:bookmarkEnd w:id="45"/>
-      <w:bookmarkEnd w:id="46"/>
     </w:p>
     <w:p>
       <w:pPr>
@@ -5082,8 +5086,8 @@
           <w:lang w:val="nl-NL"/>
         </w:rPr>
       </w:pPr>
-      <w:bookmarkStart w:id="47" w:name="_heading=h.2et92p0" w:colFirst="0" w:colLast="0"/>
-      <w:bookmarkEnd w:id="47"/>
+      <w:bookmarkStart w:id="46" w:name="_heading=h.2et92p0" w:colFirst="0" w:colLast="0"/>
+      <w:bookmarkEnd w:id="46"/>
     </w:p>
     <w:p>
       <w:pPr>
@@ -5108,8 +5112,8 @@
           <w:color w:val="000000"/>
         </w:rPr>
       </w:pPr>
-      <w:bookmarkStart w:id="48" w:name="_Toc161944777"/>
-      <w:bookmarkStart w:id="49" w:name="_Toc167741318"/>
+      <w:bookmarkStart w:id="47" w:name="_Toc161944777"/>
+      <w:bookmarkStart w:id="48" w:name="_Toc167741318"/>
       <w:r>
         <w:rPr>
           <w:rFonts w:eastAsia="Arial"/>
@@ -5118,8 +5122,8 @@
         </w:rPr>
         <w:t>Maksud Penulisan Dokumen</w:t>
       </w:r>
+      <w:bookmarkEnd w:id="47"/>
       <w:bookmarkEnd w:id="48"/>
-      <w:bookmarkEnd w:id="49"/>
     </w:p>
     <w:p>
       <w:pPr>
@@ -5137,8 +5141,8 @@
           <w:color w:val="000000"/>
         </w:rPr>
       </w:pPr>
-      <w:bookmarkStart w:id="50" w:name="_Toc161944778"/>
-      <w:bookmarkStart w:id="51" w:name="_Toc167741319"/>
+      <w:bookmarkStart w:id="49" w:name="_Toc161944778"/>
+      <w:bookmarkStart w:id="50" w:name="_Toc167741319"/>
       <w:r>
         <w:rPr>
           <w:color w:val="000000"/>
@@ -5184,9 +5188,9 @@
         </w:rPr>
         <w:t xml:space="preserve"> Rancang Bangun Website UD. Marudut Tani. Adapun tujuan spesifik penulisan dokumen ini adalah:</w:t>
       </w:r>
-      <w:bookmarkStart w:id="52" w:name="_Toc161944779"/>
+      <w:bookmarkStart w:id="51" w:name="_Toc161944779"/>
+      <w:bookmarkEnd w:id="49"/>
       <w:bookmarkEnd w:id="50"/>
-      <w:bookmarkEnd w:id="51"/>
     </w:p>
     <w:p>
       <w:pPr>
@@ -5211,7 +5215,7 @@
           <w:szCs w:val="24"/>
         </w:rPr>
       </w:pPr>
-      <w:bookmarkStart w:id="53" w:name="_Toc167741320"/>
+      <w:bookmarkStart w:id="52" w:name="_Toc167741320"/>
       <w:r>
         <w:rPr>
           <w:rFonts w:ascii="Times New Roman" w:hAnsi="Times New Roman" w:cs="Times New Roman"/>
@@ -5245,9 +5249,9 @@
         </w:rPr>
         <w:t>sebelumnya berdasarkan hasil pengamatan kepada narasumber.</w:t>
       </w:r>
-      <w:bookmarkStart w:id="54" w:name="_Toc161944780"/>
+      <w:bookmarkStart w:id="53" w:name="_Toc161944780"/>
+      <w:bookmarkEnd w:id="51"/>
       <w:bookmarkEnd w:id="52"/>
-      <w:bookmarkEnd w:id="53"/>
     </w:p>
     <w:p>
       <w:pPr>
@@ -5272,7 +5276,7 @@
           <w:szCs w:val="24"/>
         </w:rPr>
       </w:pPr>
-      <w:bookmarkStart w:id="55" w:name="_Toc167741321"/>
+      <w:bookmarkStart w:id="54" w:name="_Toc167741321"/>
       <w:r>
         <w:rPr>
           <w:rFonts w:ascii="Times New Roman" w:hAnsi="Times New Roman" w:cs="Times New Roman"/>
@@ -5282,8 +5286,8 @@
         </w:rPr>
         <w:t>Memberikan rancangan, gambaran, desain dan fungsi sitem yang akan dibangun dan dikembangkan.</w:t>
       </w:r>
+      <w:bookmarkEnd w:id="53"/>
       <w:bookmarkEnd w:id="54"/>
-      <w:bookmarkEnd w:id="55"/>
     </w:p>
     <w:p>
       <w:pPr>
@@ -5302,8 +5306,8 @@
           <w:lang w:val="nl-NL"/>
         </w:rPr>
       </w:pPr>
-      <w:bookmarkStart w:id="56" w:name="_heading=h.tyjcwt" w:colFirst="0" w:colLast="0"/>
-      <w:bookmarkEnd w:id="56"/>
+      <w:bookmarkStart w:id="55" w:name="_heading=h.tyjcwt" w:colFirst="0" w:colLast="0"/>
+      <w:bookmarkEnd w:id="55"/>
     </w:p>
     <w:p>
       <w:pPr>
@@ -5328,8 +5332,8 @@
           <w:color w:val="000000"/>
         </w:rPr>
       </w:pPr>
-      <w:bookmarkStart w:id="57" w:name="_Toc161944781"/>
-      <w:bookmarkStart w:id="58" w:name="_Toc167741322"/>
+      <w:bookmarkStart w:id="56" w:name="_Toc161944781"/>
+      <w:bookmarkStart w:id="57" w:name="_Toc167741322"/>
       <w:r>
         <w:rPr>
           <w:rFonts w:eastAsia="Arial"/>
@@ -5338,8 +5342,8 @@
         </w:rPr>
         <w:t>Definisi, Akronim Dan Singkatan</w:t>
       </w:r>
+      <w:bookmarkEnd w:id="56"/>
       <w:bookmarkEnd w:id="57"/>
-      <w:bookmarkEnd w:id="58"/>
     </w:p>
     <w:p>
       <w:pPr>
@@ -5350,16 +5354,16 @@
           <w:lang w:val="nl-NL"/>
         </w:rPr>
       </w:pPr>
-      <w:bookmarkStart w:id="59" w:name="_Toc161944782"/>
-      <w:bookmarkStart w:id="60" w:name="_Toc167741323"/>
+      <w:bookmarkStart w:id="58" w:name="_Toc161944782"/>
+      <w:bookmarkStart w:id="59" w:name="_Toc167741323"/>
       <w:r>
         <w:rPr>
           <w:lang w:val="nl-NL"/>
         </w:rPr>
         <w:t>Dalam table di bawah ini tertera beberapa definisi, akronim, dan singkatan yang terdapat dalam dokumen.</w:t>
       </w:r>
+      <w:bookmarkEnd w:id="58"/>
       <w:bookmarkEnd w:id="59"/>
-      <w:bookmarkEnd w:id="60"/>
     </w:p>
     <w:p>
       <w:pPr>
@@ -5394,8 +5398,8 @@
           <w:color w:val="000000"/>
         </w:rPr>
       </w:pPr>
-      <w:bookmarkStart w:id="61" w:name="_Toc161944783"/>
-      <w:bookmarkStart w:id="62" w:name="_Toc167741324"/>
+      <w:bookmarkStart w:id="60" w:name="_Toc161944783"/>
+      <w:bookmarkStart w:id="61" w:name="_Toc167741324"/>
       <w:r>
         <w:rPr>
           <w:rFonts w:eastAsia="Arial"/>
@@ -5404,8 +5408,8 @@
         </w:rPr>
         <w:t>Definisi</w:t>
       </w:r>
+      <w:bookmarkEnd w:id="60"/>
       <w:bookmarkEnd w:id="61"/>
-      <w:bookmarkEnd w:id="62"/>
     </w:p>
     <w:p>
       <w:pPr>
@@ -5416,16 +5420,16 @@
           <w:lang w:val="nl-NL"/>
         </w:rPr>
       </w:pPr>
-      <w:bookmarkStart w:id="63" w:name="_Toc161944784"/>
-      <w:bookmarkStart w:id="64" w:name="_Toc167741325"/>
+      <w:bookmarkStart w:id="62" w:name="_Toc161944784"/>
+      <w:bookmarkStart w:id="63" w:name="_Toc167741325"/>
       <w:r>
         <w:rPr>
           <w:lang w:val="nl-NL"/>
         </w:rPr>
         <w:t>Definisi dan deskripsi yang terdapat dalam dokumen tertera dalam tabel 1.</w:t>
       </w:r>
+      <w:bookmarkEnd w:id="62"/>
       <w:bookmarkEnd w:id="63"/>
-      <w:bookmarkEnd w:id="64"/>
     </w:p>
     <w:p>
       <w:pPr>
@@ -5434,25 +5438,38 @@
         <w:ind w:left="0" w:hanging="2"/>
         <w:jc w:val="center"/>
       </w:pPr>
-      <w:bookmarkStart w:id="65" w:name="_Toc167741814"/>
+      <w:bookmarkStart w:id="64" w:name="_Toc167741814"/>
       <w:r>
         <w:t xml:space="preserve">Table </w:t>
       </w:r>
-      <w:fldSimple w:instr=" SEQ Table \* ARABIC ">
-        <w:r>
-          <w:rPr>
-            <w:noProof/>
-          </w:rPr>
-          <w:t>1</w:t>
-        </w:r>
-      </w:fldSimple>
+      <w:r>
+        <w:fldChar w:fldCharType="begin"/>
+      </w:r>
+      <w:r>
+        <w:instrText xml:space="preserve"> SEQ Table \* ARABIC </w:instrText>
+      </w:r>
+      <w:r>
+        <w:fldChar w:fldCharType="separate"/>
+      </w:r>
+      <w:r>
+        <w:rPr>
+          <w:noProof/>
+        </w:rPr>
+        <w:t>1</w:t>
+      </w:r>
+      <w:r>
+        <w:rPr>
+          <w:noProof/>
+        </w:rPr>
+        <w:fldChar w:fldCharType="end"/>
+      </w:r>
       <w:r>
         <w:t xml:space="preserve"> </w:t>
       </w:r>
       <w:r>
         <w:t>Definisi dan Deskripsi</w:t>
       </w:r>
-      <w:bookmarkEnd w:id="65"/>
+      <w:bookmarkEnd w:id="64"/>
     </w:p>
     <w:tbl>
       <w:tblPr>
@@ -5489,16 +5506,16 @@
               <w:ind w:left="0" w:hanging="2"/>
               <w:jc w:val="center"/>
             </w:pPr>
-            <w:bookmarkStart w:id="66" w:name="_Toc161944786"/>
-            <w:bookmarkStart w:id="67" w:name="_Toc167741327"/>
+            <w:bookmarkStart w:id="65" w:name="_Toc161944786"/>
+            <w:bookmarkStart w:id="66" w:name="_Toc167741327"/>
             <w:r>
               <w:rPr>
                 <w:b/>
               </w:rPr>
               <w:t>No.</w:t>
             </w:r>
+            <w:bookmarkEnd w:id="65"/>
             <w:bookmarkEnd w:id="66"/>
-            <w:bookmarkEnd w:id="67"/>
           </w:p>
         </w:tc>
         <w:tc>
@@ -5511,16 +5528,16 @@
               <w:ind w:left="0" w:hanging="2"/>
               <w:jc w:val="center"/>
             </w:pPr>
-            <w:bookmarkStart w:id="68" w:name="_Toc161944787"/>
-            <w:bookmarkStart w:id="69" w:name="_Toc167741328"/>
+            <w:bookmarkStart w:id="67" w:name="_Toc161944787"/>
+            <w:bookmarkStart w:id="68" w:name="_Toc167741328"/>
             <w:r>
               <w:rPr>
                 <w:b/>
               </w:rPr>
               <w:t>Kata</w:t>
             </w:r>
+            <w:bookmarkEnd w:id="67"/>
             <w:bookmarkEnd w:id="68"/>
-            <w:bookmarkEnd w:id="69"/>
           </w:p>
         </w:tc>
         <w:tc>
@@ -5533,16 +5550,16 @@
               <w:ind w:left="0" w:hanging="2"/>
               <w:jc w:val="center"/>
             </w:pPr>
-            <w:bookmarkStart w:id="70" w:name="_Toc161944788"/>
-            <w:bookmarkStart w:id="71" w:name="_Toc167741329"/>
+            <w:bookmarkStart w:id="69" w:name="_Toc161944788"/>
+            <w:bookmarkStart w:id="70" w:name="_Toc167741329"/>
             <w:r>
               <w:rPr>
                 <w:b/>
               </w:rPr>
               <w:t>Definisi</w:t>
             </w:r>
+            <w:bookmarkEnd w:id="69"/>
             <w:bookmarkEnd w:id="70"/>
-            <w:bookmarkEnd w:id="71"/>
           </w:p>
         </w:tc>
       </w:tr>
@@ -5557,13 +5574,13 @@
               <w:ind w:left="0" w:hanging="2"/>
               <w:jc w:val="both"/>
             </w:pPr>
-            <w:bookmarkStart w:id="72" w:name="_Toc161944789"/>
-            <w:bookmarkStart w:id="73" w:name="_Toc167741330"/>
+            <w:bookmarkStart w:id="71" w:name="_Toc161944789"/>
+            <w:bookmarkStart w:id="72" w:name="_Toc167741330"/>
             <w:r>
               <w:t>1.</w:t>
             </w:r>
+            <w:bookmarkEnd w:id="71"/>
             <w:bookmarkEnd w:id="72"/>
-            <w:bookmarkEnd w:id="73"/>
             <w:r>
               <w:t xml:space="preserve"> </w:t>
             </w:r>
@@ -5579,16 +5596,16 @@
               <w:ind w:left="0" w:hanging="2"/>
               <w:jc w:val="both"/>
             </w:pPr>
-            <w:bookmarkStart w:id="74" w:name="_Toc161944790"/>
-            <w:bookmarkStart w:id="75" w:name="_Toc167741331"/>
+            <w:bookmarkStart w:id="73" w:name="_Toc161944790"/>
+            <w:bookmarkStart w:id="74" w:name="_Toc167741331"/>
             <w:r>
               <w:rPr>
                 <w:i/>
               </w:rPr>
               <w:t>Developer</w:t>
             </w:r>
+            <w:bookmarkEnd w:id="73"/>
             <w:bookmarkEnd w:id="74"/>
-            <w:bookmarkEnd w:id="75"/>
             <w:r>
               <w:rPr>
                 <w:i/>
@@ -5610,16 +5627,16 @@
                 <w:lang w:val="nl-NL"/>
               </w:rPr>
             </w:pPr>
-            <w:bookmarkStart w:id="76" w:name="_Toc161944791"/>
-            <w:bookmarkStart w:id="77" w:name="_Toc167741332"/>
+            <w:bookmarkStart w:id="75" w:name="_Toc161944791"/>
+            <w:bookmarkStart w:id="76" w:name="_Toc167741332"/>
             <w:r>
               <w:rPr>
                 <w:lang w:val="nl-NL"/>
               </w:rPr>
               <w:t>Orang yang bertugas merancang dan membangun struktur dan tampilan sistem</w:t>
             </w:r>
+            <w:bookmarkEnd w:id="75"/>
             <w:bookmarkEnd w:id="76"/>
-            <w:bookmarkEnd w:id="77"/>
           </w:p>
         </w:tc>
       </w:tr>
@@ -5634,13 +5651,13 @@
               <w:ind w:left="0" w:hanging="2"/>
               <w:jc w:val="both"/>
             </w:pPr>
-            <w:bookmarkStart w:id="78" w:name="_Toc161944792"/>
-            <w:bookmarkStart w:id="79" w:name="_Toc167741333"/>
+            <w:bookmarkStart w:id="77" w:name="_Toc161944792"/>
+            <w:bookmarkStart w:id="78" w:name="_Toc167741333"/>
             <w:r>
               <w:t>2.</w:t>
             </w:r>
+            <w:bookmarkEnd w:id="77"/>
             <w:bookmarkEnd w:id="78"/>
-            <w:bookmarkEnd w:id="79"/>
           </w:p>
         </w:tc>
         <w:tc>
@@ -5653,16 +5670,16 @@
               <w:ind w:left="0" w:hanging="2"/>
               <w:jc w:val="both"/>
             </w:pPr>
-            <w:bookmarkStart w:id="80" w:name="_Toc161944793"/>
-            <w:bookmarkStart w:id="81" w:name="_Toc167741334"/>
+            <w:bookmarkStart w:id="79" w:name="_Toc161944793"/>
+            <w:bookmarkStart w:id="80" w:name="_Toc167741334"/>
             <w:r>
               <w:rPr>
                 <w:i/>
               </w:rPr>
               <w:t>Client</w:t>
             </w:r>
+            <w:bookmarkEnd w:id="79"/>
             <w:bookmarkEnd w:id="80"/>
-            <w:bookmarkEnd w:id="81"/>
             <w:r>
               <w:rPr>
                 <w:i/>
@@ -5684,16 +5701,16 @@
                 <w:lang w:val="nl-NL"/>
               </w:rPr>
             </w:pPr>
-            <w:bookmarkStart w:id="82" w:name="_Toc161944794"/>
-            <w:bookmarkStart w:id="83" w:name="_Toc167741335"/>
+            <w:bookmarkStart w:id="81" w:name="_Toc161944794"/>
+            <w:bookmarkStart w:id="82" w:name="_Toc167741335"/>
             <w:r>
               <w:rPr>
                 <w:lang w:val="nl-NL"/>
               </w:rPr>
               <w:t>Orang yang akan menggunakan layanan sistem saat telah dikembangkan</w:t>
             </w:r>
+            <w:bookmarkEnd w:id="81"/>
             <w:bookmarkEnd w:id="82"/>
-            <w:bookmarkEnd w:id="83"/>
           </w:p>
         </w:tc>
       </w:tr>
@@ -5708,13 +5725,13 @@
               <w:ind w:left="0" w:hanging="2"/>
               <w:jc w:val="both"/>
             </w:pPr>
-            <w:bookmarkStart w:id="84" w:name="_Toc161944795"/>
-            <w:bookmarkStart w:id="85" w:name="_Toc167741336"/>
+            <w:bookmarkStart w:id="83" w:name="_Toc161944795"/>
+            <w:bookmarkStart w:id="84" w:name="_Toc167741336"/>
             <w:r>
               <w:t>3.</w:t>
             </w:r>
+            <w:bookmarkEnd w:id="83"/>
             <w:bookmarkEnd w:id="84"/>
-            <w:bookmarkEnd w:id="85"/>
           </w:p>
         </w:tc>
         <w:tc>
@@ -5727,16 +5744,16 @@
               <w:ind w:left="0" w:hanging="2"/>
               <w:jc w:val="both"/>
             </w:pPr>
-            <w:bookmarkStart w:id="86" w:name="_Toc161944796"/>
-            <w:bookmarkStart w:id="87" w:name="_Toc167741337"/>
+            <w:bookmarkStart w:id="85" w:name="_Toc161944796"/>
+            <w:bookmarkStart w:id="86" w:name="_Toc167741337"/>
             <w:r>
               <w:rPr>
                 <w:i/>
               </w:rPr>
               <w:t>Requirement</w:t>
             </w:r>
+            <w:bookmarkEnd w:id="85"/>
             <w:bookmarkEnd w:id="86"/>
-            <w:bookmarkEnd w:id="87"/>
             <w:r>
               <w:rPr>
                 <w:i/>
@@ -5755,13 +5772,13 @@
               <w:ind w:left="0" w:hanging="2"/>
               <w:jc w:val="both"/>
             </w:pPr>
-            <w:bookmarkStart w:id="88" w:name="_Toc161944797"/>
-            <w:bookmarkStart w:id="89" w:name="_Toc167741338"/>
+            <w:bookmarkStart w:id="87" w:name="_Toc161944797"/>
+            <w:bookmarkStart w:id="88" w:name="_Toc167741338"/>
             <w:r>
               <w:t>Gambaran dari layanan dan batasan dalam system yang akan dibangun</w:t>
             </w:r>
+            <w:bookmarkEnd w:id="87"/>
             <w:bookmarkEnd w:id="88"/>
-            <w:bookmarkEnd w:id="89"/>
           </w:p>
         </w:tc>
       </w:tr>
@@ -5776,13 +5793,13 @@
               <w:ind w:left="0" w:hanging="2"/>
               <w:jc w:val="both"/>
             </w:pPr>
-            <w:bookmarkStart w:id="90" w:name="_Toc161944798"/>
-            <w:bookmarkStart w:id="91" w:name="_Toc167741339"/>
+            <w:bookmarkStart w:id="89" w:name="_Toc161944798"/>
+            <w:bookmarkStart w:id="90" w:name="_Toc167741339"/>
             <w:r>
               <w:t>4.</w:t>
             </w:r>
+            <w:bookmarkEnd w:id="89"/>
             <w:bookmarkEnd w:id="90"/>
-            <w:bookmarkEnd w:id="91"/>
           </w:p>
         </w:tc>
         <w:tc>
@@ -5795,16 +5812,16 @@
               <w:ind w:left="0" w:hanging="2"/>
               <w:jc w:val="both"/>
             </w:pPr>
-            <w:bookmarkStart w:id="92" w:name="_Toc161944799"/>
-            <w:bookmarkStart w:id="93" w:name="_Toc167741340"/>
+            <w:bookmarkStart w:id="91" w:name="_Toc161944799"/>
+            <w:bookmarkStart w:id="92" w:name="_Toc167741340"/>
             <w:r>
               <w:rPr>
                 <w:i/>
               </w:rPr>
               <w:t>Software</w:t>
             </w:r>
+            <w:bookmarkEnd w:id="91"/>
             <w:bookmarkEnd w:id="92"/>
-            <w:bookmarkEnd w:id="93"/>
           </w:p>
         </w:tc>
         <w:tc>
@@ -5817,13 +5834,13 @@
               <w:ind w:left="0" w:hanging="2"/>
               <w:jc w:val="both"/>
             </w:pPr>
-            <w:bookmarkStart w:id="94" w:name="_Toc161944800"/>
-            <w:bookmarkStart w:id="95" w:name="_Toc167741341"/>
+            <w:bookmarkStart w:id="93" w:name="_Toc161944800"/>
+            <w:bookmarkStart w:id="94" w:name="_Toc167741341"/>
             <w:r>
               <w:t>Perangkat lunak berisi data yang program, disimpan, dan diformat secara digital dengan fungsi tertentu</w:t>
             </w:r>
+            <w:bookmarkEnd w:id="93"/>
             <w:bookmarkEnd w:id="94"/>
-            <w:bookmarkEnd w:id="95"/>
           </w:p>
         </w:tc>
       </w:tr>
@@ -5838,14 +5855,14 @@
               <w:ind w:left="0" w:hanging="2"/>
               <w:jc w:val="both"/>
             </w:pPr>
-            <w:bookmarkStart w:id="96" w:name="_Toc161944801"/>
-            <w:bookmarkStart w:id="97" w:name="_Toc167741342"/>
+            <w:bookmarkStart w:id="95" w:name="_Toc161944801"/>
+            <w:bookmarkStart w:id="96" w:name="_Toc167741342"/>
             <w:r>
               <w:lastRenderedPageBreak/>
               <w:t>5.</w:t>
             </w:r>
+            <w:bookmarkEnd w:id="95"/>
             <w:bookmarkEnd w:id="96"/>
-            <w:bookmarkEnd w:id="97"/>
             <w:r>
               <w:t xml:space="preserve"> </w:t>
             </w:r>
@@ -5861,16 +5878,16 @@
               <w:ind w:left="0" w:hanging="2"/>
               <w:jc w:val="both"/>
             </w:pPr>
-            <w:bookmarkStart w:id="98" w:name="_Toc161944802"/>
-            <w:bookmarkStart w:id="99" w:name="_Toc167741343"/>
+            <w:bookmarkStart w:id="97" w:name="_Toc161944802"/>
+            <w:bookmarkStart w:id="98" w:name="_Toc167741343"/>
             <w:r>
               <w:rPr>
                 <w:i/>
               </w:rPr>
               <w:t>Tools</w:t>
             </w:r>
+            <w:bookmarkEnd w:id="97"/>
             <w:bookmarkEnd w:id="98"/>
-            <w:bookmarkEnd w:id="99"/>
             <w:r>
               <w:rPr>
                 <w:i/>
@@ -5892,16 +5909,16 @@
                 <w:lang w:val="nl-NL"/>
               </w:rPr>
             </w:pPr>
-            <w:bookmarkStart w:id="100" w:name="_Toc161944803"/>
-            <w:bookmarkStart w:id="101" w:name="_Toc167741344"/>
+            <w:bookmarkStart w:id="99" w:name="_Toc161944803"/>
+            <w:bookmarkStart w:id="100" w:name="_Toc167741344"/>
             <w:r>
               <w:rPr>
                 <w:lang w:val="nl-NL"/>
               </w:rPr>
               <w:t>Aplikasi yang akan digunakan dalam pengerjaan proyek</w:t>
             </w:r>
+            <w:bookmarkEnd w:id="99"/>
             <w:bookmarkEnd w:id="100"/>
-            <w:bookmarkEnd w:id="101"/>
           </w:p>
         </w:tc>
       </w:tr>
@@ -5949,8 +5966,8 @@
           <w:color w:val="000000"/>
         </w:rPr>
       </w:pPr>
-      <w:bookmarkStart w:id="102" w:name="_Toc161944804"/>
-      <w:bookmarkStart w:id="103" w:name="_Toc167741345"/>
+      <w:bookmarkStart w:id="101" w:name="_Toc161944804"/>
+      <w:bookmarkStart w:id="102" w:name="_Toc167741345"/>
       <w:r>
         <w:rPr>
           <w:rFonts w:eastAsia="Arial"/>
@@ -5959,8 +5976,8 @@
         </w:rPr>
         <w:t>Singkatan dan Akronim</w:t>
       </w:r>
+      <w:bookmarkEnd w:id="101"/>
       <w:bookmarkEnd w:id="102"/>
-      <w:bookmarkEnd w:id="103"/>
     </w:p>
     <w:p>
       <w:pPr>
@@ -5971,16 +5988,16 @@
           <w:lang w:val="nl-NL"/>
         </w:rPr>
       </w:pPr>
-      <w:bookmarkStart w:id="104" w:name="_Toc161944805"/>
-      <w:bookmarkStart w:id="105" w:name="_Toc167741346"/>
+      <w:bookmarkStart w:id="103" w:name="_Toc161944805"/>
+      <w:bookmarkStart w:id="104" w:name="_Toc167741346"/>
       <w:r>
         <w:rPr>
           <w:lang w:val="nl-NL"/>
         </w:rPr>
         <w:t>Singkatan dan akronim yang terdapat dalam dokumen tertera dalam tabel 2.</w:t>
       </w:r>
+      <w:bookmarkEnd w:id="103"/>
       <w:bookmarkEnd w:id="104"/>
-      <w:bookmarkEnd w:id="105"/>
     </w:p>
     <w:p>
       <w:pPr>
@@ -5989,25 +6006,38 @@
         <w:ind w:left="0" w:hanging="2"/>
         <w:jc w:val="center"/>
       </w:pPr>
-      <w:bookmarkStart w:id="106" w:name="_Toc167741815"/>
+      <w:bookmarkStart w:id="105" w:name="_Toc167741815"/>
       <w:r>
         <w:t xml:space="preserve">Table </w:t>
       </w:r>
-      <w:fldSimple w:instr=" SEQ Table \* ARABIC ">
-        <w:r>
-          <w:rPr>
-            <w:noProof/>
-          </w:rPr>
-          <w:t>2</w:t>
-        </w:r>
-      </w:fldSimple>
+      <w:r>
+        <w:fldChar w:fldCharType="begin"/>
+      </w:r>
+      <w:r>
+        <w:instrText xml:space="preserve"> SEQ Table \* ARABIC </w:instrText>
+      </w:r>
+      <w:r>
+        <w:fldChar w:fldCharType="separate"/>
+      </w:r>
+      <w:r>
+        <w:rPr>
+          <w:noProof/>
+        </w:rPr>
+        <w:t>2</w:t>
+      </w:r>
+      <w:r>
+        <w:rPr>
+          <w:noProof/>
+        </w:rPr>
+        <w:fldChar w:fldCharType="end"/>
+      </w:r>
       <w:r>
         <w:t xml:space="preserve"> </w:t>
       </w:r>
       <w:r>
         <w:t>Singkatan dan Akronim</w:t>
       </w:r>
-      <w:bookmarkEnd w:id="106"/>
+      <w:bookmarkEnd w:id="105"/>
     </w:p>
     <w:tbl>
       <w:tblPr>
@@ -6041,16 +6071,16 @@
               <w:ind w:left="0" w:hanging="2"/>
               <w:jc w:val="center"/>
             </w:pPr>
-            <w:bookmarkStart w:id="107" w:name="_Toc161944807"/>
-            <w:bookmarkStart w:id="108" w:name="_Toc167741348"/>
+            <w:bookmarkStart w:id="106" w:name="_Toc161944807"/>
+            <w:bookmarkStart w:id="107" w:name="_Toc167741348"/>
             <w:r>
               <w:rPr>
                 <w:b/>
               </w:rPr>
               <w:t>No.</w:t>
             </w:r>
+            <w:bookmarkEnd w:id="106"/>
             <w:bookmarkEnd w:id="107"/>
-            <w:bookmarkEnd w:id="108"/>
           </w:p>
         </w:tc>
         <w:tc>
@@ -6063,16 +6093,16 @@
               <w:ind w:left="0" w:hanging="2"/>
               <w:jc w:val="center"/>
             </w:pPr>
-            <w:bookmarkStart w:id="109" w:name="_Toc161944808"/>
-            <w:bookmarkStart w:id="110" w:name="_Toc167741349"/>
+            <w:bookmarkStart w:id="108" w:name="_Toc161944808"/>
+            <w:bookmarkStart w:id="109" w:name="_Toc167741349"/>
             <w:r>
               <w:rPr>
                 <w:b/>
               </w:rPr>
               <w:t>Singkatan dan Akronim</w:t>
             </w:r>
+            <w:bookmarkEnd w:id="108"/>
             <w:bookmarkEnd w:id="109"/>
-            <w:bookmarkEnd w:id="110"/>
           </w:p>
         </w:tc>
         <w:tc>
@@ -6085,16 +6115,16 @@
               <w:ind w:left="0" w:hanging="2"/>
               <w:jc w:val="center"/>
             </w:pPr>
-            <w:bookmarkStart w:id="111" w:name="_Toc161944809"/>
-            <w:bookmarkStart w:id="112" w:name="_Toc167741350"/>
+            <w:bookmarkStart w:id="110" w:name="_Toc161944809"/>
+            <w:bookmarkStart w:id="111" w:name="_Toc167741350"/>
             <w:r>
               <w:rPr>
                 <w:b/>
               </w:rPr>
               <w:t>Penjelasan</w:t>
             </w:r>
+            <w:bookmarkEnd w:id="110"/>
             <w:bookmarkEnd w:id="111"/>
-            <w:bookmarkEnd w:id="112"/>
           </w:p>
         </w:tc>
       </w:tr>
@@ -6109,13 +6139,13 @@
               <w:ind w:left="0" w:hanging="2"/>
               <w:jc w:val="both"/>
             </w:pPr>
-            <w:bookmarkStart w:id="113" w:name="_Toc161944810"/>
-            <w:bookmarkStart w:id="114" w:name="_Toc167741351"/>
+            <w:bookmarkStart w:id="112" w:name="_Toc161944810"/>
+            <w:bookmarkStart w:id="113" w:name="_Toc167741351"/>
             <w:r>
               <w:t>1.</w:t>
             </w:r>
+            <w:bookmarkEnd w:id="112"/>
             <w:bookmarkEnd w:id="113"/>
-            <w:bookmarkEnd w:id="114"/>
           </w:p>
         </w:tc>
         <w:tc>
@@ -6128,13 +6158,13 @@
               <w:ind w:left="0" w:hanging="2"/>
               <w:jc w:val="both"/>
             </w:pPr>
-            <w:bookmarkStart w:id="115" w:name="_Toc161944811"/>
-            <w:bookmarkStart w:id="116" w:name="_Toc167741352"/>
+            <w:bookmarkStart w:id="114" w:name="_Toc161944811"/>
+            <w:bookmarkStart w:id="115" w:name="_Toc167741352"/>
             <w:r>
               <w:t>PiP</w:t>
             </w:r>
+            <w:bookmarkEnd w:id="114"/>
             <w:bookmarkEnd w:id="115"/>
-            <w:bookmarkEnd w:id="116"/>
           </w:p>
         </w:tc>
         <w:tc>
@@ -6147,16 +6177,16 @@
               <w:ind w:left="0" w:hanging="2"/>
               <w:jc w:val="both"/>
             </w:pPr>
-            <w:bookmarkStart w:id="117" w:name="_Toc161944812"/>
-            <w:bookmarkStart w:id="118" w:name="_Toc167741353"/>
+            <w:bookmarkStart w:id="116" w:name="_Toc161944812"/>
+            <w:bookmarkStart w:id="117" w:name="_Toc167741353"/>
             <w:r>
               <w:rPr>
                 <w:i/>
               </w:rPr>
               <w:t>Project Implementation plan</w:t>
             </w:r>
+            <w:bookmarkEnd w:id="116"/>
             <w:bookmarkEnd w:id="117"/>
-            <w:bookmarkEnd w:id="118"/>
           </w:p>
           <w:p>
             <w:pPr>
@@ -6178,13 +6208,13 @@
               <w:ind w:left="0" w:hanging="2"/>
               <w:jc w:val="both"/>
             </w:pPr>
-            <w:bookmarkStart w:id="119" w:name="_Toc161944813"/>
-            <w:bookmarkStart w:id="120" w:name="_Toc167741354"/>
+            <w:bookmarkStart w:id="118" w:name="_Toc161944813"/>
+            <w:bookmarkStart w:id="119" w:name="_Toc167741354"/>
             <w:r>
               <w:t>2.</w:t>
             </w:r>
+            <w:bookmarkEnd w:id="118"/>
             <w:bookmarkEnd w:id="119"/>
-            <w:bookmarkEnd w:id="120"/>
           </w:p>
         </w:tc>
         <w:tc>
@@ -6197,13 +6227,13 @@
               <w:ind w:left="0" w:hanging="2"/>
               <w:jc w:val="both"/>
             </w:pPr>
-            <w:bookmarkStart w:id="121" w:name="_Toc161944814"/>
-            <w:bookmarkStart w:id="122" w:name="_Toc167741355"/>
+            <w:bookmarkStart w:id="120" w:name="_Toc161944814"/>
+            <w:bookmarkStart w:id="121" w:name="_Toc167741355"/>
             <w:r>
               <w:t>MoM</w:t>
             </w:r>
+            <w:bookmarkEnd w:id="120"/>
             <w:bookmarkEnd w:id="121"/>
-            <w:bookmarkEnd w:id="122"/>
           </w:p>
         </w:tc>
         <w:tc>
@@ -6216,16 +6246,16 @@
               <w:ind w:left="0" w:hanging="2"/>
               <w:jc w:val="both"/>
             </w:pPr>
-            <w:bookmarkStart w:id="123" w:name="_Toc161944815"/>
-            <w:bookmarkStart w:id="124" w:name="_Toc167741356"/>
+            <w:bookmarkStart w:id="122" w:name="_Toc161944815"/>
+            <w:bookmarkStart w:id="123" w:name="_Toc167741356"/>
             <w:r>
               <w:rPr>
                 <w:i/>
               </w:rPr>
               <w:t>Minutes of Meeting</w:t>
             </w:r>
+            <w:bookmarkEnd w:id="122"/>
             <w:bookmarkEnd w:id="123"/>
-            <w:bookmarkEnd w:id="124"/>
           </w:p>
           <w:p>
             <w:pPr>
@@ -6247,13 +6277,13 @@
               <w:ind w:left="0" w:hanging="2"/>
               <w:jc w:val="both"/>
             </w:pPr>
-            <w:bookmarkStart w:id="125" w:name="_Toc161944816"/>
-            <w:bookmarkStart w:id="126" w:name="_Toc167741357"/>
+            <w:bookmarkStart w:id="124" w:name="_Toc161944816"/>
+            <w:bookmarkStart w:id="125" w:name="_Toc167741357"/>
             <w:r>
               <w:t>3.</w:t>
             </w:r>
+            <w:bookmarkEnd w:id="124"/>
             <w:bookmarkEnd w:id="125"/>
-            <w:bookmarkEnd w:id="126"/>
           </w:p>
         </w:tc>
         <w:tc>
@@ -6266,13 +6296,13 @@
               <w:ind w:left="0" w:hanging="2"/>
               <w:jc w:val="both"/>
             </w:pPr>
-            <w:bookmarkStart w:id="127" w:name="_Toc161944817"/>
-            <w:bookmarkStart w:id="128" w:name="_Toc167741358"/>
+            <w:bookmarkStart w:id="126" w:name="_Toc161944817"/>
+            <w:bookmarkStart w:id="127" w:name="_Toc167741358"/>
             <w:r>
               <w:t>ToR</w:t>
             </w:r>
+            <w:bookmarkEnd w:id="126"/>
             <w:bookmarkEnd w:id="127"/>
-            <w:bookmarkEnd w:id="128"/>
           </w:p>
         </w:tc>
         <w:tc>
@@ -6285,16 +6315,16 @@
               <w:ind w:left="0" w:hanging="2"/>
               <w:jc w:val="both"/>
             </w:pPr>
-            <w:bookmarkStart w:id="129" w:name="_Toc161944818"/>
-            <w:bookmarkStart w:id="130" w:name="_Toc167741359"/>
+            <w:bookmarkStart w:id="128" w:name="_Toc161944818"/>
+            <w:bookmarkStart w:id="129" w:name="_Toc167741359"/>
             <w:r>
               <w:rPr>
                 <w:i/>
               </w:rPr>
               <w:t>Term of Reference</w:t>
             </w:r>
+            <w:bookmarkEnd w:id="128"/>
             <w:bookmarkEnd w:id="129"/>
-            <w:bookmarkEnd w:id="130"/>
           </w:p>
           <w:p>
             <w:pPr>
@@ -6312,8 +6342,8 @@
         <w:ind w:left="0" w:hanging="2"/>
         <w:jc w:val="both"/>
       </w:pPr>
-      <w:bookmarkStart w:id="131" w:name="_heading=h.3dy6vkm" w:colFirst="0" w:colLast="0"/>
-      <w:bookmarkEnd w:id="131"/>
+      <w:bookmarkStart w:id="130" w:name="_heading=h.3dy6vkm" w:colFirst="0" w:colLast="0"/>
+      <w:bookmarkEnd w:id="130"/>
     </w:p>
     <w:p>
       <w:pPr>
@@ -6338,8 +6368,8 @@
           <w:color w:val="000000"/>
         </w:rPr>
       </w:pPr>
-      <w:bookmarkStart w:id="132" w:name="_Toc161944819"/>
-      <w:bookmarkStart w:id="133" w:name="_Toc167741360"/>
+      <w:bookmarkStart w:id="131" w:name="_Toc161944819"/>
+      <w:bookmarkStart w:id="132" w:name="_Toc167741360"/>
       <w:r>
         <w:rPr>
           <w:rFonts w:eastAsia="Arial"/>
@@ -6348,8 +6378,8 @@
         </w:rPr>
         <w:t>Aturan Penomoran</w:t>
       </w:r>
+      <w:bookmarkEnd w:id="131"/>
       <w:bookmarkEnd w:id="132"/>
-      <w:bookmarkEnd w:id="133"/>
     </w:p>
     <w:p>
       <w:pPr>
@@ -6357,13 +6387,13 @@
         <w:ind w:left="0" w:hanging="2"/>
         <w:jc w:val="both"/>
       </w:pPr>
-      <w:bookmarkStart w:id="134" w:name="_Toc161944820"/>
-      <w:bookmarkStart w:id="135" w:name="_Toc167741361"/>
+      <w:bookmarkStart w:id="133" w:name="_Toc161944820"/>
+      <w:bookmarkStart w:id="134" w:name="_Toc167741361"/>
       <w:r>
         <w:t>Atutran penomoran dalam dokumen tertera dalam table 3.</w:t>
       </w:r>
+      <w:bookmarkEnd w:id="133"/>
       <w:bookmarkEnd w:id="134"/>
-      <w:bookmarkEnd w:id="135"/>
     </w:p>
     <w:p>
       <w:pPr>
@@ -6372,25 +6402,38 @@
         <w:ind w:left="0" w:hanging="2"/>
         <w:jc w:val="center"/>
       </w:pPr>
-      <w:bookmarkStart w:id="136" w:name="_Toc167741816"/>
+      <w:bookmarkStart w:id="135" w:name="_Toc167741816"/>
       <w:r>
         <w:t xml:space="preserve">Table </w:t>
       </w:r>
-      <w:fldSimple w:instr=" SEQ Table \* ARABIC ">
-        <w:r>
-          <w:rPr>
-            <w:noProof/>
-          </w:rPr>
-          <w:t>3</w:t>
-        </w:r>
-      </w:fldSimple>
+      <w:r>
+        <w:fldChar w:fldCharType="begin"/>
+      </w:r>
+      <w:r>
+        <w:instrText xml:space="preserve"> SEQ Table \* ARABIC </w:instrText>
+      </w:r>
+      <w:r>
+        <w:fldChar w:fldCharType="separate"/>
+      </w:r>
+      <w:r>
+        <w:rPr>
+          <w:noProof/>
+        </w:rPr>
+        <w:t>3</w:t>
+      </w:r>
+      <w:r>
+        <w:rPr>
+          <w:noProof/>
+        </w:rPr>
+        <w:fldChar w:fldCharType="end"/>
+      </w:r>
       <w:r>
         <w:t xml:space="preserve"> </w:t>
       </w:r>
       <w:r>
         <w:t>Aturan Penomoran</w:t>
       </w:r>
-      <w:bookmarkEnd w:id="136"/>
+      <w:bookmarkEnd w:id="135"/>
     </w:p>
     <w:tbl>
       <w:tblPr>
@@ -6413,6 +6456,9 @@
         <w:gridCol w:w="8338"/>
       </w:tblGrid>
       <w:tr>
+        <w:trPr>
+          <w:tblHeader/>
+        </w:trPr>
         <w:tc>
           <w:tcPr>
             <w:tcW w:w="570" w:type="dxa"/>
@@ -6423,16 +6469,16 @@
               <w:ind w:left="0" w:hanging="2"/>
               <w:jc w:val="center"/>
             </w:pPr>
-            <w:bookmarkStart w:id="137" w:name="_Toc161944822"/>
-            <w:bookmarkStart w:id="138" w:name="_Toc167741363"/>
+            <w:bookmarkStart w:id="136" w:name="_Toc161944822"/>
+            <w:bookmarkStart w:id="137" w:name="_Toc167741363"/>
             <w:r>
               <w:rPr>
                 <w:b/>
               </w:rPr>
               <w:t>No.</w:t>
             </w:r>
+            <w:bookmarkEnd w:id="136"/>
             <w:bookmarkEnd w:id="137"/>
-            <w:bookmarkEnd w:id="138"/>
           </w:p>
         </w:tc>
         <w:tc>
@@ -6445,16 +6491,16 @@
               <w:ind w:left="0" w:hanging="2"/>
               <w:jc w:val="center"/>
             </w:pPr>
-            <w:bookmarkStart w:id="139" w:name="_Toc161944823"/>
-            <w:bookmarkStart w:id="140" w:name="_Toc167741364"/>
+            <w:bookmarkStart w:id="138" w:name="_Toc161944823"/>
+            <w:bookmarkStart w:id="139" w:name="_Toc167741364"/>
             <w:r>
               <w:rPr>
                 <w:b/>
               </w:rPr>
               <w:t>Deskripsi Aturan yang Digunakan</w:t>
             </w:r>
+            <w:bookmarkEnd w:id="138"/>
             <w:bookmarkEnd w:id="139"/>
-            <w:bookmarkEnd w:id="140"/>
           </w:p>
         </w:tc>
       </w:tr>
@@ -6469,13 +6515,13 @@
               <w:ind w:left="0" w:hanging="2"/>
               <w:jc w:val="both"/>
             </w:pPr>
-            <w:bookmarkStart w:id="141" w:name="_Toc161944824"/>
-            <w:bookmarkStart w:id="142" w:name="_Toc167741365"/>
+            <w:bookmarkStart w:id="140" w:name="_Toc161944824"/>
+            <w:bookmarkStart w:id="141" w:name="_Toc167741365"/>
             <w:r>
               <w:t>1.</w:t>
             </w:r>
+            <w:bookmarkEnd w:id="140"/>
             <w:bookmarkEnd w:id="141"/>
-            <w:bookmarkEnd w:id="142"/>
           </w:p>
         </w:tc>
         <w:tc>
@@ -6488,13 +6534,13 @@
               <w:ind w:left="0" w:hanging="2"/>
               <w:jc w:val="both"/>
             </w:pPr>
-            <w:bookmarkStart w:id="143" w:name="_Toc161944825"/>
-            <w:bookmarkStart w:id="144" w:name="_Toc167741366"/>
+            <w:bookmarkStart w:id="142" w:name="_Toc161944825"/>
+            <w:bookmarkStart w:id="143" w:name="_Toc167741366"/>
             <w:r>
               <w:t>Aturan penamaan dokumen dengan nama PiP-XX</w:t>
             </w:r>
+            <w:bookmarkEnd w:id="142"/>
             <w:bookmarkEnd w:id="143"/>
-            <w:bookmarkEnd w:id="144"/>
           </w:p>
           <w:p>
             <w:pPr>
@@ -6502,8 +6548,8 @@
               <w:ind w:left="0" w:hanging="2"/>
               <w:jc w:val="both"/>
             </w:pPr>
-            <w:bookmarkStart w:id="145" w:name="_Toc161944826"/>
-            <w:bookmarkStart w:id="146" w:name="_Toc167741367"/>
+            <w:bookmarkStart w:id="144" w:name="_Toc161944826"/>
+            <w:bookmarkStart w:id="145" w:name="_Toc167741367"/>
             <w:r>
               <w:t xml:space="preserve">Contoh: </w:t>
             </w:r>
@@ -6513,8 +6559,8 @@
               </w:rPr>
               <w:t>PiP-01</w:t>
             </w:r>
+            <w:bookmarkEnd w:id="144"/>
             <w:bookmarkEnd w:id="145"/>
-            <w:bookmarkEnd w:id="146"/>
           </w:p>
           <w:p>
             <w:pPr>
@@ -6522,13 +6568,13 @@
               <w:ind w:left="0" w:hanging="2"/>
               <w:jc w:val="both"/>
             </w:pPr>
-            <w:bookmarkStart w:id="147" w:name="_Toc161944827"/>
-            <w:bookmarkStart w:id="148" w:name="_Toc167741368"/>
+            <w:bookmarkStart w:id="146" w:name="_Toc161944827"/>
+            <w:bookmarkStart w:id="147" w:name="_Toc167741368"/>
             <w:r>
               <w:t>XX: Nomor Kelompok</w:t>
             </w:r>
+            <w:bookmarkEnd w:id="146"/>
             <w:bookmarkEnd w:id="147"/>
-            <w:bookmarkEnd w:id="148"/>
           </w:p>
         </w:tc>
       </w:tr>
@@ -6546,13 +6592,13 @@
               <w:ind w:left="0" w:hanging="2"/>
               <w:jc w:val="both"/>
             </w:pPr>
-            <w:bookmarkStart w:id="149" w:name="_Toc161944828"/>
-            <w:bookmarkStart w:id="150" w:name="_Toc167741369"/>
+            <w:bookmarkStart w:id="148" w:name="_Toc161944828"/>
+            <w:bookmarkStart w:id="149" w:name="_Toc167741369"/>
             <w:r>
               <w:t>2.</w:t>
             </w:r>
+            <w:bookmarkEnd w:id="148"/>
             <w:bookmarkEnd w:id="149"/>
-            <w:bookmarkEnd w:id="150"/>
           </w:p>
         </w:tc>
         <w:tc>
@@ -6565,14 +6611,14 @@
               <w:ind w:left="0" w:hanging="2"/>
               <w:jc w:val="both"/>
             </w:pPr>
-            <w:bookmarkStart w:id="151" w:name="_Toc161944829"/>
-            <w:bookmarkStart w:id="152" w:name="_Toc167741370"/>
+            <w:bookmarkStart w:id="150" w:name="_Toc161944829"/>
+            <w:bookmarkStart w:id="151" w:name="_Toc167741370"/>
             <w:r>
               <w:t>Aturan penomoran dan penamaan bab dan sub-bab</w:t>
             </w:r>
-            <w:bookmarkStart w:id="153" w:name="_Toc161944830"/>
+            <w:bookmarkStart w:id="152" w:name="_Toc161944830"/>
+            <w:bookmarkEnd w:id="150"/>
             <w:bookmarkEnd w:id="151"/>
-            <w:bookmarkEnd w:id="152"/>
           </w:p>
           <w:p>
             <w:pPr>
@@ -6590,7 +6636,7 @@
                 <w:szCs w:val="24"/>
               </w:rPr>
             </w:pPr>
-            <w:bookmarkStart w:id="154" w:name="_Toc167741371"/>
+            <w:bookmarkStart w:id="153" w:name="_Toc167741371"/>
             <w:r>
               <w:rPr>
                 <w:rFonts w:ascii="Times New Roman" w:hAnsi="Times New Roman" w:cs="Times New Roman"/>
@@ -6599,9 +6645,9 @@
               </w:rPr>
               <w:t>Untuk penulisan penomoran bab : 1, 2, 3</w:t>
             </w:r>
-            <w:bookmarkStart w:id="155" w:name="_Toc161944831"/>
+            <w:bookmarkStart w:id="154" w:name="_Toc161944831"/>
+            <w:bookmarkEnd w:id="152"/>
             <w:bookmarkEnd w:id="153"/>
-            <w:bookmarkEnd w:id="154"/>
           </w:p>
           <w:p>
             <w:pPr>
@@ -6616,7 +6662,7 @@
                 <w:szCs w:val="24"/>
               </w:rPr>
             </w:pPr>
-            <w:bookmarkStart w:id="156" w:name="_Toc167741372"/>
+            <w:bookmarkStart w:id="155" w:name="_Toc167741372"/>
             <w:r>
               <w:rPr>
                 <w:rFonts w:ascii="Times New Roman" w:hAnsi="Times New Roman" w:cs="Times New Roman"/>
@@ -6634,9 +6680,9 @@
               </w:rPr>
               <w:t>1. Pendahuluan</w:t>
             </w:r>
-            <w:bookmarkStart w:id="157" w:name="_Toc161944832"/>
+            <w:bookmarkStart w:id="156" w:name="_Toc161944832"/>
+            <w:bookmarkEnd w:id="154"/>
             <w:bookmarkEnd w:id="155"/>
-            <w:bookmarkEnd w:id="156"/>
           </w:p>
           <w:p>
             <w:pPr>
@@ -6654,7 +6700,7 @@
                 <w:szCs w:val="24"/>
               </w:rPr>
             </w:pPr>
-            <w:bookmarkStart w:id="158" w:name="_Toc167741373"/>
+            <w:bookmarkStart w:id="157" w:name="_Toc167741373"/>
             <w:r>
               <w:rPr>
                 <w:rFonts w:ascii="Times New Roman" w:hAnsi="Times New Roman" w:cs="Times New Roman"/>
@@ -6663,9 +6709,9 @@
               </w:rPr>
               <w:t>Untuk penulisan penomoran sub-bab : 1.1, 1.2. 1.3</w:t>
             </w:r>
-            <w:bookmarkStart w:id="159" w:name="_Toc161944833"/>
+            <w:bookmarkStart w:id="158" w:name="_Toc161944833"/>
+            <w:bookmarkEnd w:id="156"/>
             <w:bookmarkEnd w:id="157"/>
-            <w:bookmarkEnd w:id="158"/>
           </w:p>
           <w:p>
             <w:pPr>
@@ -6680,7 +6726,7 @@
                 <w:szCs w:val="24"/>
               </w:rPr>
             </w:pPr>
-            <w:bookmarkStart w:id="160" w:name="_Toc167741374"/>
+            <w:bookmarkStart w:id="159" w:name="_Toc167741374"/>
             <w:r>
               <w:rPr>
                 <w:rFonts w:ascii="Times New Roman" w:hAnsi="Times New Roman" w:cs="Times New Roman"/>
@@ -6698,9 +6744,9 @@
               </w:rPr>
               <w:t>1.1 Maksud Penulisan Dokumen</w:t>
             </w:r>
-            <w:bookmarkStart w:id="161" w:name="_Toc161944834"/>
+            <w:bookmarkStart w:id="160" w:name="_Toc161944834"/>
+            <w:bookmarkEnd w:id="158"/>
             <w:bookmarkEnd w:id="159"/>
-            <w:bookmarkEnd w:id="160"/>
           </w:p>
           <w:p>
             <w:pPr>
@@ -6718,7 +6764,7 @@
                 <w:szCs w:val="24"/>
               </w:rPr>
             </w:pPr>
-            <w:bookmarkStart w:id="162" w:name="_Toc167741375"/>
+            <w:bookmarkStart w:id="161" w:name="_Toc167741375"/>
             <w:r>
               <w:rPr>
                 <w:rFonts w:ascii="Times New Roman" w:hAnsi="Times New Roman" w:cs="Times New Roman"/>
@@ -6727,9 +6773,9 @@
               </w:rPr>
               <w:t>Untuk penulisan penomoran sub sub-bab : 1.1.1, 1.1.2, 1.1.3</w:t>
             </w:r>
-            <w:bookmarkStart w:id="163" w:name="_Toc161944835"/>
+            <w:bookmarkStart w:id="162" w:name="_Toc161944835"/>
+            <w:bookmarkEnd w:id="160"/>
             <w:bookmarkEnd w:id="161"/>
-            <w:bookmarkEnd w:id="162"/>
           </w:p>
           <w:p>
             <w:pPr>
@@ -6741,7 +6787,7 @@
                 <w:rFonts w:ascii="Times New Roman" w:hAnsi="Times New Roman" w:cs="Times New Roman"/>
               </w:rPr>
             </w:pPr>
-            <w:bookmarkStart w:id="164" w:name="_Toc167741376"/>
+            <w:bookmarkStart w:id="163" w:name="_Toc167741376"/>
             <w:r>
               <w:rPr>
                 <w:rFonts w:ascii="Times New Roman" w:hAnsi="Times New Roman" w:cs="Times New Roman"/>
@@ -6769,8 +6815,8 @@
               </w:rPr>
               <w:t>i</w:t>
             </w:r>
+            <w:bookmarkEnd w:id="162"/>
             <w:bookmarkEnd w:id="163"/>
-            <w:bookmarkEnd w:id="164"/>
           </w:p>
         </w:tc>
       </w:tr>
@@ -6788,14 +6834,14 @@
               <w:ind w:left="0" w:hanging="2"/>
               <w:jc w:val="both"/>
             </w:pPr>
-            <w:bookmarkStart w:id="165" w:name="_Toc161944836"/>
-            <w:bookmarkStart w:id="166" w:name="_Toc167741377"/>
+            <w:bookmarkStart w:id="164" w:name="_Toc161944836"/>
+            <w:bookmarkStart w:id="165" w:name="_Toc167741377"/>
             <w:r>
               <w:lastRenderedPageBreak/>
               <w:t>3.</w:t>
             </w:r>
+            <w:bookmarkEnd w:id="164"/>
             <w:bookmarkEnd w:id="165"/>
-            <w:bookmarkEnd w:id="166"/>
           </w:p>
         </w:tc>
         <w:tc>
@@ -6808,14 +6854,14 @@
               <w:ind w:left="0" w:hanging="2"/>
               <w:jc w:val="both"/>
             </w:pPr>
-            <w:bookmarkStart w:id="167" w:name="_Toc161944837"/>
-            <w:bookmarkStart w:id="168" w:name="_Toc167741378"/>
+            <w:bookmarkStart w:id="166" w:name="_Toc161944837"/>
+            <w:bookmarkStart w:id="167" w:name="_Toc167741378"/>
             <w:r>
               <w:t>Aturan penomoran dan penomoran tabel dan gambar</w:t>
             </w:r>
-            <w:bookmarkStart w:id="169" w:name="_Toc161944838"/>
+            <w:bookmarkStart w:id="168" w:name="_Toc161944838"/>
+            <w:bookmarkEnd w:id="166"/>
             <w:bookmarkEnd w:id="167"/>
-            <w:bookmarkEnd w:id="168"/>
           </w:p>
           <w:p>
             <w:pPr>
@@ -6827,7 +6873,7 @@
                 <w:sz w:val="24"/>
               </w:rPr>
             </w:pPr>
-            <w:bookmarkStart w:id="170" w:name="_Toc167741379"/>
+            <w:bookmarkStart w:id="169" w:name="_Toc167741379"/>
             <w:r>
               <w:rPr>
                 <w:sz w:val="24"/>
@@ -6860,9 +6906,9 @@
               </w:rPr>
               <w:t>diletakkan di atas tabel)</w:t>
             </w:r>
-            <w:bookmarkStart w:id="171" w:name="_Toc161944839"/>
+            <w:bookmarkStart w:id="170" w:name="_Toc161944839"/>
+            <w:bookmarkEnd w:id="168"/>
             <w:bookmarkEnd w:id="169"/>
-            <w:bookmarkEnd w:id="170"/>
           </w:p>
           <w:p>
             <w:pPr>
@@ -6874,7 +6920,7 @@
                 <w:sz w:val="24"/>
               </w:rPr>
             </w:pPr>
-            <w:bookmarkStart w:id="172" w:name="_Toc167741380"/>
+            <w:bookmarkStart w:id="171" w:name="_Toc167741380"/>
             <w:r>
               <w:rPr>
                 <w:sz w:val="24"/>
@@ -6907,9 +6953,9 @@
               </w:rPr>
               <w:t xml:space="preserve"> diletakkan di bawah gambar)</w:t>
             </w:r>
-            <w:bookmarkStart w:id="173" w:name="_Toc161944840"/>
+            <w:bookmarkStart w:id="172" w:name="_Toc161944840"/>
+            <w:bookmarkEnd w:id="170"/>
             <w:bookmarkEnd w:id="171"/>
-            <w:bookmarkEnd w:id="172"/>
           </w:p>
           <w:p>
             <w:pPr>
@@ -6921,16 +6967,16 @@
                 <w:sz w:val="24"/>
               </w:rPr>
             </w:pPr>
-            <w:bookmarkStart w:id="174" w:name="_Toc167741381"/>
+            <w:bookmarkStart w:id="173" w:name="_Toc167741381"/>
             <w:r>
               <w:rPr>
                 <w:sz w:val="24"/>
               </w:rPr>
               <w:t>Jenis font : Times New Roman</w:t>
             </w:r>
-            <w:bookmarkStart w:id="175" w:name="_Toc161944841"/>
+            <w:bookmarkStart w:id="174" w:name="_Toc161944841"/>
+            <w:bookmarkEnd w:id="172"/>
             <w:bookmarkEnd w:id="173"/>
-            <w:bookmarkEnd w:id="174"/>
           </w:p>
           <w:p>
             <w:pPr>
@@ -6942,16 +6988,16 @@
                 <w:sz w:val="24"/>
               </w:rPr>
             </w:pPr>
-            <w:bookmarkStart w:id="176" w:name="_Toc167741382"/>
+            <w:bookmarkStart w:id="175" w:name="_Toc167741382"/>
             <w:r>
               <w:rPr>
                 <w:sz w:val="24"/>
               </w:rPr>
               <w:t>Jenis font Judul : Arial</w:t>
             </w:r>
-            <w:bookmarkStart w:id="177" w:name="_Toc161944842"/>
+            <w:bookmarkStart w:id="176" w:name="_Toc161944842"/>
+            <w:bookmarkEnd w:id="174"/>
             <w:bookmarkEnd w:id="175"/>
-            <w:bookmarkEnd w:id="176"/>
           </w:p>
           <w:p>
             <w:pPr>
@@ -6963,16 +7009,16 @@
                 <w:sz w:val="24"/>
               </w:rPr>
             </w:pPr>
-            <w:bookmarkStart w:id="178" w:name="_Toc167741383"/>
+            <w:bookmarkStart w:id="177" w:name="_Toc167741383"/>
             <w:r>
               <w:rPr>
                 <w:sz w:val="24"/>
               </w:rPr>
               <w:t>Ukuran font : 12</w:t>
             </w:r>
-            <w:bookmarkStart w:id="179" w:name="_Toc161944843"/>
+            <w:bookmarkStart w:id="178" w:name="_Toc161944843"/>
+            <w:bookmarkEnd w:id="176"/>
             <w:bookmarkEnd w:id="177"/>
-            <w:bookmarkEnd w:id="178"/>
           </w:p>
           <w:p>
             <w:pPr>
@@ -6984,16 +7030,16 @@
                 <w:sz w:val="24"/>
               </w:rPr>
             </w:pPr>
-            <w:bookmarkStart w:id="180" w:name="_Toc167741384"/>
+            <w:bookmarkStart w:id="179" w:name="_Toc167741384"/>
             <w:r>
               <w:rPr>
                 <w:sz w:val="24"/>
               </w:rPr>
               <w:t>Ukuran Judul : 12</w:t>
             </w:r>
-            <w:bookmarkStart w:id="181" w:name="_Toc161944844"/>
+            <w:bookmarkStart w:id="180" w:name="_Toc161944844"/>
+            <w:bookmarkEnd w:id="178"/>
             <w:bookmarkEnd w:id="179"/>
-            <w:bookmarkEnd w:id="180"/>
           </w:p>
           <w:p>
             <w:pPr>
@@ -7002,7 +7048,7 @@
               <w:ind w:left="418" w:hanging="418"/>
               <w:jc w:val="both"/>
             </w:pPr>
-            <w:bookmarkStart w:id="182" w:name="_Toc167741385"/>
+            <w:bookmarkStart w:id="181" w:name="_Toc167741385"/>
             <w:r>
               <w:rPr>
                 <w:sz w:val="24"/>
@@ -7022,8 +7068,8 @@
               </w:rPr>
               <w:t xml:space="preserve"> : 11</w:t>
             </w:r>
+            <w:bookmarkEnd w:id="180"/>
             <w:bookmarkEnd w:id="181"/>
-            <w:bookmarkEnd w:id="182"/>
           </w:p>
         </w:tc>
       </w:tr>
@@ -7037,8 +7083,8 @@
           <w:b/>
         </w:rPr>
       </w:pPr>
-      <w:bookmarkStart w:id="183" w:name="_heading=h.1t3h5sf" w:colFirst="0" w:colLast="0"/>
-      <w:bookmarkEnd w:id="183"/>
+      <w:bookmarkStart w:id="182" w:name="_heading=h.1t3h5sf" w:colFirst="0" w:colLast="0"/>
+      <w:bookmarkEnd w:id="182"/>
       <w:r>
         <w:rPr>
           <w:b/>
@@ -7079,8 +7125,8 @@
           <w:color w:val="000000"/>
         </w:rPr>
       </w:pPr>
-      <w:bookmarkStart w:id="184" w:name="_Toc161944845"/>
-      <w:bookmarkStart w:id="185" w:name="_Toc167741386"/>
+      <w:bookmarkStart w:id="183" w:name="_Toc161944845"/>
+      <w:bookmarkStart w:id="184" w:name="_Toc167741386"/>
       <w:r>
         <w:rPr>
           <w:rFonts w:eastAsia="Arial"/>
@@ -7089,8 +7135,8 @@
         </w:rPr>
         <w:t>Dokumen Rujukan</w:t>
       </w:r>
+      <w:bookmarkEnd w:id="183"/>
       <w:bookmarkEnd w:id="184"/>
-      <w:bookmarkEnd w:id="185"/>
     </w:p>
     <w:p>
       <w:pPr>
@@ -7109,8 +7155,8 @@
           <w:lang w:val="nl-NL"/>
         </w:rPr>
       </w:pPr>
-      <w:bookmarkStart w:id="186" w:name="_Toc161944846"/>
-      <w:bookmarkStart w:id="187" w:name="_Toc167741387"/>
+      <w:bookmarkStart w:id="185" w:name="_Toc161944846"/>
+      <w:bookmarkStart w:id="186" w:name="_Toc167741387"/>
       <w:r>
         <w:rPr>
           <w:color w:val="000000"/>
@@ -7118,9 +7164,9 @@
         </w:rPr>
         <w:t>Dokumen yang menjadi rujukan dokumen ini</w:t>
       </w:r>
-      <w:bookmarkStart w:id="188" w:name="_Toc161944847"/>
+      <w:bookmarkStart w:id="187" w:name="_Toc161944847"/>
+      <w:bookmarkEnd w:id="185"/>
       <w:bookmarkEnd w:id="186"/>
-      <w:bookmarkEnd w:id="187"/>
     </w:p>
     <w:p>
       <w:pPr>
@@ -7146,7 +7192,7 @@
           <w:lang w:val="nl-NL"/>
         </w:rPr>
       </w:pPr>
-      <w:bookmarkStart w:id="189" w:name="_Toc167741388"/>
+      <w:bookmarkStart w:id="188" w:name="_Toc167741388"/>
       <w:r>
         <w:rPr>
           <w:rFonts w:ascii="Times New Roman" w:hAnsi="Times New Roman" w:cs="Times New Roman"/>
@@ -7155,9 +7201,9 @@
         </w:rPr>
         <w:t>ToR (Term of Reference)</w:t>
       </w:r>
-      <w:bookmarkStart w:id="190" w:name="_Toc161944848"/>
+      <w:bookmarkStart w:id="189" w:name="_Toc161944848"/>
+      <w:bookmarkEnd w:id="187"/>
       <w:bookmarkEnd w:id="188"/>
-      <w:bookmarkEnd w:id="189"/>
     </w:p>
     <w:p>
       <w:pPr>
@@ -7178,7 +7224,7 @@
           <w:szCs w:val="24"/>
         </w:rPr>
       </w:pPr>
-      <w:bookmarkStart w:id="191" w:name="_Toc167741389"/>
+      <w:bookmarkStart w:id="190" w:name="_Toc167741389"/>
       <w:r>
         <w:rPr>
           <w:rFonts w:ascii="Times New Roman" w:hAnsi="Times New Roman" w:cs="Times New Roman"/>
@@ -7221,9 +7267,9 @@
         </w:rPr>
         <w:t>), dan perkiraan pelaksanaan aktivitas.</w:t>
       </w:r>
-      <w:bookmarkStart w:id="192" w:name="_Toc161944849"/>
+      <w:bookmarkStart w:id="191" w:name="_Toc161944849"/>
+      <w:bookmarkEnd w:id="189"/>
       <w:bookmarkEnd w:id="190"/>
-      <w:bookmarkEnd w:id="191"/>
     </w:p>
     <w:p>
       <w:pPr>
@@ -7249,7 +7295,7 @@
           <w:lang w:val="nl-NL"/>
         </w:rPr>
       </w:pPr>
-      <w:bookmarkStart w:id="193" w:name="_Toc167741390"/>
+      <w:bookmarkStart w:id="192" w:name="_Toc167741390"/>
       <w:r>
         <w:rPr>
           <w:rFonts w:ascii="Times New Roman" w:hAnsi="Times New Roman" w:cs="Times New Roman"/>
@@ -7275,9 +7321,9 @@
         </w:rPr>
         <w:t>)</w:t>
       </w:r>
-      <w:bookmarkStart w:id="194" w:name="_Toc161944850"/>
+      <w:bookmarkStart w:id="193" w:name="_Toc161944850"/>
+      <w:bookmarkEnd w:id="191"/>
       <w:bookmarkEnd w:id="192"/>
-      <w:bookmarkEnd w:id="193"/>
     </w:p>
     <w:p>
       <w:pPr>
@@ -7299,7 +7345,7 @@
           <w:lang w:val="nl-NL"/>
         </w:rPr>
       </w:pPr>
-      <w:bookmarkStart w:id="195" w:name="_Toc167741391"/>
+      <w:bookmarkStart w:id="194" w:name="_Toc167741391"/>
       <w:r>
         <w:rPr>
           <w:rFonts w:ascii="Times New Roman" w:hAnsi="Times New Roman" w:cs="Times New Roman"/>
@@ -7309,8 +7355,8 @@
         </w:rPr>
         <w:t>Dokumen ini berisi tentang agenda pertemuan yang dilakukan dengan dosen pembimbing.</w:t>
       </w:r>
+      <w:bookmarkEnd w:id="193"/>
       <w:bookmarkEnd w:id="194"/>
-      <w:bookmarkEnd w:id="195"/>
     </w:p>
     <w:p>
       <w:pPr>
@@ -7321,8 +7367,8 @@
           <w:lang w:val="nl-NL"/>
         </w:rPr>
       </w:pPr>
-      <w:bookmarkStart w:id="196" w:name="_heading=h.4d34og8" w:colFirst="0" w:colLast="0"/>
-      <w:bookmarkEnd w:id="196"/>
+      <w:bookmarkStart w:id="195" w:name="_heading=h.4d34og8" w:colFirst="0" w:colLast="0"/>
+      <w:bookmarkEnd w:id="195"/>
     </w:p>
     <w:p>
       <w:pPr>
@@ -7347,8 +7393,8 @@
           <w:color w:val="000000"/>
         </w:rPr>
       </w:pPr>
-      <w:bookmarkStart w:id="197" w:name="_Toc161944851"/>
-      <w:bookmarkStart w:id="198" w:name="_Toc167741392"/>
+      <w:bookmarkStart w:id="196" w:name="_Toc161944851"/>
+      <w:bookmarkStart w:id="197" w:name="_Toc167741392"/>
       <w:r>
         <w:rPr>
           <w:rFonts w:eastAsia="Arial"/>
@@ -7357,8 +7403,8 @@
         </w:rPr>
         <w:t>Ikhtisar Dokumen</w:t>
       </w:r>
+      <w:bookmarkEnd w:id="196"/>
       <w:bookmarkEnd w:id="197"/>
-      <w:bookmarkEnd w:id="198"/>
       <w:r>
         <w:rPr>
           <w:rFonts w:eastAsia="Arial"/>
@@ -7381,8 +7427,8 @@
         <w:ind w:left="0" w:hanging="2"/>
         <w:jc w:val="both"/>
       </w:pPr>
-      <w:bookmarkStart w:id="199" w:name="_Toc161944852"/>
-      <w:bookmarkStart w:id="200" w:name="_Toc167741393"/>
+      <w:bookmarkStart w:id="198" w:name="_Toc161944852"/>
+      <w:bookmarkStart w:id="199" w:name="_Toc167741393"/>
       <w:r>
         <w:t xml:space="preserve">Dokumen </w:t>
       </w:r>
@@ -7413,8 +7459,8 @@
       <w:r>
         <w:t xml:space="preserve"> UD. Marudut Tani ini terdiri dari lima bab yang berisi tentang :</w:t>
       </w:r>
+      <w:bookmarkEnd w:id="198"/>
       <w:bookmarkEnd w:id="199"/>
-      <w:bookmarkEnd w:id="200"/>
       <w:r>
         <w:t xml:space="preserve"> </w:t>
       </w:r>
@@ -7436,14 +7482,14 @@
         <w:ind w:leftChars="117" w:left="283" w:hanging="2"/>
         <w:jc w:val="both"/>
       </w:pPr>
-      <w:bookmarkStart w:id="201" w:name="_Toc161944853"/>
-      <w:bookmarkStart w:id="202" w:name="_Toc167741394"/>
+      <w:bookmarkStart w:id="200" w:name="_Toc161944853"/>
+      <w:bookmarkStart w:id="201" w:name="_Toc167741394"/>
       <w:r>
         <w:t>Bab 1 Pendahuluan</w:t>
       </w:r>
-      <w:bookmarkStart w:id="203" w:name="_Toc161944854"/>
+      <w:bookmarkStart w:id="202" w:name="_Toc161944854"/>
+      <w:bookmarkEnd w:id="200"/>
       <w:bookmarkEnd w:id="201"/>
-      <w:bookmarkEnd w:id="202"/>
     </w:p>
     <w:p>
       <w:pPr>
@@ -7458,15 +7504,15 @@
         <w:ind w:leftChars="0" w:left="709" w:firstLineChars="0" w:firstLine="0"/>
         <w:jc w:val="both"/>
       </w:pPr>
-      <w:bookmarkStart w:id="204" w:name="_Toc167741395"/>
+      <w:bookmarkStart w:id="203" w:name="_Toc167741395"/>
       <w:r>
         <w:rPr>
           <w:lang w:val="nl-NL"/>
         </w:rPr>
         <w:t>Bab ini menjelaskan tentang maksud penulisan dokumen, definisi, akronim dan singkatan, aturan penomoran, dokumen rujukan, dan ikhtisar dokumen.</w:t>
       </w:r>
+      <w:bookmarkEnd w:id="202"/>
       <w:bookmarkEnd w:id="203"/>
-      <w:bookmarkEnd w:id="204"/>
     </w:p>
     <w:p>
       <w:pPr>
@@ -7485,14 +7531,15 @@
         <w:ind w:leftChars="117" w:left="283" w:hanging="2"/>
         <w:jc w:val="both"/>
       </w:pPr>
-      <w:bookmarkStart w:id="205" w:name="_Toc161944855"/>
-      <w:bookmarkStart w:id="206" w:name="_Toc167741396"/>
-      <w:r>
+      <w:bookmarkStart w:id="204" w:name="_Toc161944855"/>
+      <w:bookmarkStart w:id="205" w:name="_Toc167741396"/>
+      <w:r>
+        <w:lastRenderedPageBreak/>
         <w:t>Bab II Deskripsi Umum Proyek</w:t>
       </w:r>
-      <w:bookmarkStart w:id="207" w:name="_Toc161944856"/>
+      <w:bookmarkStart w:id="206" w:name="_Toc161944856"/>
+      <w:bookmarkEnd w:id="204"/>
       <w:bookmarkEnd w:id="205"/>
-      <w:bookmarkEnd w:id="206"/>
     </w:p>
     <w:p>
       <w:pPr>
@@ -7507,9 +7554,8 @@
         <w:ind w:leftChars="0" w:left="709" w:firstLineChars="0" w:firstLine="0"/>
         <w:jc w:val="both"/>
       </w:pPr>
-      <w:bookmarkStart w:id="208" w:name="_Toc167741397"/>
-      <w:r>
-        <w:lastRenderedPageBreak/>
+      <w:bookmarkStart w:id="207" w:name="_Toc167741397"/>
+      <w:r>
         <w:t xml:space="preserve">Bab ini menjelaskan tentang latar belakang, tujuan, lingkup pekerjaan,  </w:t>
       </w:r>
       <w:r>
@@ -7539,8 +7585,8 @@
       <w:r>
         <w:t>dari proyek yang akan dibangun.</w:t>
       </w:r>
+      <w:bookmarkEnd w:id="206"/>
       <w:bookmarkEnd w:id="207"/>
-      <w:bookmarkEnd w:id="208"/>
     </w:p>
     <w:p>
       <w:pPr>
@@ -7562,17 +7608,17 @@
           <w:lang w:val="nl-NL"/>
         </w:rPr>
       </w:pPr>
-      <w:bookmarkStart w:id="209" w:name="_Toc161944857"/>
-      <w:bookmarkStart w:id="210" w:name="_Toc167741398"/>
+      <w:bookmarkStart w:id="208" w:name="_Toc161944857"/>
+      <w:bookmarkStart w:id="209" w:name="_Toc167741398"/>
       <w:r>
         <w:rPr>
           <w:lang w:val="nl-NL"/>
         </w:rPr>
         <w:t>Bab III Pengelolaan Proyek (Manajemen)</w:t>
       </w:r>
-      <w:bookmarkStart w:id="211" w:name="_Toc161944858"/>
+      <w:bookmarkStart w:id="210" w:name="_Toc161944858"/>
+      <w:bookmarkEnd w:id="208"/>
       <w:bookmarkEnd w:id="209"/>
-      <w:bookmarkEnd w:id="210"/>
     </w:p>
     <w:p>
       <w:pPr>
@@ -7590,7 +7636,7 @@
           <w:lang w:val="nl-NL"/>
         </w:rPr>
       </w:pPr>
-      <w:bookmarkStart w:id="212" w:name="_Toc167741399"/>
+      <w:bookmarkStart w:id="211" w:name="_Toc167741399"/>
       <w:r>
         <w:rPr>
           <w:lang w:val="nl-NL"/>
@@ -7622,8 +7668,8 @@
         </w:rPr>
         <w:t>, deskripsi tugas dan tanggung jawab, tujuan dan prioritas pengelolaan proyek, asumsi, kebergantungan dan kendala, serta mekanisme pemantauan dan pengendalian.</w:t>
       </w:r>
+      <w:bookmarkEnd w:id="210"/>
       <w:bookmarkEnd w:id="211"/>
-      <w:bookmarkEnd w:id="212"/>
     </w:p>
     <w:p>
       <w:pPr>
@@ -7645,17 +7691,17 @@
           <w:lang w:val="nl-NL"/>
         </w:rPr>
       </w:pPr>
-      <w:bookmarkStart w:id="213" w:name="_Toc161944859"/>
-      <w:bookmarkStart w:id="214" w:name="_Toc167741400"/>
+      <w:bookmarkStart w:id="212" w:name="_Toc161944859"/>
+      <w:bookmarkStart w:id="213" w:name="_Toc167741400"/>
       <w:r>
         <w:rPr>
           <w:lang w:val="nl-NL"/>
         </w:rPr>
         <w:t>Bab IV Paket Kerja dan Jadwal</w:t>
       </w:r>
-      <w:bookmarkStart w:id="215" w:name="_Toc161944860"/>
+      <w:bookmarkStart w:id="214" w:name="_Toc161944860"/>
+      <w:bookmarkEnd w:id="212"/>
       <w:bookmarkEnd w:id="213"/>
-      <w:bookmarkEnd w:id="214"/>
     </w:p>
     <w:p>
       <w:pPr>
@@ -7673,15 +7719,15 @@
           <w:lang w:val="nl-NL"/>
         </w:rPr>
       </w:pPr>
-      <w:bookmarkStart w:id="216" w:name="_Toc167741401"/>
+      <w:bookmarkStart w:id="215" w:name="_Toc167741401"/>
       <w:r>
         <w:rPr>
           <w:lang w:val="nl-NL"/>
         </w:rPr>
         <w:t>Bab ini menjelaskan tentang paket kerja dan jadwal yang bertujuan agar pengerjaan proyek lebih teratur dan diselesaikan dengan tepat waktu.</w:t>
       </w:r>
+      <w:bookmarkEnd w:id="214"/>
       <w:bookmarkEnd w:id="215"/>
-      <w:bookmarkEnd w:id="216"/>
     </w:p>
     <w:p>
       <w:pPr>
@@ -7700,13 +7746,13 @@
         <w:ind w:leftChars="117" w:left="283" w:hanging="2"/>
         <w:jc w:val="both"/>
       </w:pPr>
-      <w:bookmarkStart w:id="217" w:name="_Toc161944861"/>
-      <w:bookmarkStart w:id="218" w:name="_Toc167741402"/>
+      <w:bookmarkStart w:id="216" w:name="_Toc161944861"/>
+      <w:bookmarkStart w:id="217" w:name="_Toc167741402"/>
       <w:r>
         <w:t>Bab V Penutup</w:t>
       </w:r>
+      <w:bookmarkEnd w:id="216"/>
       <w:bookmarkEnd w:id="217"/>
-      <w:bookmarkEnd w:id="218"/>
     </w:p>
     <w:p>
       <w:pPr>
@@ -7748,8 +7794,8 @@
         <w:ind w:left="0" w:hanging="2"/>
         <w:jc w:val="both"/>
       </w:pPr>
-      <w:bookmarkStart w:id="219" w:name="_heading=h.2s8eyo1" w:colFirst="0" w:colLast="0"/>
-      <w:bookmarkEnd w:id="219"/>
+      <w:bookmarkStart w:id="218" w:name="_heading=h.2s8eyo1" w:colFirst="0" w:colLast="0"/>
+      <w:bookmarkEnd w:id="218"/>
     </w:p>
     <w:p>
       <w:pPr>
@@ -7775,8 +7821,8 @@
           <w:color w:val="000000"/>
         </w:rPr>
       </w:pPr>
-      <w:bookmarkStart w:id="220" w:name="_Toc161944862"/>
-      <w:bookmarkStart w:id="221" w:name="_Toc167741403"/>
+      <w:bookmarkStart w:id="219" w:name="_Toc161944862"/>
+      <w:bookmarkStart w:id="220" w:name="_Toc167741403"/>
       <w:r>
         <w:rPr>
           <w:rFonts w:eastAsia="Arial"/>
@@ -7786,8 +7832,8 @@
         <w:lastRenderedPageBreak/>
         <w:t>Deskripsi Umum Proyek</w:t>
       </w:r>
+      <w:bookmarkEnd w:id="219"/>
       <w:bookmarkEnd w:id="220"/>
-      <w:bookmarkEnd w:id="221"/>
     </w:p>
     <w:p>
       <w:pPr>
@@ -7795,8 +7841,8 @@
         <w:ind w:left="0" w:hanging="2"/>
         <w:jc w:val="both"/>
       </w:pPr>
-      <w:bookmarkStart w:id="222" w:name="_Toc161944863"/>
-      <w:bookmarkStart w:id="223" w:name="_Toc167741404"/>
+      <w:bookmarkStart w:id="221" w:name="_Toc161944863"/>
+      <w:bookmarkStart w:id="222" w:name="_Toc167741404"/>
       <w:r>
         <w:t xml:space="preserve">Bab 2 ini menjelaskan tentang latar belakang, tujuan, lingkup pekerjaan,  </w:t>
       </w:r>
@@ -7827,8 +7873,8 @@
       <w:r>
         <w:t>dari proyek yang akan dibangun.</w:t>
       </w:r>
+      <w:bookmarkEnd w:id="221"/>
       <w:bookmarkEnd w:id="222"/>
-      <w:bookmarkEnd w:id="223"/>
     </w:p>
     <w:p>
       <w:pPr>
@@ -7839,8 +7885,8 @@
           <w:color w:val="FF0000"/>
         </w:rPr>
       </w:pPr>
-      <w:bookmarkStart w:id="224" w:name="_heading=h.17dp8vu" w:colFirst="0" w:colLast="0"/>
-      <w:bookmarkEnd w:id="224"/>
+      <w:bookmarkStart w:id="223" w:name="_heading=h.17dp8vu" w:colFirst="0" w:colLast="0"/>
+      <w:bookmarkEnd w:id="223"/>
     </w:p>
     <w:p>
       <w:pPr>
@@ -7865,8 +7911,8 @@
           <w:color w:val="000000"/>
         </w:rPr>
       </w:pPr>
-      <w:bookmarkStart w:id="225" w:name="_Toc161944864"/>
-      <w:bookmarkStart w:id="226" w:name="_Toc167741405"/>
+      <w:bookmarkStart w:id="224" w:name="_Toc161944864"/>
+      <w:bookmarkStart w:id="225" w:name="_Toc167741405"/>
       <w:r>
         <w:rPr>
           <w:rFonts w:eastAsia="Arial"/>
@@ -7875,8 +7921,8 @@
         </w:rPr>
         <w:t>Latar Belakang</w:t>
       </w:r>
+      <w:bookmarkEnd w:id="224"/>
       <w:bookmarkEnd w:id="225"/>
-      <w:bookmarkEnd w:id="226"/>
     </w:p>
     <w:p>
       <w:pPr>
@@ -7888,7 +7934,7 @@
           <w:lang w:val="sv-SE"/>
         </w:rPr>
       </w:pPr>
-      <w:bookmarkStart w:id="227" w:name="_Toc167741406"/>
+      <w:bookmarkStart w:id="226" w:name="_Toc167741406"/>
       <w:r>
         <w:rPr>
           <w:iCs/>
@@ -7910,7 +7956,7 @@
         </w:rPr>
         <w:t>. Di mana UD. Marudut Tani juga sering kewalahan dalam melayani para pengunjung, karena masih dilakukan secara manual, sehingga menyebabkan sering salah dalam melakukan cek stok barang dan menghitung keuntungan maupun kerugian setiap bulannya dan data kurang akurat.</w:t>
       </w:r>
-      <w:bookmarkEnd w:id="227"/>
+      <w:bookmarkEnd w:id="226"/>
     </w:p>
     <w:p>
       <w:pPr>
@@ -7933,7 +7979,7 @@
           <w:lang w:val="sv-SE"/>
         </w:rPr>
       </w:pPr>
-      <w:bookmarkStart w:id="228" w:name="_Toc167741407"/>
+      <w:bookmarkStart w:id="227" w:name="_Toc167741407"/>
       <w:r>
         <w:rPr>
           <w:iCs/>
@@ -8004,7 +8050,7 @@
         </w:rPr>
         <w:t xml:space="preserve"> ini.</w:t>
       </w:r>
-      <w:bookmarkEnd w:id="228"/>
+      <w:bookmarkEnd w:id="227"/>
     </w:p>
     <w:p>
       <w:pPr>
@@ -8015,8 +8061,8 @@
           <w:lang w:val="sv-SE"/>
         </w:rPr>
       </w:pPr>
-      <w:bookmarkStart w:id="229" w:name="_heading=h.3rdcrjn" w:colFirst="0" w:colLast="0"/>
-      <w:bookmarkEnd w:id="229"/>
+      <w:bookmarkStart w:id="228" w:name="_heading=h.3rdcrjn" w:colFirst="0" w:colLast="0"/>
+      <w:bookmarkEnd w:id="228"/>
     </w:p>
     <w:p>
       <w:pPr>
@@ -8041,8 +8087,8 @@
           <w:color w:val="000000"/>
         </w:rPr>
       </w:pPr>
-      <w:bookmarkStart w:id="230" w:name="_Toc161944866"/>
-      <w:bookmarkStart w:id="231" w:name="_Toc167741408"/>
+      <w:bookmarkStart w:id="229" w:name="_Toc161944866"/>
+      <w:bookmarkStart w:id="230" w:name="_Toc167741408"/>
       <w:r>
         <w:rPr>
           <w:rFonts w:eastAsia="Arial"/>
@@ -8051,8 +8097,8 @@
         </w:rPr>
         <w:t>Tujuan</w:t>
       </w:r>
+      <w:bookmarkEnd w:id="229"/>
       <w:bookmarkEnd w:id="230"/>
-      <w:bookmarkEnd w:id="231"/>
     </w:p>
     <w:p>
       <w:pPr>
@@ -8063,28 +8109,28 @@
           <w:iCs/>
         </w:rPr>
       </w:pPr>
-      <w:bookmarkStart w:id="232" w:name="_heading=h.26in1rg" w:colFirst="0" w:colLast="0"/>
-      <w:bookmarkStart w:id="233" w:name="_Toc167741409"/>
+      <w:bookmarkStart w:id="231" w:name="_heading=h.26in1rg" w:colFirst="0" w:colLast="0"/>
+      <w:bookmarkStart w:id="232" w:name="_Toc167741409"/>
+      <w:bookmarkEnd w:id="231"/>
+      <w:r>
+        <w:rPr>
+          <w:iCs/>
+        </w:rPr>
+        <w:t xml:space="preserve">Adapun tujuan dibangunnya aplikasi berbasis </w:t>
+      </w:r>
+      <w:r>
+        <w:rPr>
+          <w:i/>
+        </w:rPr>
+        <w:t>website</w:t>
+      </w:r>
+      <w:r>
+        <w:rPr>
+          <w:iCs/>
+        </w:rPr>
+        <w:t xml:space="preserve"> ini adalah sebagai berikut.</w:t>
+      </w:r>
       <w:bookmarkEnd w:id="232"/>
-      <w:r>
-        <w:rPr>
-          <w:iCs/>
-        </w:rPr>
-        <w:t xml:space="preserve">Adapun tujuan dibangunnya aplikasi berbasis </w:t>
-      </w:r>
-      <w:r>
-        <w:rPr>
-          <w:i/>
-        </w:rPr>
-        <w:t>website</w:t>
-      </w:r>
-      <w:r>
-        <w:rPr>
-          <w:iCs/>
-        </w:rPr>
-        <w:t xml:space="preserve"> ini adalah sebagai berikut.</w:t>
-      </w:r>
-      <w:bookmarkEnd w:id="233"/>
     </w:p>
     <w:p>
       <w:pPr>
@@ -8103,7 +8149,7 @@
           <w:szCs w:val="24"/>
         </w:rPr>
       </w:pPr>
-      <w:bookmarkStart w:id="234" w:name="_Toc167741410"/>
+      <w:bookmarkStart w:id="233" w:name="_Toc167741410"/>
       <w:r>
         <w:rPr>
           <w:rFonts w:ascii="Times New Roman" w:hAnsi="Times New Roman" w:cs="Times New Roman"/>
@@ -8113,7 +8159,7 @@
         </w:rPr>
         <w:t>Mempermudah dalam melakukan pendataan data produk maupun stok barang yang dijual di toko.</w:t>
       </w:r>
-      <w:bookmarkEnd w:id="234"/>
+      <w:bookmarkEnd w:id="233"/>
     </w:p>
     <w:p>
       <w:pPr>
@@ -8132,7 +8178,7 @@
           <w:szCs w:val="24"/>
         </w:rPr>
       </w:pPr>
-      <w:bookmarkStart w:id="235" w:name="_Toc167741411"/>
+      <w:bookmarkStart w:id="234" w:name="_Toc167741411"/>
       <w:r>
         <w:rPr>
           <w:rFonts w:ascii="Times New Roman" w:hAnsi="Times New Roman" w:cs="Times New Roman"/>
@@ -8142,7 +8188,7 @@
         </w:rPr>
         <w:t>Dapat melihat jumlah stok barang yang masih tersedia, serta dapat melakukan penginputan jumlah stok barang.</w:t>
       </w:r>
-      <w:bookmarkEnd w:id="235"/>
+      <w:bookmarkEnd w:id="234"/>
     </w:p>
     <w:p>
       <w:pPr>
@@ -8161,7 +8207,7 @@
           <w:szCs w:val="24"/>
         </w:rPr>
       </w:pPr>
-      <w:bookmarkStart w:id="236" w:name="_Toc167741412"/>
+      <w:bookmarkStart w:id="235" w:name="_Toc167741412"/>
       <w:r>
         <w:rPr>
           <w:rFonts w:ascii="Times New Roman" w:hAnsi="Times New Roman" w:cs="Times New Roman"/>
@@ -8171,7 +8217,7 @@
         </w:rPr>
         <w:t>Dapat melihat grafik statistika pendapatan toko setiap bulannya.</w:t>
       </w:r>
-      <w:bookmarkEnd w:id="236"/>
+      <w:bookmarkEnd w:id="235"/>
     </w:p>
     <w:p>
       <w:pPr>
@@ -8190,7 +8236,7 @@
           <w:szCs w:val="24"/>
         </w:rPr>
       </w:pPr>
-      <w:bookmarkStart w:id="237" w:name="_Toc167741413"/>
+      <w:bookmarkStart w:id="236" w:name="_Toc167741413"/>
       <w:r>
         <w:rPr>
           <w:rFonts w:ascii="Times New Roman" w:hAnsi="Times New Roman" w:cs="Times New Roman"/>
@@ -8218,7 +8264,7 @@
         </w:rPr>
         <w:t xml:space="preserve"> seputar produk yang ada di toko UD. Marudut Tani.</w:t>
       </w:r>
-      <w:bookmarkEnd w:id="237"/>
+      <w:bookmarkEnd w:id="236"/>
     </w:p>
     <w:p>
       <w:pPr>
@@ -8253,8 +8299,8 @@
           <w:color w:val="000000"/>
         </w:rPr>
       </w:pPr>
-      <w:bookmarkStart w:id="238" w:name="_Toc161944868"/>
-      <w:bookmarkStart w:id="239" w:name="_Toc167741414"/>
+      <w:bookmarkStart w:id="237" w:name="_Toc161944868"/>
+      <w:bookmarkStart w:id="238" w:name="_Toc167741414"/>
       <w:r>
         <w:rPr>
           <w:rFonts w:eastAsia="Arial"/>
@@ -8264,8 +8310,8 @@
         <w:lastRenderedPageBreak/>
         <w:t>Lingkup Pekerjaan</w:t>
       </w:r>
+      <w:bookmarkEnd w:id="237"/>
       <w:bookmarkEnd w:id="238"/>
-      <w:bookmarkEnd w:id="239"/>
     </w:p>
     <w:p>
       <w:pPr>
@@ -8273,14 +8319,14 @@
         <w:ind w:left="0" w:right="720" w:hanging="2"/>
         <w:jc w:val="both"/>
       </w:pPr>
-      <w:bookmarkStart w:id="240" w:name="_Toc161944869"/>
-      <w:bookmarkStart w:id="241" w:name="_Toc167741415"/>
+      <w:bookmarkStart w:id="239" w:name="_Toc161944869"/>
+      <w:bookmarkStart w:id="240" w:name="_Toc167741415"/>
       <w:r>
         <w:t>Adapun lingkup pekerjaan yang dilakukan saat pembangunan sistem adalah sebagai berikut.</w:t>
       </w:r>
-      <w:bookmarkStart w:id="242" w:name="_Toc161944870"/>
+      <w:bookmarkStart w:id="241" w:name="_Toc161944870"/>
+      <w:bookmarkEnd w:id="239"/>
       <w:bookmarkEnd w:id="240"/>
-      <w:bookmarkEnd w:id="241"/>
     </w:p>
     <w:p>
       <w:pPr>
@@ -8298,7 +8344,7 @@
           <w:szCs w:val="24"/>
         </w:rPr>
       </w:pPr>
-      <w:bookmarkStart w:id="243" w:name="_Toc167741416"/>
+      <w:bookmarkStart w:id="242" w:name="_Toc167741416"/>
       <w:r>
         <w:rPr>
           <w:rFonts w:ascii="Times New Roman" w:hAnsi="Times New Roman" w:cs="Times New Roman"/>
@@ -8324,9 +8370,9 @@
         </w:rPr>
         <w:t xml:space="preserve"> (PiP).</w:t>
       </w:r>
-      <w:bookmarkStart w:id="244" w:name="_Toc161944871"/>
+      <w:bookmarkStart w:id="243" w:name="_Toc161944871"/>
+      <w:bookmarkEnd w:id="241"/>
       <w:bookmarkEnd w:id="242"/>
-      <w:bookmarkEnd w:id="243"/>
     </w:p>
     <w:p>
       <w:pPr>
@@ -8344,7 +8390,7 @@
           <w:szCs w:val="24"/>
         </w:rPr>
       </w:pPr>
-      <w:bookmarkStart w:id="245" w:name="_Toc167741417"/>
+      <w:bookmarkStart w:id="244" w:name="_Toc167741417"/>
       <w:r>
         <w:rPr>
           <w:rFonts w:ascii="Times New Roman" w:hAnsi="Times New Roman" w:cs="Times New Roman"/>
@@ -8400,9 +8446,9 @@
         </w:rPr>
         <w:t>website.</w:t>
       </w:r>
-      <w:bookmarkStart w:id="246" w:name="_Toc161944872"/>
+      <w:bookmarkStart w:id="245" w:name="_Toc161944872"/>
+      <w:bookmarkEnd w:id="243"/>
       <w:bookmarkEnd w:id="244"/>
-      <w:bookmarkEnd w:id="245"/>
     </w:p>
     <w:p>
       <w:pPr>
@@ -8420,7 +8466,7 @@
           <w:szCs w:val="24"/>
         </w:rPr>
       </w:pPr>
-      <w:bookmarkStart w:id="247" w:name="_Toc167741418"/>
+      <w:bookmarkStart w:id="246" w:name="_Toc167741418"/>
       <w:r>
         <w:rPr>
           <w:rFonts w:ascii="Times New Roman" w:hAnsi="Times New Roman" w:cs="Times New Roman"/>
@@ -8430,9 +8476,9 @@
         </w:rPr>
         <w:t>Melakukan analisis terhadap kebutuhan dan informasi yang telah terkumpul.</w:t>
       </w:r>
-      <w:bookmarkStart w:id="248" w:name="_Toc161944873"/>
+      <w:bookmarkStart w:id="247" w:name="_Toc161944873"/>
+      <w:bookmarkEnd w:id="245"/>
       <w:bookmarkEnd w:id="246"/>
-      <w:bookmarkEnd w:id="247"/>
     </w:p>
     <w:p>
       <w:pPr>
@@ -8450,7 +8496,7 @@
           <w:szCs w:val="24"/>
         </w:rPr>
       </w:pPr>
-      <w:bookmarkStart w:id="249" w:name="_Toc167741419"/>
+      <w:bookmarkStart w:id="248" w:name="_Toc167741419"/>
       <w:r>
         <w:rPr>
           <w:rFonts w:ascii="Times New Roman" w:hAnsi="Times New Roman" w:cs="Times New Roman"/>
@@ -8459,9 +8505,9 @@
         </w:rPr>
         <w:t>Membuat rancangan desain, kerangka dan implementasi sistem sesuai hasil konsultasi dengan dosen pembimbing.</w:t>
       </w:r>
-      <w:bookmarkStart w:id="250" w:name="_Toc161944874"/>
+      <w:bookmarkStart w:id="249" w:name="_Toc161944874"/>
+      <w:bookmarkEnd w:id="247"/>
       <w:bookmarkEnd w:id="248"/>
-      <w:bookmarkEnd w:id="249"/>
     </w:p>
     <w:p>
       <w:pPr>
@@ -8479,7 +8525,7 @@
           <w:szCs w:val="24"/>
         </w:rPr>
       </w:pPr>
-      <w:bookmarkStart w:id="251" w:name="_Toc167741420"/>
+      <w:bookmarkStart w:id="250" w:name="_Toc167741420"/>
       <w:r>
         <w:rPr>
           <w:rFonts w:ascii="Times New Roman" w:hAnsi="Times New Roman" w:cs="Times New Roman"/>
@@ -8489,9 +8535,9 @@
         </w:rPr>
         <w:t>Mempersiapkan laporan dokumen yang berkaitan dengan sistem yang akan dibangun.</w:t>
       </w:r>
-      <w:bookmarkStart w:id="252" w:name="_Toc161944875"/>
+      <w:bookmarkStart w:id="251" w:name="_Toc161944875"/>
+      <w:bookmarkEnd w:id="249"/>
       <w:bookmarkEnd w:id="250"/>
-      <w:bookmarkEnd w:id="251"/>
     </w:p>
     <w:p>
       <w:pPr>
@@ -8509,7 +8555,7 @@
           <w:szCs w:val="24"/>
         </w:rPr>
       </w:pPr>
-      <w:bookmarkStart w:id="253" w:name="_Toc167741421"/>
+      <w:bookmarkStart w:id="252" w:name="_Toc167741421"/>
       <w:r>
         <w:rPr>
           <w:rFonts w:ascii="Times New Roman" w:hAnsi="Times New Roman" w:cs="Times New Roman"/>
@@ -8538,9 +8584,9 @@
         </w:rPr>
         <w:t>terhadap produk dengan dosen pembimbing.</w:t>
       </w:r>
-      <w:bookmarkStart w:id="254" w:name="_Toc161944876"/>
+      <w:bookmarkStart w:id="253" w:name="_Toc161944876"/>
+      <w:bookmarkEnd w:id="251"/>
       <w:bookmarkEnd w:id="252"/>
-      <w:bookmarkEnd w:id="253"/>
     </w:p>
     <w:p>
       <w:pPr>
@@ -8558,7 +8604,7 @@
           <w:szCs w:val="24"/>
         </w:rPr>
       </w:pPr>
-      <w:bookmarkStart w:id="255" w:name="_Toc167741422"/>
+      <w:bookmarkStart w:id="254" w:name="_Toc167741422"/>
       <w:r>
         <w:rPr>
           <w:rFonts w:ascii="Times New Roman" w:hAnsi="Times New Roman" w:cs="Times New Roman"/>
@@ -8567,8 +8613,8 @@
         </w:rPr>
         <w:t>Mempersiapkan bahan presentasi dan mempresentasikannya di acara sidang seminar.</w:t>
       </w:r>
+      <w:bookmarkEnd w:id="253"/>
       <w:bookmarkEnd w:id="254"/>
-      <w:bookmarkEnd w:id="255"/>
       <w:r>
         <w:rPr>
           <w:rFonts w:ascii="Times New Roman" w:hAnsi="Times New Roman" w:cs="Times New Roman"/>
@@ -8577,8 +8623,8 @@
         </w:rPr>
         <w:t xml:space="preserve"> </w:t>
       </w:r>
-      <w:bookmarkStart w:id="256" w:name="_heading=h.lnxbz9" w:colFirst="0" w:colLast="0"/>
-      <w:bookmarkEnd w:id="256"/>
+      <w:bookmarkStart w:id="255" w:name="_heading=h.lnxbz9" w:colFirst="0" w:colLast="0"/>
+      <w:bookmarkEnd w:id="255"/>
     </w:p>
     <w:p>
       <w:pPr>
@@ -8603,8 +8649,8 @@
           <w:color w:val="000000"/>
         </w:rPr>
       </w:pPr>
-      <w:bookmarkStart w:id="257" w:name="_Toc161944877"/>
-      <w:bookmarkStart w:id="258" w:name="_Toc167741423"/>
+      <w:bookmarkStart w:id="256" w:name="_Toc161944877"/>
+      <w:bookmarkStart w:id="257" w:name="_Toc167741423"/>
       <w:r>
         <w:rPr>
           <w:rFonts w:eastAsia="Arial"/>
@@ -8613,8 +8659,8 @@
         </w:rPr>
         <w:t>Input Requirement</w:t>
       </w:r>
+      <w:bookmarkEnd w:id="256"/>
       <w:bookmarkEnd w:id="257"/>
-      <w:bookmarkEnd w:id="258"/>
     </w:p>
     <w:p>
       <w:pPr>
@@ -8639,8 +8685,8 @@
           <w:szCs w:val="24"/>
         </w:rPr>
       </w:pPr>
-      <w:bookmarkStart w:id="259" w:name="_Toc161944878"/>
-      <w:bookmarkStart w:id="260" w:name="_Toc167741424"/>
+      <w:bookmarkStart w:id="258" w:name="_Toc161944878"/>
+      <w:bookmarkStart w:id="259" w:name="_Toc167741424"/>
       <w:r>
         <w:rPr>
           <w:rFonts w:ascii="Times New Roman" w:hAnsi="Times New Roman" w:cs="Times New Roman"/>
@@ -8665,9 +8711,9 @@
         </w:rPr>
         <w:t>kelompok 6 yang terdiri dari 4 orang.</w:t>
       </w:r>
-      <w:bookmarkStart w:id="261" w:name="_Toc161944879"/>
+      <w:bookmarkStart w:id="260" w:name="_Toc161944879"/>
+      <w:bookmarkEnd w:id="258"/>
       <w:bookmarkEnd w:id="259"/>
-      <w:bookmarkEnd w:id="260"/>
     </w:p>
     <w:p>
       <w:pPr>
@@ -8692,7 +8738,7 @@
           <w:szCs w:val="24"/>
         </w:rPr>
       </w:pPr>
-      <w:bookmarkStart w:id="262" w:name="_Toc167741425"/>
+      <w:bookmarkStart w:id="261" w:name="_Toc167741425"/>
       <w:r>
         <w:rPr>
           <w:rFonts w:ascii="Times New Roman" w:hAnsi="Times New Roman" w:cs="Times New Roman"/>
@@ -8750,8 +8796,8 @@
         </w:rPr>
         <w:t>abel 4.</w:t>
       </w:r>
+      <w:bookmarkEnd w:id="260"/>
       <w:bookmarkEnd w:id="261"/>
-      <w:bookmarkEnd w:id="262"/>
     </w:p>
     <w:p>
       <w:pPr>
@@ -8760,25 +8806,38 @@
         <w:ind w:left="0" w:hanging="2"/>
         <w:jc w:val="center"/>
       </w:pPr>
-      <w:bookmarkStart w:id="263" w:name="_Toc167741817"/>
+      <w:bookmarkStart w:id="262" w:name="_Toc167741817"/>
       <w:r>
         <w:t xml:space="preserve">Table </w:t>
       </w:r>
-      <w:fldSimple w:instr=" SEQ Table \* ARABIC ">
-        <w:r>
-          <w:rPr>
-            <w:noProof/>
-          </w:rPr>
-          <w:t>4</w:t>
-        </w:r>
-      </w:fldSimple>
+      <w:r>
+        <w:fldChar w:fldCharType="begin"/>
+      </w:r>
+      <w:r>
+        <w:instrText xml:space="preserve"> SEQ Table \* ARABIC </w:instrText>
+      </w:r>
+      <w:r>
+        <w:fldChar w:fldCharType="separate"/>
+      </w:r>
+      <w:r>
+        <w:rPr>
+          <w:noProof/>
+        </w:rPr>
+        <w:t>4</w:t>
+      </w:r>
+      <w:r>
+        <w:rPr>
+          <w:noProof/>
+        </w:rPr>
+        <w:fldChar w:fldCharType="end"/>
+      </w:r>
       <w:r>
         <w:t xml:space="preserve"> </w:t>
       </w:r>
       <w:r>
         <w:t>Perangkat yang Digunakan</w:t>
       </w:r>
-      <w:bookmarkEnd w:id="263"/>
+      <w:bookmarkEnd w:id="262"/>
     </w:p>
     <w:tbl>
       <w:tblPr>
@@ -8805,8 +8864,8 @@
                 <w:szCs w:val="22"/>
               </w:rPr>
             </w:pPr>
-            <w:bookmarkStart w:id="264" w:name="_Toc161944881"/>
-            <w:bookmarkStart w:id="265" w:name="_Toc167741427"/>
+            <w:bookmarkStart w:id="263" w:name="_Toc161944881"/>
+            <w:bookmarkStart w:id="264" w:name="_Toc167741427"/>
             <w:r>
               <w:rPr>
                 <w:sz w:val="22"/>
@@ -8814,8 +8873,8 @@
               </w:rPr>
               <w:t>Manufacture</w:t>
             </w:r>
+            <w:bookmarkEnd w:id="263"/>
             <w:bookmarkEnd w:id="264"/>
-            <w:bookmarkEnd w:id="265"/>
             <w:r>
               <w:rPr>
                 <w:sz w:val="22"/>
@@ -8839,7 +8898,7 @@
                 <w:szCs w:val="22"/>
               </w:rPr>
             </w:pPr>
-            <w:bookmarkStart w:id="266" w:name="_Toc167741428"/>
+            <w:bookmarkStart w:id="265" w:name="_Toc167741428"/>
             <w:r>
               <w:rPr>
                 <w:sz w:val="22"/>
@@ -8847,7 +8906,7 @@
               </w:rPr>
               <w:t>Lenovo</w:t>
             </w:r>
-            <w:bookmarkEnd w:id="266"/>
+            <w:bookmarkEnd w:id="265"/>
           </w:p>
         </w:tc>
       </w:tr>
@@ -8866,8 +8925,8 @@
                 <w:szCs w:val="22"/>
               </w:rPr>
             </w:pPr>
-            <w:bookmarkStart w:id="267" w:name="_Toc161944882"/>
-            <w:bookmarkStart w:id="268" w:name="_Toc167741429"/>
+            <w:bookmarkStart w:id="266" w:name="_Toc161944882"/>
+            <w:bookmarkStart w:id="267" w:name="_Toc167741429"/>
             <w:r>
               <w:rPr>
                 <w:sz w:val="22"/>
@@ -8875,8 +8934,8 @@
               </w:rPr>
               <w:t>Processor</w:t>
             </w:r>
+            <w:bookmarkEnd w:id="266"/>
             <w:bookmarkEnd w:id="267"/>
-            <w:bookmarkEnd w:id="268"/>
             <w:r>
               <w:rPr>
                 <w:sz w:val="22"/>
@@ -8900,7 +8959,7 @@
                 <w:szCs w:val="22"/>
               </w:rPr>
             </w:pPr>
-            <w:bookmarkStart w:id="269" w:name="_Toc167741430"/>
+            <w:bookmarkStart w:id="268" w:name="_Toc167741430"/>
             <w:r>
               <w:rPr>
                 <w:sz w:val="22"/>
@@ -8908,7 +8967,7 @@
               </w:rPr>
               <w:t>Intel(R) Core(TM) i5-7200U CPU @ 2.50GHz (4 CPUs), ~2.7GHz</w:t>
             </w:r>
-            <w:bookmarkEnd w:id="269"/>
+            <w:bookmarkEnd w:id="268"/>
           </w:p>
         </w:tc>
       </w:tr>
@@ -8927,8 +8986,8 @@
                 <w:szCs w:val="22"/>
               </w:rPr>
             </w:pPr>
-            <w:bookmarkStart w:id="270" w:name="_Toc161944883"/>
-            <w:bookmarkStart w:id="271" w:name="_Toc167741431"/>
+            <w:bookmarkStart w:id="269" w:name="_Toc161944883"/>
+            <w:bookmarkStart w:id="270" w:name="_Toc167741431"/>
             <w:r>
               <w:rPr>
                 <w:sz w:val="22"/>
@@ -8936,8 +8995,8 @@
               </w:rPr>
               <w:t>RAM</w:t>
             </w:r>
+            <w:bookmarkEnd w:id="269"/>
             <w:bookmarkEnd w:id="270"/>
-            <w:bookmarkEnd w:id="271"/>
           </w:p>
         </w:tc>
         <w:tc>
@@ -8954,7 +9013,7 @@
                 <w:szCs w:val="22"/>
               </w:rPr>
             </w:pPr>
-            <w:bookmarkStart w:id="272" w:name="_Toc167741432"/>
+            <w:bookmarkStart w:id="271" w:name="_Toc167741432"/>
             <w:r>
               <w:rPr>
                 <w:sz w:val="22"/>
@@ -8962,7 +9021,7 @@
               </w:rPr>
               <w:t>8192GB RAM</w:t>
             </w:r>
-            <w:bookmarkEnd w:id="272"/>
+            <w:bookmarkEnd w:id="271"/>
           </w:p>
         </w:tc>
       </w:tr>
@@ -8977,14 +9036,14 @@
               <w:ind w:leftChars="0" w:left="0" w:firstLineChars="0" w:firstLine="0"/>
               <w:jc w:val="both"/>
             </w:pPr>
-            <w:bookmarkStart w:id="273" w:name="_Toc167741433"/>
+            <w:bookmarkStart w:id="272" w:name="_Toc167741433"/>
             <w:r>
               <w:t xml:space="preserve">Operating </w:t>
             </w:r>
             <w:r>
               <w:t>System</w:t>
             </w:r>
-            <w:bookmarkEnd w:id="273"/>
+            <w:bookmarkEnd w:id="272"/>
           </w:p>
         </w:tc>
         <w:tc>
@@ -8997,11 +9056,11 @@
               <w:ind w:leftChars="0" w:left="0" w:firstLineChars="0" w:firstLine="0"/>
               <w:jc w:val="both"/>
             </w:pPr>
-            <w:bookmarkStart w:id="274" w:name="_Toc167741434"/>
+            <w:bookmarkStart w:id="273" w:name="_Toc167741434"/>
             <w:r>
               <w:t>Windows 10</w:t>
             </w:r>
-            <w:bookmarkEnd w:id="274"/>
+            <w:bookmarkEnd w:id="273"/>
           </w:p>
         </w:tc>
       </w:tr>
@@ -9044,8 +9103,8 @@
         <w:ind w:left="0" w:hanging="2"/>
         <w:jc w:val="both"/>
       </w:pPr>
-      <w:bookmarkStart w:id="275" w:name="_heading=h.35nkun2" w:colFirst="0" w:colLast="0"/>
-      <w:bookmarkEnd w:id="275"/>
+      <w:bookmarkStart w:id="274" w:name="_heading=h.35nkun2" w:colFirst="0" w:colLast="0"/>
+      <w:bookmarkEnd w:id="274"/>
     </w:p>
     <w:p>
       <w:pPr>
@@ -9070,8 +9129,8 @@
           <w:color w:val="000000"/>
         </w:rPr>
       </w:pPr>
-      <w:bookmarkStart w:id="276" w:name="_Toc161944884"/>
-      <w:bookmarkStart w:id="277" w:name="_Toc167741435"/>
+      <w:bookmarkStart w:id="275" w:name="_Toc161944884"/>
+      <w:bookmarkStart w:id="276" w:name="_Toc167741435"/>
       <w:r>
         <w:rPr>
           <w:rFonts w:eastAsia="Arial"/>
@@ -9113,8 +9172,8 @@
         </w:rPr>
         <w:t>anusia</w:t>
       </w:r>
+      <w:bookmarkEnd w:id="275"/>
       <w:bookmarkEnd w:id="276"/>
-      <w:bookmarkEnd w:id="277"/>
     </w:p>
     <w:p>
       <w:pPr>
@@ -9125,18 +9184,18 @@
           <w:iCs/>
         </w:rPr>
       </w:pPr>
-      <w:bookmarkStart w:id="278" w:name="_heading=h.1ksv4uv" w:colFirst="0" w:colLast="0"/>
-      <w:bookmarkStart w:id="279" w:name="_Toc161944885"/>
-      <w:bookmarkStart w:id="280" w:name="_Toc167741436"/>
+      <w:bookmarkStart w:id="277" w:name="_heading=h.1ksv4uv" w:colFirst="0" w:colLast="0"/>
+      <w:bookmarkStart w:id="278" w:name="_Toc161944885"/>
+      <w:bookmarkStart w:id="279" w:name="_Toc167741436"/>
+      <w:bookmarkEnd w:id="277"/>
+      <w:r>
+        <w:rPr>
+          <w:iCs/>
+        </w:rPr>
+        <w:t>Sumber daya manusia dalam Pembangunan system ini adalah sebagai berikut.</w:t>
+      </w:r>
       <w:bookmarkEnd w:id="278"/>
-      <w:r>
-        <w:rPr>
-          <w:iCs/>
-        </w:rPr>
-        <w:t>Sumber daya manusia dalam Pembangunan system ini adalah sebagai berikut.</w:t>
-      </w:r>
       <w:bookmarkEnd w:id="279"/>
-      <w:bookmarkEnd w:id="280"/>
     </w:p>
     <w:p>
       <w:pPr>
@@ -9153,8 +9212,8 @@
           <w:iCs/>
         </w:rPr>
       </w:pPr>
-      <w:bookmarkStart w:id="281" w:name="_Toc161944886"/>
-      <w:bookmarkStart w:id="282" w:name="_Toc167741437"/>
+      <w:bookmarkStart w:id="280" w:name="_Toc161944886"/>
+      <w:bookmarkStart w:id="281" w:name="_Toc167741437"/>
       <w:r>
         <w:rPr>
           <w:rFonts w:ascii="Times New Roman" w:hAnsi="Times New Roman" w:cs="Times New Roman"/>
@@ -9175,8 +9234,8 @@
         </w:rPr>
         <w:t>merupakan orang yang berperan sebagai pembangun struktur dan tampilan system.</w:t>
       </w:r>
+      <w:bookmarkEnd w:id="280"/>
       <w:bookmarkEnd w:id="281"/>
-      <w:bookmarkEnd w:id="282"/>
     </w:p>
     <w:p>
       <w:pPr>
@@ -9193,8 +9252,8 @@
           <w:iCs/>
         </w:rPr>
       </w:pPr>
-      <w:bookmarkStart w:id="283" w:name="_Toc161944887"/>
-      <w:bookmarkStart w:id="284" w:name="_Toc167741438"/>
+      <w:bookmarkStart w:id="282" w:name="_Toc161944887"/>
+      <w:bookmarkStart w:id="283" w:name="_Toc167741438"/>
       <w:r>
         <w:rPr>
           <w:rFonts w:ascii="Times New Roman" w:hAnsi="Times New Roman" w:cs="Times New Roman"/>
@@ -9215,8 +9274,8 @@
         </w:rPr>
         <w:t>merupakan orang yang dapat mengakses dan menggunakan system.</w:t>
       </w:r>
+      <w:bookmarkEnd w:id="282"/>
       <w:bookmarkEnd w:id="283"/>
-      <w:bookmarkEnd w:id="284"/>
     </w:p>
     <w:p>
       <w:pPr>
@@ -9233,8 +9292,8 @@
           <w:iCs/>
         </w:rPr>
       </w:pPr>
-      <w:bookmarkStart w:id="285" w:name="_Toc161944888"/>
-      <w:bookmarkStart w:id="286" w:name="_Toc167741439"/>
+      <w:bookmarkStart w:id="284" w:name="_Toc161944888"/>
+      <w:bookmarkStart w:id="285" w:name="_Toc167741439"/>
       <w:r>
         <w:rPr>
           <w:rFonts w:ascii="Times New Roman" w:hAnsi="Times New Roman" w:cs="Times New Roman"/>
@@ -9253,8 +9312,8 @@
         </w:rPr>
         <w:t xml:space="preserve"> saran terhadap system yang ingin dibangun.</w:t>
       </w:r>
+      <w:bookmarkEnd w:id="284"/>
       <w:bookmarkEnd w:id="285"/>
-      <w:bookmarkEnd w:id="286"/>
     </w:p>
     <w:p>
       <w:pPr>
@@ -9271,8 +9330,8 @@
           <w:iCs/>
         </w:rPr>
       </w:pPr>
-      <w:bookmarkStart w:id="287" w:name="_Toc161944889"/>
-      <w:bookmarkStart w:id="288" w:name="_Toc167741440"/>
+      <w:bookmarkStart w:id="286" w:name="_Toc161944889"/>
+      <w:bookmarkStart w:id="287" w:name="_Toc167741440"/>
       <w:r>
         <w:rPr>
           <w:rFonts w:ascii="Times New Roman" w:hAnsi="Times New Roman" w:cs="Times New Roman"/>
@@ -9293,8 +9352,8 @@
         </w:rPr>
         <w:t>merupakan pemilik system yang menjadi sumber informasi dan pengumpulan kebutuhan system yang ingin dibangun.</w:t>
       </w:r>
+      <w:bookmarkEnd w:id="286"/>
       <w:bookmarkEnd w:id="287"/>
-      <w:bookmarkEnd w:id="288"/>
     </w:p>
     <w:p>
       <w:pPr>
@@ -9330,8 +9389,8 @@
           <w:color w:val="000000"/>
         </w:rPr>
       </w:pPr>
-      <w:bookmarkStart w:id="289" w:name="_Toc161944890"/>
-      <w:bookmarkStart w:id="290" w:name="_Toc167741441"/>
+      <w:bookmarkStart w:id="288" w:name="_Toc161944890"/>
+      <w:bookmarkStart w:id="289" w:name="_Toc167741441"/>
       <w:r>
         <w:rPr>
           <w:rFonts w:eastAsia="Arial"/>
@@ -9356,8 +9415,8 @@
         </w:rPr>
         <w:t>eralatan</w:t>
       </w:r>
+      <w:bookmarkEnd w:id="288"/>
       <w:bookmarkEnd w:id="289"/>
-      <w:bookmarkEnd w:id="290"/>
     </w:p>
     <w:p>
       <w:pPr>
@@ -9369,10 +9428,10 @@
           <w:lang w:val="nl-NL"/>
         </w:rPr>
       </w:pPr>
-      <w:bookmarkStart w:id="291" w:name="_heading=h.44sinio" w:colFirst="0" w:colLast="0"/>
-      <w:bookmarkStart w:id="292" w:name="_Toc161944891"/>
-      <w:bookmarkStart w:id="293" w:name="_Toc167741442"/>
-      <w:bookmarkEnd w:id="291"/>
+      <w:bookmarkStart w:id="290" w:name="_heading=h.44sinio" w:colFirst="0" w:colLast="0"/>
+      <w:bookmarkStart w:id="291" w:name="_Toc161944891"/>
+      <w:bookmarkStart w:id="292" w:name="_Toc167741442"/>
+      <w:bookmarkEnd w:id="290"/>
       <w:r>
         <w:rPr>
           <w:i/>
@@ -9415,8 +9474,8 @@
         </w:rPr>
         <w:t>).</w:t>
       </w:r>
+      <w:bookmarkEnd w:id="291"/>
       <w:bookmarkEnd w:id="292"/>
-      <w:bookmarkEnd w:id="293"/>
     </w:p>
     <w:p>
       <w:pPr>
@@ -9427,8 +9486,8 @@
           <w:iCs/>
         </w:rPr>
       </w:pPr>
-      <w:bookmarkStart w:id="294" w:name="_Toc161944892"/>
-      <w:bookmarkStart w:id="295" w:name="_Toc167741443"/>
+      <w:bookmarkStart w:id="293" w:name="_Toc161944892"/>
+      <w:bookmarkStart w:id="294" w:name="_Toc167741443"/>
       <w:r>
         <w:rPr>
           <w:iCs/>
@@ -9477,8 +9536,8 @@
         </w:rPr>
         <w:t xml:space="preserve"> 6.</w:t>
       </w:r>
+      <w:bookmarkEnd w:id="293"/>
       <w:bookmarkEnd w:id="294"/>
-      <w:bookmarkEnd w:id="295"/>
     </w:p>
     <w:p>
       <w:pPr>
@@ -9487,25 +9546,38 @@
         <w:ind w:left="0" w:hanging="2"/>
         <w:jc w:val="center"/>
       </w:pPr>
-      <w:bookmarkStart w:id="296" w:name="_Toc167741818"/>
+      <w:bookmarkStart w:id="295" w:name="_Toc167741818"/>
       <w:r>
         <w:t xml:space="preserve">Table </w:t>
       </w:r>
-      <w:fldSimple w:instr=" SEQ Table \* ARABIC ">
-        <w:r>
-          <w:rPr>
-            <w:noProof/>
-          </w:rPr>
-          <w:t>5</w:t>
-        </w:r>
-      </w:fldSimple>
+      <w:r>
+        <w:fldChar w:fldCharType="begin"/>
+      </w:r>
+      <w:r>
+        <w:instrText xml:space="preserve"> SEQ Table \* ARABIC </w:instrText>
+      </w:r>
+      <w:r>
+        <w:fldChar w:fldCharType="separate"/>
+      </w:r>
+      <w:r>
+        <w:rPr>
+          <w:noProof/>
+        </w:rPr>
+        <w:t>5</w:t>
+      </w:r>
+      <w:r>
+        <w:rPr>
+          <w:noProof/>
+        </w:rPr>
+        <w:fldChar w:fldCharType="end"/>
+      </w:r>
       <w:r>
         <w:t xml:space="preserve"> </w:t>
       </w:r>
       <w:r>
         <w:t>Spesifikasi Hardware</w:t>
       </w:r>
-      <w:bookmarkEnd w:id="296"/>
+      <w:bookmarkEnd w:id="295"/>
     </w:p>
     <w:tbl>
       <w:tblPr>
@@ -9534,8 +9606,8 @@
                 <w:iCs/>
               </w:rPr>
             </w:pPr>
-            <w:bookmarkStart w:id="297" w:name="_Toc161944894"/>
-            <w:bookmarkStart w:id="298" w:name="_Toc167741445"/>
+            <w:bookmarkStart w:id="296" w:name="_Toc161944894"/>
+            <w:bookmarkStart w:id="297" w:name="_Toc167741445"/>
             <w:r>
               <w:rPr>
                 <w:b/>
@@ -9544,8 +9616,8 @@
               </w:rPr>
               <w:t>No.</w:t>
             </w:r>
+            <w:bookmarkEnd w:id="296"/>
             <w:bookmarkEnd w:id="297"/>
-            <w:bookmarkEnd w:id="298"/>
           </w:p>
         </w:tc>
         <w:tc>
@@ -9563,8 +9635,8 @@
                 <w:iCs/>
               </w:rPr>
             </w:pPr>
-            <w:bookmarkStart w:id="299" w:name="_Toc161944895"/>
-            <w:bookmarkStart w:id="300" w:name="_Toc167741446"/>
+            <w:bookmarkStart w:id="298" w:name="_Toc161944895"/>
+            <w:bookmarkStart w:id="299" w:name="_Toc167741446"/>
             <w:r>
               <w:rPr>
                 <w:b/>
@@ -9573,8 +9645,8 @@
               </w:rPr>
               <w:t>Hardware</w:t>
             </w:r>
+            <w:bookmarkEnd w:id="298"/>
             <w:bookmarkEnd w:id="299"/>
-            <w:bookmarkEnd w:id="300"/>
           </w:p>
         </w:tc>
         <w:tc>
@@ -9592,8 +9664,8 @@
                 <w:iCs/>
               </w:rPr>
             </w:pPr>
-            <w:bookmarkStart w:id="301" w:name="_Toc161944896"/>
-            <w:bookmarkStart w:id="302" w:name="_Toc167741447"/>
+            <w:bookmarkStart w:id="300" w:name="_Toc161944896"/>
+            <w:bookmarkStart w:id="301" w:name="_Toc167741447"/>
             <w:r>
               <w:rPr>
                 <w:b/>
@@ -9602,8 +9674,8 @@
               </w:rPr>
               <w:t>Spesifikasi</w:t>
             </w:r>
+            <w:bookmarkEnd w:id="300"/>
             <w:bookmarkEnd w:id="301"/>
-            <w:bookmarkEnd w:id="302"/>
           </w:p>
         </w:tc>
       </w:tr>
@@ -9621,16 +9693,16 @@
                 <w:iCs/>
               </w:rPr>
             </w:pPr>
-            <w:bookmarkStart w:id="303" w:name="_Toc161944897"/>
-            <w:bookmarkStart w:id="304" w:name="_Toc167741448"/>
+            <w:bookmarkStart w:id="302" w:name="_Toc161944897"/>
+            <w:bookmarkStart w:id="303" w:name="_Toc167741448"/>
             <w:r>
               <w:rPr>
                 <w:iCs/>
               </w:rPr>
               <w:t>1.</w:t>
             </w:r>
+            <w:bookmarkEnd w:id="302"/>
             <w:bookmarkEnd w:id="303"/>
-            <w:bookmarkEnd w:id="304"/>
             <w:r>
               <w:rPr>
                 <w:iCs/>
@@ -9652,16 +9724,16 @@
                 <w:iCs/>
               </w:rPr>
             </w:pPr>
-            <w:bookmarkStart w:id="305" w:name="_Toc161944898"/>
-            <w:bookmarkStart w:id="306" w:name="_Toc167741449"/>
+            <w:bookmarkStart w:id="304" w:name="_Toc161944898"/>
+            <w:bookmarkStart w:id="305" w:name="_Toc167741449"/>
             <w:r>
               <w:rPr>
                 <w:iCs/>
               </w:rPr>
               <w:t>Laptop</w:t>
             </w:r>
+            <w:bookmarkEnd w:id="304"/>
             <w:bookmarkEnd w:id="305"/>
-            <w:bookmarkEnd w:id="306"/>
             <w:r>
               <w:rPr>
                 <w:iCs/>
@@ -9683,16 +9755,16 @@
                 <w:iCs/>
               </w:rPr>
             </w:pPr>
-            <w:bookmarkStart w:id="307" w:name="_Toc161944899"/>
-            <w:bookmarkStart w:id="308" w:name="_Toc167741450"/>
+            <w:bookmarkStart w:id="306" w:name="_Toc161944899"/>
+            <w:bookmarkStart w:id="307" w:name="_Toc167741450"/>
             <w:r>
               <w:rPr>
                 <w:iCs/>
               </w:rPr>
               <w:t>ASUS</w:t>
             </w:r>
+            <w:bookmarkEnd w:id="306"/>
             <w:bookmarkEnd w:id="307"/>
-            <w:bookmarkEnd w:id="308"/>
           </w:p>
         </w:tc>
       </w:tr>
@@ -9710,16 +9782,16 @@
                 <w:iCs/>
               </w:rPr>
             </w:pPr>
-            <w:bookmarkStart w:id="309" w:name="_Toc161944900"/>
-            <w:bookmarkStart w:id="310" w:name="_Toc167741451"/>
+            <w:bookmarkStart w:id="308" w:name="_Toc161944900"/>
+            <w:bookmarkStart w:id="309" w:name="_Toc167741451"/>
             <w:r>
               <w:rPr>
                 <w:iCs/>
               </w:rPr>
               <w:t>2.</w:t>
             </w:r>
+            <w:bookmarkEnd w:id="308"/>
             <w:bookmarkEnd w:id="309"/>
-            <w:bookmarkEnd w:id="310"/>
           </w:p>
         </w:tc>
         <w:tc>
@@ -9735,16 +9807,16 @@
                 <w:i/>
               </w:rPr>
             </w:pPr>
-            <w:bookmarkStart w:id="311" w:name="_Toc161944901"/>
-            <w:bookmarkStart w:id="312" w:name="_Toc167741452"/>
+            <w:bookmarkStart w:id="310" w:name="_Toc161944901"/>
+            <w:bookmarkStart w:id="311" w:name="_Toc167741452"/>
             <w:r>
               <w:rPr>
                 <w:i/>
               </w:rPr>
               <w:t>Processor</w:t>
             </w:r>
+            <w:bookmarkEnd w:id="310"/>
             <w:bookmarkEnd w:id="311"/>
-            <w:bookmarkEnd w:id="312"/>
             <w:r>
               <w:rPr>
                 <w:i/>
@@ -9766,8 +9838,8 @@
                 <w:iCs/>
               </w:rPr>
             </w:pPr>
-            <w:bookmarkStart w:id="313" w:name="_Toc161944902"/>
-            <w:bookmarkStart w:id="314" w:name="_Toc167741453"/>
+            <w:bookmarkStart w:id="312" w:name="_Toc161944902"/>
+            <w:bookmarkStart w:id="313" w:name="_Toc167741453"/>
             <w:r>
               <w:rPr>
                 <w:iCs/>
@@ -9780,8 +9852,8 @@
               </w:rPr>
               <w:t>5800H</w:t>
             </w:r>
+            <w:bookmarkEnd w:id="312"/>
             <w:bookmarkEnd w:id="313"/>
-            <w:bookmarkEnd w:id="314"/>
           </w:p>
         </w:tc>
       </w:tr>
@@ -9799,16 +9871,16 @@
                 <w:iCs/>
               </w:rPr>
             </w:pPr>
-            <w:bookmarkStart w:id="315" w:name="_Toc161944903"/>
-            <w:bookmarkStart w:id="316" w:name="_Toc167741454"/>
+            <w:bookmarkStart w:id="314" w:name="_Toc161944903"/>
+            <w:bookmarkStart w:id="315" w:name="_Toc167741454"/>
             <w:r>
               <w:rPr>
                 <w:iCs/>
               </w:rPr>
               <w:t>3.</w:t>
             </w:r>
+            <w:bookmarkEnd w:id="314"/>
             <w:bookmarkEnd w:id="315"/>
-            <w:bookmarkEnd w:id="316"/>
           </w:p>
         </w:tc>
         <w:tc>
@@ -9824,16 +9896,16 @@
                 <w:iCs/>
               </w:rPr>
             </w:pPr>
-            <w:bookmarkStart w:id="317" w:name="_Toc161944904"/>
-            <w:bookmarkStart w:id="318" w:name="_Toc167741455"/>
+            <w:bookmarkStart w:id="316" w:name="_Toc161944904"/>
+            <w:bookmarkStart w:id="317" w:name="_Toc167741455"/>
             <w:r>
               <w:rPr>
                 <w:iCs/>
               </w:rPr>
               <w:t>RAM</w:t>
             </w:r>
+            <w:bookmarkEnd w:id="316"/>
             <w:bookmarkEnd w:id="317"/>
-            <w:bookmarkEnd w:id="318"/>
           </w:p>
         </w:tc>
         <w:tc>
@@ -9849,16 +9921,16 @@
                 <w:iCs/>
               </w:rPr>
             </w:pPr>
-            <w:bookmarkStart w:id="319" w:name="_Toc161944905"/>
-            <w:bookmarkStart w:id="320" w:name="_Toc167741456"/>
+            <w:bookmarkStart w:id="318" w:name="_Toc161944905"/>
+            <w:bookmarkStart w:id="319" w:name="_Toc167741456"/>
             <w:r>
               <w:rPr>
                 <w:iCs/>
               </w:rPr>
               <w:t>16 GB</w:t>
             </w:r>
+            <w:bookmarkEnd w:id="318"/>
             <w:bookmarkEnd w:id="319"/>
-            <w:bookmarkEnd w:id="320"/>
           </w:p>
         </w:tc>
       </w:tr>
@@ -9874,29 +9946,42 @@
           <w:iCs/>
         </w:rPr>
       </w:pPr>
-      <w:bookmarkStart w:id="321" w:name="_Toc161944906"/>
-      <w:bookmarkStart w:id="322" w:name="_Toc167741457"/>
-      <w:bookmarkStart w:id="323" w:name="_Toc167741819"/>
+      <w:bookmarkStart w:id="320" w:name="_Toc161944906"/>
+      <w:bookmarkStart w:id="321" w:name="_Toc167741457"/>
+      <w:bookmarkStart w:id="322" w:name="_Toc167741819"/>
       <w:r>
         <w:t xml:space="preserve">Table </w:t>
       </w:r>
-      <w:fldSimple w:instr=" SEQ Table \* ARABIC ">
-        <w:r>
-          <w:rPr>
-            <w:noProof/>
-          </w:rPr>
-          <w:t>6</w:t>
-        </w:r>
-      </w:fldSimple>
+      <w:r>
+        <w:fldChar w:fldCharType="begin"/>
+      </w:r>
+      <w:r>
+        <w:instrText xml:space="preserve"> SEQ Table \* ARABIC </w:instrText>
+      </w:r>
+      <w:r>
+        <w:fldChar w:fldCharType="separate"/>
+      </w:r>
+      <w:r>
+        <w:rPr>
+          <w:noProof/>
+        </w:rPr>
+        <w:t>6</w:t>
+      </w:r>
+      <w:r>
+        <w:rPr>
+          <w:noProof/>
+        </w:rPr>
+        <w:fldChar w:fldCharType="end"/>
+      </w:r>
       <w:r>
         <w:t xml:space="preserve"> </w:t>
       </w:r>
       <w:r>
         <w:t>Spesifikasi Software</w:t>
       </w:r>
+      <w:bookmarkEnd w:id="320"/>
       <w:bookmarkEnd w:id="321"/>
       <w:bookmarkEnd w:id="322"/>
-      <w:bookmarkEnd w:id="323"/>
     </w:p>
     <w:tbl>
       <w:tblPr>
@@ -9928,7 +10013,7 @@
                 <w:iCs/>
               </w:rPr>
             </w:pPr>
-            <w:bookmarkStart w:id="324" w:name="_Toc167741458"/>
+            <w:bookmarkStart w:id="323" w:name="_Toc167741458"/>
             <w:r>
               <w:rPr>
                 <w:b/>
@@ -9937,7 +10022,7 @@
               </w:rPr>
               <w:t>No.</w:t>
             </w:r>
-            <w:bookmarkEnd w:id="324"/>
+            <w:bookmarkEnd w:id="323"/>
           </w:p>
         </w:tc>
         <w:tc>
@@ -9955,7 +10040,7 @@
                 <w:iCs/>
               </w:rPr>
             </w:pPr>
-            <w:bookmarkStart w:id="325" w:name="_Toc167741459"/>
+            <w:bookmarkStart w:id="324" w:name="_Toc167741459"/>
             <w:r>
               <w:rPr>
                 <w:b/>
@@ -9964,7 +10049,7 @@
               </w:rPr>
               <w:t>Software</w:t>
             </w:r>
-            <w:bookmarkEnd w:id="325"/>
+            <w:bookmarkEnd w:id="324"/>
           </w:p>
         </w:tc>
         <w:tc>
@@ -9982,7 +10067,7 @@
                 <w:iCs/>
               </w:rPr>
             </w:pPr>
-            <w:bookmarkStart w:id="326" w:name="_Toc167741460"/>
+            <w:bookmarkStart w:id="325" w:name="_Toc167741460"/>
             <w:r>
               <w:rPr>
                 <w:b/>
@@ -9991,7 +10076,7 @@
               </w:rPr>
               <w:t>Versi</w:t>
             </w:r>
-            <w:bookmarkEnd w:id="326"/>
+            <w:bookmarkEnd w:id="325"/>
           </w:p>
         </w:tc>
       </w:tr>
@@ -10009,14 +10094,14 @@
                 <w:iCs/>
               </w:rPr>
             </w:pPr>
-            <w:bookmarkStart w:id="327" w:name="_Toc167741461"/>
+            <w:bookmarkStart w:id="326" w:name="_Toc167741461"/>
             <w:r>
               <w:rPr>
                 <w:iCs/>
               </w:rPr>
               <w:t>1.</w:t>
             </w:r>
-            <w:bookmarkEnd w:id="327"/>
+            <w:bookmarkEnd w:id="326"/>
           </w:p>
         </w:tc>
         <w:tc>
@@ -10032,14 +10117,14 @@
                 <w:i/>
               </w:rPr>
             </w:pPr>
-            <w:bookmarkStart w:id="328" w:name="_Toc167741462"/>
+            <w:bookmarkStart w:id="327" w:name="_Toc167741462"/>
             <w:r>
               <w:rPr>
                 <w:i/>
               </w:rPr>
               <w:t>Visual Stusio Code</w:t>
             </w:r>
-            <w:bookmarkEnd w:id="328"/>
+            <w:bookmarkEnd w:id="327"/>
           </w:p>
         </w:tc>
         <w:tc>
@@ -10055,14 +10140,14 @@
                 <w:i/>
               </w:rPr>
             </w:pPr>
-            <w:bookmarkStart w:id="329" w:name="_Toc167741463"/>
+            <w:bookmarkStart w:id="328" w:name="_Toc167741463"/>
             <w:r>
               <w:rPr>
                 <w:i/>
               </w:rPr>
               <w:t>Windows  Version  1.87.0.0</w:t>
             </w:r>
-            <w:bookmarkEnd w:id="329"/>
+            <w:bookmarkEnd w:id="328"/>
           </w:p>
         </w:tc>
       </w:tr>
@@ -10080,14 +10165,14 @@
                 <w:iCs/>
               </w:rPr>
             </w:pPr>
-            <w:bookmarkStart w:id="330" w:name="_Toc167741464"/>
+            <w:bookmarkStart w:id="329" w:name="_Toc167741464"/>
             <w:r>
               <w:rPr>
                 <w:iCs/>
               </w:rPr>
               <w:t>2.</w:t>
             </w:r>
-            <w:bookmarkEnd w:id="330"/>
+            <w:bookmarkEnd w:id="329"/>
           </w:p>
         </w:tc>
         <w:tc>
@@ -10103,14 +10188,14 @@
                 <w:i/>
               </w:rPr>
             </w:pPr>
-            <w:bookmarkStart w:id="331" w:name="_Toc167741465"/>
+            <w:bookmarkStart w:id="330" w:name="_Toc167741465"/>
             <w:r>
               <w:rPr>
                 <w:i/>
               </w:rPr>
               <w:t>Bizagi</w:t>
             </w:r>
-            <w:bookmarkEnd w:id="331"/>
+            <w:bookmarkEnd w:id="330"/>
           </w:p>
         </w:tc>
         <w:tc>
@@ -10128,7 +10213,7 @@
                 <w:iCs/>
               </w:rPr>
             </w:pPr>
-            <w:bookmarkStart w:id="332" w:name="_Toc167741466"/>
+            <w:bookmarkStart w:id="331" w:name="_Toc167741466"/>
             <w:r>
               <w:rPr>
                 <w:i/>
@@ -10141,7 +10226,7 @@
               </w:rPr>
               <w:t>4.0.0113</w:t>
             </w:r>
-            <w:bookmarkEnd w:id="332"/>
+            <w:bookmarkEnd w:id="331"/>
           </w:p>
         </w:tc>
       </w:tr>
@@ -10159,14 +10244,14 @@
                 <w:iCs/>
               </w:rPr>
             </w:pPr>
-            <w:bookmarkStart w:id="333" w:name="_Toc167741467"/>
+            <w:bookmarkStart w:id="332" w:name="_Toc167741467"/>
             <w:r>
               <w:rPr>
                 <w:iCs/>
               </w:rPr>
               <w:t>3.</w:t>
             </w:r>
-            <w:bookmarkEnd w:id="333"/>
+            <w:bookmarkEnd w:id="332"/>
           </w:p>
         </w:tc>
         <w:tc>
@@ -10182,14 +10267,14 @@
                 <w:i/>
               </w:rPr>
             </w:pPr>
-            <w:bookmarkStart w:id="334" w:name="_Toc167741468"/>
+            <w:bookmarkStart w:id="333" w:name="_Toc167741468"/>
             <w:r>
               <w:rPr>
                 <w:i/>
               </w:rPr>
               <w:t>XAMPP</w:t>
             </w:r>
-            <w:bookmarkEnd w:id="334"/>
+            <w:bookmarkEnd w:id="333"/>
           </w:p>
         </w:tc>
         <w:tc>
@@ -10207,14 +10292,14 @@
                 <w:iCs/>
               </w:rPr>
             </w:pPr>
-            <w:bookmarkStart w:id="335" w:name="_Toc167741469"/>
+            <w:bookmarkStart w:id="334" w:name="_Toc167741469"/>
             <w:r>
               <w:rPr>
                 <w:i/>
               </w:rPr>
               <w:t>Windows Version 3.3.0</w:t>
             </w:r>
-            <w:bookmarkEnd w:id="335"/>
+            <w:bookmarkEnd w:id="334"/>
           </w:p>
         </w:tc>
       </w:tr>
@@ -10232,7 +10317,7 @@
                 <w:iCs/>
               </w:rPr>
             </w:pPr>
-            <w:bookmarkStart w:id="336" w:name="_Toc167741470"/>
+            <w:bookmarkStart w:id="335" w:name="_Toc167741470"/>
             <w:r>
               <w:rPr>
                 <w:iCs/>
@@ -10245,7 +10330,7 @@
               </w:rPr>
               <w:t>.</w:t>
             </w:r>
-            <w:bookmarkEnd w:id="336"/>
+            <w:bookmarkEnd w:id="335"/>
           </w:p>
         </w:tc>
         <w:tc>
@@ -10261,14 +10346,14 @@
                 <w:i/>
               </w:rPr>
             </w:pPr>
-            <w:bookmarkStart w:id="337" w:name="_Toc167741471"/>
+            <w:bookmarkStart w:id="336" w:name="_Toc167741471"/>
             <w:r>
               <w:rPr>
                 <w:i/>
               </w:rPr>
               <w:t>Enterprise Architect</w:t>
             </w:r>
-            <w:bookmarkEnd w:id="337"/>
+            <w:bookmarkEnd w:id="336"/>
           </w:p>
         </w:tc>
         <w:tc>
@@ -10286,14 +10371,14 @@
                 <w:iCs/>
               </w:rPr>
             </w:pPr>
-            <w:bookmarkStart w:id="338" w:name="_Toc167741472"/>
+            <w:bookmarkStart w:id="337" w:name="_Toc167741472"/>
             <w:r>
               <w:rPr>
                 <w:i/>
               </w:rPr>
               <w:t>Windows Version 12.1</w:t>
             </w:r>
-            <w:bookmarkEnd w:id="338"/>
+            <w:bookmarkEnd w:id="337"/>
           </w:p>
         </w:tc>
       </w:tr>
@@ -10331,8 +10416,8 @@
           <w:color w:val="000000"/>
         </w:rPr>
       </w:pPr>
-      <w:bookmarkStart w:id="339" w:name="_Toc161944913"/>
-      <w:bookmarkStart w:id="340" w:name="_Toc167741473"/>
+      <w:bookmarkStart w:id="338" w:name="_Toc161944913"/>
+      <w:bookmarkStart w:id="339" w:name="_Toc167741473"/>
       <w:r>
         <w:rPr>
           <w:rFonts w:eastAsia="Arial"/>
@@ -10342,8 +10427,8 @@
         <w:lastRenderedPageBreak/>
         <w:t>Lainnya</w:t>
       </w:r>
+      <w:bookmarkEnd w:id="338"/>
       <w:bookmarkEnd w:id="339"/>
-      <w:bookmarkEnd w:id="340"/>
     </w:p>
     <w:p>
       <w:pPr>
@@ -10354,8 +10439,8 @@
           <w:iCs/>
         </w:rPr>
       </w:pPr>
-      <w:bookmarkStart w:id="341" w:name="_Toc161944914"/>
-      <w:bookmarkStart w:id="342" w:name="_Toc167741474"/>
+      <w:bookmarkStart w:id="340" w:name="_Toc161944914"/>
+      <w:bookmarkStart w:id="341" w:name="_Toc167741474"/>
       <w:r>
         <w:rPr>
           <w:iCs/>
@@ -10386,17 +10471,10 @@
         </w:rPr>
         <w:t>.</w:t>
       </w:r>
+      <w:bookmarkStart w:id="342" w:name="_heading=h.2jxsxqh" w:colFirst="0" w:colLast="0"/>
+      <w:bookmarkEnd w:id="340"/>
       <w:bookmarkEnd w:id="341"/>
       <w:bookmarkEnd w:id="342"/>
-    </w:p>
-    <w:p>
-      <w:pPr>
-        <w:spacing w:before="24" w:after="24" w:line="360" w:lineRule="auto"/>
-        <w:ind w:left="0" w:hanging="2"/>
-        <w:jc w:val="both"/>
-      </w:pPr>
-      <w:bookmarkStart w:id="343" w:name="_heading=h.2jxsxqh" w:colFirst="0" w:colLast="0"/>
-      <w:bookmarkEnd w:id="343"/>
     </w:p>
     <w:p>
       <w:pPr>
@@ -10421,8 +10499,8 @@
           <w:color w:val="000000"/>
         </w:rPr>
       </w:pPr>
-      <w:bookmarkStart w:id="344" w:name="_Toc161944915"/>
-      <w:bookmarkStart w:id="345" w:name="_Toc167741475"/>
+      <w:bookmarkStart w:id="343" w:name="_Toc161944915"/>
+      <w:bookmarkStart w:id="344" w:name="_Toc167741475"/>
       <w:r>
         <w:rPr>
           <w:rFonts w:eastAsia="Arial"/>
@@ -10431,8 +10509,8 @@
         </w:rPr>
         <w:t>Deliverables</w:t>
       </w:r>
+      <w:bookmarkEnd w:id="343"/>
       <w:bookmarkEnd w:id="344"/>
-      <w:bookmarkEnd w:id="345"/>
     </w:p>
     <w:p>
       <w:pPr>
@@ -10441,25 +10519,38 @@
         <w:ind w:left="0" w:hanging="2"/>
         <w:jc w:val="center"/>
       </w:pPr>
-      <w:bookmarkStart w:id="346" w:name="_Toc167741820"/>
+      <w:bookmarkStart w:id="345" w:name="_Toc167741820"/>
       <w:r>
         <w:t xml:space="preserve">Table </w:t>
       </w:r>
-      <w:fldSimple w:instr=" SEQ Table \* ARABIC ">
-        <w:r>
-          <w:rPr>
-            <w:noProof/>
-          </w:rPr>
-          <w:t>7</w:t>
-        </w:r>
-      </w:fldSimple>
+      <w:r>
+        <w:fldChar w:fldCharType="begin"/>
+      </w:r>
+      <w:r>
+        <w:instrText xml:space="preserve"> SEQ Table \* ARABIC </w:instrText>
+      </w:r>
+      <w:r>
+        <w:fldChar w:fldCharType="separate"/>
+      </w:r>
+      <w:r>
+        <w:rPr>
+          <w:noProof/>
+        </w:rPr>
+        <w:t>7</w:t>
+      </w:r>
+      <w:r>
+        <w:rPr>
+          <w:noProof/>
+        </w:rPr>
+        <w:fldChar w:fldCharType="end"/>
+      </w:r>
       <w:r>
         <w:t xml:space="preserve"> </w:t>
       </w:r>
       <w:r>
         <w:t>Daftar Deliverables</w:t>
       </w:r>
-      <w:bookmarkEnd w:id="346"/>
+      <w:bookmarkEnd w:id="345"/>
     </w:p>
     <w:tbl>
       <w:tblPr>
@@ -10496,14 +10587,14 @@
               <w:ind w:left="0" w:hanging="2"/>
               <w:jc w:val="center"/>
             </w:pPr>
-            <w:bookmarkStart w:id="347" w:name="_Toc167741477"/>
+            <w:bookmarkStart w:id="346" w:name="_Toc167741477"/>
             <w:r>
               <w:rPr>
                 <w:b/>
               </w:rPr>
               <w:t>Deliv.Id</w:t>
             </w:r>
-            <w:bookmarkEnd w:id="347"/>
+            <w:bookmarkEnd w:id="346"/>
           </w:p>
         </w:tc>
         <w:tc>
@@ -10516,14 +10607,14 @@
               <w:ind w:left="0" w:hanging="2"/>
               <w:jc w:val="center"/>
             </w:pPr>
-            <w:bookmarkStart w:id="348" w:name="_Toc167741478"/>
+            <w:bookmarkStart w:id="347" w:name="_Toc167741478"/>
             <w:r>
               <w:rPr>
                 <w:b/>
               </w:rPr>
               <w:t>Deliverables</w:t>
             </w:r>
-            <w:bookmarkEnd w:id="348"/>
+            <w:bookmarkEnd w:id="347"/>
           </w:p>
         </w:tc>
         <w:tc>
@@ -10536,14 +10627,14 @@
               <w:ind w:left="0" w:hanging="2"/>
               <w:jc w:val="center"/>
             </w:pPr>
-            <w:bookmarkStart w:id="349" w:name="_Toc167741479"/>
+            <w:bookmarkStart w:id="348" w:name="_Toc167741479"/>
             <w:r>
               <w:rPr>
                 <w:b/>
               </w:rPr>
               <w:t>Keterangan</w:t>
             </w:r>
-            <w:bookmarkEnd w:id="349"/>
+            <w:bookmarkEnd w:id="348"/>
           </w:p>
         </w:tc>
       </w:tr>
@@ -10558,11 +10649,11 @@
               <w:ind w:left="0" w:hanging="2"/>
               <w:jc w:val="both"/>
             </w:pPr>
-            <w:bookmarkStart w:id="350" w:name="_Toc167741480"/>
+            <w:bookmarkStart w:id="349" w:name="_Toc167741480"/>
             <w:r>
               <w:t>ToR-06</w:t>
             </w:r>
-            <w:bookmarkEnd w:id="350"/>
+            <w:bookmarkEnd w:id="349"/>
           </w:p>
         </w:tc>
         <w:tc>
@@ -10579,7 +10670,7 @@
                 <w:iCs/>
               </w:rPr>
             </w:pPr>
-            <w:bookmarkStart w:id="351" w:name="_Toc167741481"/>
+            <w:bookmarkStart w:id="350" w:name="_Toc167741481"/>
             <w:r>
               <w:rPr>
                 <w:i/>
@@ -10587,7 +10678,7 @@
               </w:rPr>
               <w:t>Term of Reference</w:t>
             </w:r>
-            <w:bookmarkEnd w:id="351"/>
+            <w:bookmarkEnd w:id="350"/>
           </w:p>
         </w:tc>
         <w:tc>
@@ -10600,7 +10691,7 @@
               <w:ind w:left="0" w:hanging="2"/>
               <w:jc w:val="both"/>
             </w:pPr>
-            <w:bookmarkStart w:id="352" w:name="_Toc167741482"/>
+            <w:bookmarkStart w:id="351" w:name="_Toc167741482"/>
             <w:r>
               <w:t>Dokumen ini berisi tentang gambaran umum mengenai sistem, pendekatan dalam melaksanakan pekerjaan, lingkup (</w:t>
             </w:r>
@@ -10624,7 +10715,7 @@
             <w:r>
               <w:t>), dan perkiraan pelaksanaan aktivitas.</w:t>
             </w:r>
-            <w:bookmarkEnd w:id="352"/>
+            <w:bookmarkEnd w:id="351"/>
           </w:p>
         </w:tc>
       </w:tr>
@@ -10639,11 +10730,11 @@
               <w:ind w:left="0" w:hanging="2"/>
               <w:jc w:val="both"/>
             </w:pPr>
-            <w:bookmarkStart w:id="353" w:name="_Toc167741483"/>
+            <w:bookmarkStart w:id="352" w:name="_Toc167741483"/>
             <w:r>
               <w:t>PiP-06</w:t>
             </w:r>
-            <w:bookmarkEnd w:id="353"/>
+            <w:bookmarkEnd w:id="352"/>
           </w:p>
         </w:tc>
         <w:tc>
@@ -10660,7 +10751,7 @@
                 <w:iCs/>
               </w:rPr>
             </w:pPr>
-            <w:bookmarkStart w:id="354" w:name="_Toc167741484"/>
+            <w:bookmarkStart w:id="353" w:name="_Toc167741484"/>
             <w:r>
               <w:rPr>
                 <w:i/>
@@ -10668,7 +10759,7 @@
               </w:rPr>
               <w:t>Project Implementation Plan</w:t>
             </w:r>
-            <w:bookmarkEnd w:id="354"/>
+            <w:bookmarkEnd w:id="353"/>
           </w:p>
         </w:tc>
         <w:tc>
@@ -10681,11 +10772,11 @@
               <w:ind w:left="0" w:hanging="2"/>
               <w:jc w:val="both"/>
             </w:pPr>
-            <w:bookmarkStart w:id="355" w:name="_Toc167741485"/>
+            <w:bookmarkStart w:id="354" w:name="_Toc167741485"/>
             <w:r>
               <w:t>Dokumen ini berisi tentang jadwal rencana kerja dalam pengembangan sistem yang mencakup pendahuluan, deskripsi umum proyek, pengelolaan proyek (manajemen), paket kerja dan jadwal, dan penutup.</w:t>
             </w:r>
-            <w:bookmarkEnd w:id="355"/>
+            <w:bookmarkEnd w:id="354"/>
           </w:p>
         </w:tc>
       </w:tr>
@@ -10700,11 +10791,11 @@
               <w:ind w:left="0" w:hanging="2"/>
               <w:jc w:val="both"/>
             </w:pPr>
-            <w:bookmarkStart w:id="356" w:name="_Toc167741486"/>
+            <w:bookmarkStart w:id="355" w:name="_Toc167741486"/>
             <w:r>
               <w:t>MoM-06</w:t>
             </w:r>
-            <w:bookmarkEnd w:id="356"/>
+            <w:bookmarkEnd w:id="355"/>
           </w:p>
         </w:tc>
         <w:tc>
@@ -10721,7 +10812,7 @@
                 <w:iCs/>
               </w:rPr>
             </w:pPr>
-            <w:bookmarkStart w:id="357" w:name="_Toc167741487"/>
+            <w:bookmarkStart w:id="356" w:name="_Toc167741487"/>
             <w:r>
               <w:rPr>
                 <w:i/>
@@ -10729,7 +10820,7 @@
               </w:rPr>
               <w:t>Minutes of Meeting</w:t>
             </w:r>
-            <w:bookmarkEnd w:id="357"/>
+            <w:bookmarkEnd w:id="356"/>
           </w:p>
         </w:tc>
         <w:tc>
@@ -10745,14 +10836,14 @@
                 <w:lang w:val="nl-NL"/>
               </w:rPr>
             </w:pPr>
-            <w:bookmarkStart w:id="358" w:name="_Toc167741488"/>
+            <w:bookmarkStart w:id="357" w:name="_Toc167741488"/>
             <w:r>
               <w:rPr>
                 <w:lang w:val="nl-NL"/>
               </w:rPr>
               <w:t>Dokumen ini berisi tentag agenda pertemuan yang dilakukan dengan dosen pembimbing.</w:t>
             </w:r>
-            <w:bookmarkEnd w:id="358"/>
+            <w:bookmarkEnd w:id="357"/>
           </w:p>
         </w:tc>
       </w:tr>
@@ -10767,11 +10858,11 @@
               <w:ind w:left="0" w:hanging="2"/>
               <w:jc w:val="both"/>
             </w:pPr>
-            <w:bookmarkStart w:id="359" w:name="_Toc167741489"/>
+            <w:bookmarkStart w:id="358" w:name="_Toc167741489"/>
             <w:r>
               <w:t>LA-06</w:t>
             </w:r>
-            <w:bookmarkEnd w:id="359"/>
+            <w:bookmarkEnd w:id="358"/>
           </w:p>
         </w:tc>
         <w:tc>
@@ -10788,7 +10879,7 @@
                 <w:iCs/>
               </w:rPr>
             </w:pPr>
-            <w:bookmarkStart w:id="360" w:name="_Toc167741490"/>
+            <w:bookmarkStart w:id="359" w:name="_Toc167741490"/>
             <w:r>
               <w:rPr>
                 <w:i/>
@@ -10796,7 +10887,7 @@
               </w:rPr>
               <w:t>Log Activity</w:t>
             </w:r>
-            <w:bookmarkEnd w:id="360"/>
+            <w:bookmarkEnd w:id="359"/>
           </w:p>
         </w:tc>
         <w:tc>
@@ -10820,7 +10911,7 @@
                 <w:lang w:val="nl-NL"/>
               </w:rPr>
             </w:pPr>
-            <w:bookmarkStart w:id="361" w:name="_Toc167741491"/>
+            <w:bookmarkStart w:id="360" w:name="_Toc167741491"/>
             <w:r>
               <w:rPr>
                 <w:iCs/>
@@ -10836,7 +10927,7 @@
               <w:lastRenderedPageBreak/>
               <w:t>dilakukan oleh anggota kelompok.</w:t>
             </w:r>
-            <w:bookmarkEnd w:id="361"/>
+            <w:bookmarkEnd w:id="360"/>
           </w:p>
         </w:tc>
       </w:tr>
@@ -10861,7 +10952,7 @@
                 <w:iCs/>
               </w:rPr>
             </w:pPr>
-            <w:bookmarkStart w:id="362" w:name="_Toc167741492"/>
+            <w:bookmarkStart w:id="361" w:name="_Toc167741492"/>
             <w:r>
               <w:rPr>
                 <w:iCs/>
@@ -10869,7 +10960,7 @@
               <w:lastRenderedPageBreak/>
               <w:t>SDD-06</w:t>
             </w:r>
-            <w:bookmarkEnd w:id="362"/>
+            <w:bookmarkEnd w:id="361"/>
           </w:p>
         </w:tc>
         <w:tc>
@@ -10892,14 +10983,14 @@
                 <w:i/>
               </w:rPr>
             </w:pPr>
-            <w:bookmarkStart w:id="363" w:name="_Toc167741493"/>
+            <w:bookmarkStart w:id="362" w:name="_Toc167741493"/>
             <w:r>
               <w:rPr>
                 <w:i/>
               </w:rPr>
               <w:t>Software Design Document</w:t>
             </w:r>
-            <w:bookmarkEnd w:id="363"/>
+            <w:bookmarkEnd w:id="362"/>
           </w:p>
         </w:tc>
         <w:tc>
@@ -10916,7 +11007,7 @@
                 <w:lang w:val="nl-NL"/>
               </w:rPr>
             </w:pPr>
-            <w:bookmarkStart w:id="364" w:name="_Toc167741494"/>
+            <w:bookmarkStart w:id="363" w:name="_Toc167741494"/>
             <w:r>
               <w:rPr>
                 <w:iCs/>
@@ -10924,7 +11015,7 @@
               </w:rPr>
               <w:t>Dokumen ini berisi tentang desain arsitektur sistem secara lebih spesifik.</w:t>
             </w:r>
-            <w:bookmarkEnd w:id="364"/>
+            <w:bookmarkEnd w:id="363"/>
           </w:p>
         </w:tc>
       </w:tr>
@@ -10950,7 +11041,7 @@
                 <w:lang w:val="nl-NL"/>
               </w:rPr>
             </w:pPr>
-            <w:bookmarkStart w:id="365" w:name="_Toc167741495"/>
+            <w:bookmarkStart w:id="364" w:name="_Toc167741495"/>
             <w:r>
               <w:rPr>
                 <w:iCs/>
@@ -10958,7 +11049,7 @@
               </w:rPr>
               <w:t>SWT-06</w:t>
             </w:r>
-            <w:bookmarkEnd w:id="365"/>
+            <w:bookmarkEnd w:id="364"/>
           </w:p>
         </w:tc>
         <w:tc>
@@ -10982,7 +11073,7 @@
                 <w:lang w:val="nl-NL"/>
               </w:rPr>
             </w:pPr>
-            <w:bookmarkStart w:id="366" w:name="_Toc167741496"/>
+            <w:bookmarkStart w:id="365" w:name="_Toc167741496"/>
             <w:r>
               <w:rPr>
                 <w:i/>
@@ -10990,7 +11081,7 @@
               </w:rPr>
               <w:t>Software Technical</w:t>
             </w:r>
-            <w:bookmarkEnd w:id="366"/>
+            <w:bookmarkEnd w:id="365"/>
           </w:p>
         </w:tc>
         <w:tc>
@@ -11007,7 +11098,7 @@
                 <w:lang w:val="nl-NL"/>
               </w:rPr>
             </w:pPr>
-            <w:bookmarkStart w:id="367" w:name="_Toc167741497"/>
+            <w:bookmarkStart w:id="366" w:name="_Toc167741497"/>
             <w:r>
               <w:rPr>
                 <w:iCs/>
@@ -11015,7 +11106,7 @@
               </w:rPr>
               <w:t>Dokumen ini berisi tentang deskripsi sistem yang akan dibangun, kebutuhan data, desain, dan pengujicobaan.</w:t>
             </w:r>
-            <w:bookmarkEnd w:id="367"/>
+            <w:bookmarkEnd w:id="366"/>
           </w:p>
         </w:tc>
       </w:tr>
@@ -11041,7 +11132,7 @@
                 <w:lang w:val="nl-NL"/>
               </w:rPr>
             </w:pPr>
-            <w:bookmarkStart w:id="368" w:name="_Toc167741498"/>
+            <w:bookmarkStart w:id="367" w:name="_Toc167741498"/>
             <w:r>
               <w:rPr>
                 <w:iCs/>
@@ -11063,7 +11154,7 @@
               </w:rPr>
               <w:t xml:space="preserve"> UD. Marudut Tani</w:t>
             </w:r>
-            <w:bookmarkEnd w:id="368"/>
+            <w:bookmarkEnd w:id="367"/>
           </w:p>
         </w:tc>
         <w:tc>
@@ -11087,7 +11178,7 @@
                 <w:lang w:val="nl-NL"/>
               </w:rPr>
             </w:pPr>
-            <w:bookmarkStart w:id="369" w:name="_Toc167741499"/>
+            <w:bookmarkStart w:id="368" w:name="_Toc167741499"/>
             <w:r>
               <w:rPr>
                 <w:iCs/>
@@ -11095,7 +11186,7 @@
               </w:rPr>
               <w:t>Produk</w:t>
             </w:r>
-            <w:bookmarkEnd w:id="369"/>
+            <w:bookmarkEnd w:id="368"/>
           </w:p>
         </w:tc>
         <w:tc>
@@ -11112,7 +11203,7 @@
                 <w:lang w:val="nl-NL"/>
               </w:rPr>
             </w:pPr>
-            <w:bookmarkStart w:id="370" w:name="_Toc167741500"/>
+            <w:bookmarkStart w:id="369" w:name="_Toc167741500"/>
             <w:r>
               <w:rPr>
                 <w:i/>
@@ -11127,7 +11218,7 @@
               </w:rPr>
               <w:t>ini merupakan hasil akhir pengerjaan proyek.</w:t>
             </w:r>
-            <w:bookmarkEnd w:id="370"/>
+            <w:bookmarkEnd w:id="369"/>
           </w:p>
         </w:tc>
       </w:tr>
@@ -11191,8 +11282,8 @@
           <w:lang w:val="nl-NL"/>
         </w:rPr>
       </w:pPr>
-      <w:bookmarkStart w:id="371" w:name="_heading=h.z337ya" w:colFirst="0" w:colLast="0"/>
-      <w:bookmarkEnd w:id="371"/>
+      <w:bookmarkStart w:id="370" w:name="_heading=h.z337ya" w:colFirst="0" w:colLast="0"/>
+      <w:bookmarkEnd w:id="370"/>
     </w:p>
     <w:p>
       <w:pPr>
@@ -11218,8 +11309,8 @@
           <w:color w:val="000000"/>
         </w:rPr>
       </w:pPr>
-      <w:bookmarkStart w:id="372" w:name="_Toc161944948"/>
-      <w:bookmarkStart w:id="373" w:name="_Toc167741501"/>
+      <w:bookmarkStart w:id="371" w:name="_Toc161944948"/>
+      <w:bookmarkStart w:id="372" w:name="_Toc167741501"/>
       <w:r>
         <w:rPr>
           <w:rFonts w:eastAsia="Arial"/>
@@ -11229,8 +11320,8 @@
         <w:lastRenderedPageBreak/>
         <w:t>Pengelolaan Proyek (Manajemen)</w:t>
       </w:r>
+      <w:bookmarkEnd w:id="371"/>
       <w:bookmarkEnd w:id="372"/>
-      <w:bookmarkEnd w:id="373"/>
     </w:p>
     <w:p>
       <w:pPr>
@@ -11241,36 +11332,36 @@
           <w:iCs/>
         </w:rPr>
       </w:pPr>
-      <w:bookmarkStart w:id="374" w:name="_heading=h.3j2qqm3" w:colFirst="0" w:colLast="0"/>
-      <w:bookmarkStart w:id="375" w:name="_Toc161944949"/>
-      <w:bookmarkStart w:id="376" w:name="_Toc167741502"/>
+      <w:bookmarkStart w:id="373" w:name="_heading=h.3j2qqm3" w:colFirst="0" w:colLast="0"/>
+      <w:bookmarkStart w:id="374" w:name="_Toc161944949"/>
+      <w:bookmarkStart w:id="375" w:name="_Toc167741502"/>
+      <w:bookmarkEnd w:id="373"/>
+      <w:r>
+        <w:rPr>
+          <w:iCs/>
+        </w:rPr>
+        <w:t xml:space="preserve">Bab 3 ini menjelaskan tentang pengelolaan atau </w:t>
+      </w:r>
+      <w:r>
+        <w:rPr>
+          <w:i/>
+        </w:rPr>
+        <w:t>management</w:t>
+      </w:r>
+      <w:r>
+        <w:rPr>
+          <w:iCs/>
+        </w:rPr>
+        <w:t xml:space="preserve"> proyek yang terdiri dari struktur organisasi, alokasi personil, deskripsi tugas, dan tanggung jawab, tujuan dan prioritas pengelolaan proyek, asumsi, kebergantungan dan kendala serta</w:t>
+      </w:r>
+      <w:r>
+        <w:rPr>
+          <w:iCs/>
+        </w:rPr>
+        <w:t xml:space="preserve"> serta mekanisme pemantauan dan pengendalian.</w:t>
+      </w:r>
       <w:bookmarkEnd w:id="374"/>
-      <w:r>
-        <w:rPr>
-          <w:iCs/>
-        </w:rPr>
-        <w:t xml:space="preserve">Bab 3 ini menjelaskan tentang pengelolaan atau </w:t>
-      </w:r>
-      <w:r>
-        <w:rPr>
-          <w:i/>
-        </w:rPr>
-        <w:t>management</w:t>
-      </w:r>
-      <w:r>
-        <w:rPr>
-          <w:iCs/>
-        </w:rPr>
-        <w:t xml:space="preserve"> proyek yang terdiri dari struktur organisasi, alokasi personil, deskripsi tugas, dan tanggung jawab, tujuan dan prioritas pengelolaan proyek, asumsi, kebergantungan dan kendala serta</w:t>
-      </w:r>
-      <w:r>
-        <w:rPr>
-          <w:iCs/>
-        </w:rPr>
-        <w:t xml:space="preserve"> serta mekanisme pemantauan dan pengendalian.</w:t>
-      </w:r>
       <w:bookmarkEnd w:id="375"/>
-      <w:bookmarkEnd w:id="376"/>
       <w:r>
         <w:rPr>
           <w:iCs/>
@@ -11310,8 +11401,8 @@
           <w:b/>
         </w:rPr>
       </w:pPr>
-      <w:bookmarkStart w:id="377" w:name="_Toc161944950"/>
-      <w:bookmarkStart w:id="378" w:name="_Toc167741503"/>
+      <w:bookmarkStart w:id="376" w:name="_Toc161944950"/>
+      <w:bookmarkStart w:id="377" w:name="_Toc167741503"/>
       <w:r>
         <w:rPr>
           <w:rFonts w:eastAsia="Arial"/>
@@ -11319,8 +11410,8 @@
         </w:rPr>
         <w:t>Struktur Organisasi</w:t>
       </w:r>
+      <w:bookmarkEnd w:id="376"/>
       <w:bookmarkEnd w:id="377"/>
-      <w:bookmarkEnd w:id="378"/>
     </w:p>
     <w:p>
       <w:pPr>
@@ -11328,13 +11419,13 @@
         <w:ind w:left="0" w:hanging="2"/>
         <w:jc w:val="both"/>
       </w:pPr>
-      <w:bookmarkStart w:id="379" w:name="_Toc161944951"/>
-      <w:bookmarkStart w:id="380" w:name="_Toc167741504"/>
+      <w:bookmarkStart w:id="378" w:name="_Toc161944951"/>
+      <w:bookmarkStart w:id="379" w:name="_Toc167741504"/>
       <w:r>
         <w:t>Struktur organisasi dalam pengerjaan Proyek Akhir 1 ini adalah sebagai berikut.</w:t>
       </w:r>
+      <w:bookmarkEnd w:id="378"/>
       <w:bookmarkEnd w:id="379"/>
-      <w:bookmarkEnd w:id="380"/>
     </w:p>
     <w:p>
       <w:pPr>
@@ -11345,8 +11436,8 @@
           <w:lang w:val="nl-NL"/>
         </w:rPr>
       </w:pPr>
-      <w:bookmarkStart w:id="381" w:name="_Toc161944952"/>
-      <w:bookmarkStart w:id="382" w:name="_Toc167741505"/>
+      <w:bookmarkStart w:id="380" w:name="_Toc161944952"/>
+      <w:bookmarkStart w:id="381" w:name="_Toc167741505"/>
       <w:r>
         <w:rPr>
           <w:noProof/>
@@ -11365,8 +11456,8 @@
           </wp:inline>
         </w:drawing>
       </w:r>
+      <w:bookmarkEnd w:id="380"/>
       <w:bookmarkEnd w:id="381"/>
-      <w:bookmarkEnd w:id="382"/>
     </w:p>
     <w:p>
       <w:pPr>
@@ -11374,25 +11465,38 @@
         <w:ind w:left="0" w:hanging="2"/>
         <w:jc w:val="center"/>
       </w:pPr>
-      <w:bookmarkStart w:id="383" w:name="_Toc167741895"/>
+      <w:bookmarkStart w:id="382" w:name="_Toc167741895"/>
       <w:r>
         <w:t xml:space="preserve">Gambar  </w:t>
       </w:r>
-      <w:fldSimple w:instr=" SEQ Gambar_ \* ARABIC ">
-        <w:r>
-          <w:rPr>
-            <w:noProof/>
-          </w:rPr>
-          <w:t>1</w:t>
-        </w:r>
-      </w:fldSimple>
+      <w:r>
+        <w:fldChar w:fldCharType="begin"/>
+      </w:r>
+      <w:r>
+        <w:instrText xml:space="preserve"> SEQ Gambar_ \* ARABIC </w:instrText>
+      </w:r>
+      <w:r>
+        <w:fldChar w:fldCharType="separate"/>
+      </w:r>
+      <w:r>
+        <w:rPr>
+          <w:noProof/>
+        </w:rPr>
+        <w:t>1</w:t>
+      </w:r>
+      <w:r>
+        <w:rPr>
+          <w:noProof/>
+        </w:rPr>
+        <w:fldChar w:fldCharType="end"/>
+      </w:r>
       <w:r>
         <w:t xml:space="preserve"> </w:t>
       </w:r>
       <w:r>
         <w:t>Struktur Organisasi Pelaksanaan</w:t>
       </w:r>
-      <w:bookmarkEnd w:id="383"/>
+      <w:bookmarkEnd w:id="382"/>
     </w:p>
     <w:p>
       <w:pPr>
@@ -11422,8 +11526,8 @@
           <w:color w:val="000000"/>
         </w:rPr>
       </w:pPr>
-      <w:bookmarkStart w:id="384" w:name="_Toc161944954"/>
-      <w:bookmarkStart w:id="385" w:name="_Toc167741507"/>
+      <w:bookmarkStart w:id="383" w:name="_Toc161944954"/>
+      <w:bookmarkStart w:id="384" w:name="_Toc167741507"/>
       <w:r>
         <w:rPr>
           <w:rFonts w:eastAsia="Arial"/>
@@ -11432,8 +11536,8 @@
         </w:rPr>
         <w:t>Alokasi Personil, Deksripsi Tugas dan Tanggung Jawab</w:t>
       </w:r>
+      <w:bookmarkEnd w:id="383"/>
       <w:bookmarkEnd w:id="384"/>
-      <w:bookmarkEnd w:id="385"/>
     </w:p>
     <w:p>
       <w:pPr>
@@ -11441,15 +11545,15 @@
         <w:ind w:leftChars="0" w:left="0" w:firstLineChars="0" w:hanging="2"/>
         <w:jc w:val="both"/>
       </w:pPr>
-      <w:bookmarkStart w:id="386" w:name="_heading=h.4i7ojhp" w:colFirst="0" w:colLast="0"/>
-      <w:bookmarkStart w:id="387" w:name="_Toc161944955"/>
-      <w:bookmarkStart w:id="388" w:name="_Toc167741508"/>
+      <w:bookmarkStart w:id="385" w:name="_heading=h.4i7ojhp" w:colFirst="0" w:colLast="0"/>
+      <w:bookmarkStart w:id="386" w:name="_Toc161944955"/>
+      <w:bookmarkStart w:id="387" w:name="_Toc167741508"/>
+      <w:bookmarkEnd w:id="385"/>
+      <w:r>
+        <w:t>Berikut adalah penjelasan dari struktur organisasi pelaksanaan PA 1 serta pihak lain yang terlibat dalam gambar 1.</w:t>
+      </w:r>
       <w:bookmarkEnd w:id="386"/>
-      <w:r>
-        <w:t>Berikut adalah penjelasan dari struktur organisasi pelaksanaan PA 1 serta pihak lain yang terlibat dalam gambar 1.</w:t>
-      </w:r>
       <w:bookmarkEnd w:id="387"/>
-      <w:bookmarkEnd w:id="388"/>
     </w:p>
     <w:p>
       <w:pPr>
@@ -11467,8 +11571,8 @@
           <w:szCs w:val="24"/>
         </w:rPr>
       </w:pPr>
-      <w:bookmarkStart w:id="389" w:name="_Toc161944956"/>
-      <w:bookmarkStart w:id="390" w:name="_Toc167741509"/>
+      <w:bookmarkStart w:id="388" w:name="_Toc161944956"/>
+      <w:bookmarkStart w:id="389" w:name="_Toc167741509"/>
       <w:r>
         <w:rPr>
           <w:rFonts w:ascii="Times New Roman" w:hAnsi="Times New Roman" w:cs="Times New Roman"/>
@@ -11477,8 +11581,8 @@
         </w:rPr>
         <w:t>Koordinator PA 1, berfungsi sebagai koordinator yang bertugas untuk melakukan koordinasi yang diperlukan demi terlaksananya mata kuliah PA 1.</w:t>
       </w:r>
+      <w:bookmarkEnd w:id="388"/>
       <w:bookmarkEnd w:id="389"/>
-      <w:bookmarkEnd w:id="390"/>
       <w:r>
         <w:rPr>
           <w:rFonts w:ascii="Times New Roman" w:hAnsi="Times New Roman" w:cs="Times New Roman"/>
@@ -11504,8 +11608,8 @@
           <w:szCs w:val="24"/>
         </w:rPr>
       </w:pPr>
-      <w:bookmarkStart w:id="391" w:name="_Toc161944957"/>
-      <w:bookmarkStart w:id="392" w:name="_Toc167741510"/>
+      <w:bookmarkStart w:id="390" w:name="_Toc161944957"/>
+      <w:bookmarkStart w:id="391" w:name="_Toc167741510"/>
       <w:r>
         <w:rPr>
           <w:rFonts w:ascii="Times New Roman" w:hAnsi="Times New Roman" w:cs="Times New Roman"/>
@@ -11553,8 +11657,8 @@
         </w:rPr>
         <w:t xml:space="preserve"> terhadap proses pengerjaan produk dan dokumen PA 1.</w:t>
       </w:r>
+      <w:bookmarkEnd w:id="390"/>
       <w:bookmarkEnd w:id="391"/>
-      <w:bookmarkEnd w:id="392"/>
       <w:r>
         <w:rPr>
           <w:rFonts w:ascii="Times New Roman" w:hAnsi="Times New Roman" w:cs="Times New Roman"/>
@@ -11581,8 +11685,8 @@
           <w:szCs w:val="24"/>
         </w:rPr>
       </w:pPr>
-      <w:bookmarkStart w:id="393" w:name="_Toc161944958"/>
-      <w:bookmarkStart w:id="394" w:name="_Toc167741511"/>
+      <w:bookmarkStart w:id="392" w:name="_Toc161944958"/>
+      <w:bookmarkStart w:id="393" w:name="_Toc167741511"/>
       <w:r>
         <w:rPr>
           <w:rFonts w:ascii="Times New Roman" w:hAnsi="Times New Roman" w:cs="Times New Roman"/>
@@ -11630,8 +11734,8 @@
         </w:rPr>
         <w:t xml:space="preserve"> terhadap hasil produk dan dokumen PA 1.</w:t>
       </w:r>
+      <w:bookmarkEnd w:id="392"/>
       <w:bookmarkEnd w:id="393"/>
-      <w:bookmarkEnd w:id="394"/>
       <w:r>
         <w:rPr>
           <w:rFonts w:ascii="Times New Roman" w:hAnsi="Times New Roman" w:cs="Times New Roman"/>
@@ -11658,8 +11762,8 @@
           <w:szCs w:val="24"/>
         </w:rPr>
       </w:pPr>
-      <w:bookmarkStart w:id="395" w:name="_Toc161944959"/>
-      <w:bookmarkStart w:id="396" w:name="_Toc167741512"/>
+      <w:bookmarkStart w:id="394" w:name="_Toc161944959"/>
+      <w:bookmarkStart w:id="395" w:name="_Toc167741512"/>
       <w:r>
         <w:rPr>
           <w:rFonts w:ascii="Times New Roman" w:hAnsi="Times New Roman" w:cs="Times New Roman"/>
@@ -11678,8 +11782,8 @@
         </w:rPr>
         <w:t xml:space="preserve"> bertugas untuk melakukan semua koordinasi yang diperlukan demi terlaksananya mata kuliah PA 1 dengan baik dan sesuai dengan yang direncanakan.</w:t>
       </w:r>
+      <w:bookmarkEnd w:id="394"/>
       <w:bookmarkEnd w:id="395"/>
-      <w:bookmarkEnd w:id="396"/>
       <w:r>
         <w:rPr>
           <w:rFonts w:ascii="Times New Roman" w:hAnsi="Times New Roman" w:cs="Times New Roman"/>
@@ -11705,8 +11809,8 @@
           <w:szCs w:val="24"/>
         </w:rPr>
       </w:pPr>
-      <w:bookmarkStart w:id="397" w:name="_Toc161944960"/>
-      <w:bookmarkStart w:id="398" w:name="_Toc167741513"/>
+      <w:bookmarkStart w:id="396" w:name="_Toc161944960"/>
+      <w:bookmarkStart w:id="397" w:name="_Toc167741513"/>
       <w:r>
         <w:rPr>
           <w:rFonts w:ascii="Times New Roman" w:hAnsi="Times New Roman" w:cs="Times New Roman"/>
@@ -11732,8 +11836,8 @@
         </w:rPr>
         <w:t xml:space="preserve"> dalam pembangunan sistem.</w:t>
       </w:r>
+      <w:bookmarkEnd w:id="396"/>
       <w:bookmarkEnd w:id="397"/>
-      <w:bookmarkEnd w:id="398"/>
       <w:r>
         <w:rPr>
           <w:rFonts w:ascii="Times New Roman" w:hAnsi="Times New Roman" w:cs="Times New Roman"/>
@@ -11749,13 +11853,13 @@
         <w:ind w:leftChars="0" w:left="0" w:right="721" w:firstLineChars="0" w:firstLine="0"/>
         <w:jc w:val="both"/>
       </w:pPr>
-      <w:bookmarkStart w:id="399" w:name="_Toc161944961"/>
-      <w:bookmarkStart w:id="400" w:name="_Toc167741514"/>
+      <w:bookmarkStart w:id="398" w:name="_Toc161944961"/>
+      <w:bookmarkStart w:id="399" w:name="_Toc167741514"/>
       <w:r>
         <w:t>Anggota terbagi menjadi:</w:t>
       </w:r>
+      <w:bookmarkEnd w:id="398"/>
       <w:bookmarkEnd w:id="399"/>
-      <w:bookmarkEnd w:id="400"/>
       <w:r>
         <w:t xml:space="preserve"> </w:t>
       </w:r>
@@ -11776,8 +11880,8 @@
           <w:szCs w:val="24"/>
         </w:rPr>
       </w:pPr>
-      <w:bookmarkStart w:id="401" w:name="_Toc161944962"/>
-      <w:bookmarkStart w:id="402" w:name="_Toc167741515"/>
+      <w:bookmarkStart w:id="400" w:name="_Toc161944962"/>
+      <w:bookmarkStart w:id="401" w:name="_Toc167741515"/>
       <w:r>
         <w:rPr>
           <w:rFonts w:ascii="Times New Roman" w:hAnsi="Times New Roman" w:cs="Times New Roman"/>
@@ -11798,8 +11902,8 @@
         </w:rPr>
         <w:t xml:space="preserve"> bertanggung jawab dalam membuat struktur, tampilan dan kode program untuk pembangunan system.</w:t>
       </w:r>
+      <w:bookmarkEnd w:id="400"/>
       <w:bookmarkEnd w:id="401"/>
-      <w:bookmarkEnd w:id="402"/>
     </w:p>
     <w:p>
       <w:pPr>
@@ -11817,8 +11921,8 @@
           <w:szCs w:val="24"/>
         </w:rPr>
       </w:pPr>
-      <w:bookmarkStart w:id="403" w:name="_Toc161944963"/>
-      <w:bookmarkStart w:id="404" w:name="_Toc167741516"/>
+      <w:bookmarkStart w:id="402" w:name="_Toc161944963"/>
+      <w:bookmarkStart w:id="403" w:name="_Toc167741516"/>
       <w:r>
         <w:rPr>
           <w:rFonts w:ascii="Times New Roman" w:hAnsi="Times New Roman" w:cs="Times New Roman"/>
@@ -11855,8 +11959,8 @@
         </w:rPr>
         <w:t>.</w:t>
       </w:r>
+      <w:bookmarkEnd w:id="402"/>
       <w:bookmarkEnd w:id="403"/>
-      <w:bookmarkEnd w:id="404"/>
     </w:p>
     <w:p>
       <w:pPr>
@@ -11874,8 +11978,8 @@
           <w:szCs w:val="24"/>
         </w:rPr>
       </w:pPr>
-      <w:bookmarkStart w:id="405" w:name="_Toc161944964"/>
-      <w:bookmarkStart w:id="406" w:name="_Toc167741517"/>
+      <w:bookmarkStart w:id="404" w:name="_Toc161944964"/>
+      <w:bookmarkStart w:id="405" w:name="_Toc167741517"/>
       <w:r>
         <w:rPr>
           <w:rFonts w:ascii="Times New Roman" w:hAnsi="Times New Roman" w:cs="Times New Roman"/>
@@ -11896,8 +12000,8 @@
         </w:rPr>
         <w:t xml:space="preserve"> bertanggung jawab dalam mendesain tampilan system.</w:t>
       </w:r>
+      <w:bookmarkEnd w:id="404"/>
       <w:bookmarkEnd w:id="405"/>
-      <w:bookmarkEnd w:id="406"/>
     </w:p>
     <w:p>
       <w:pPr>
@@ -11915,8 +12019,8 @@
           <w:szCs w:val="24"/>
         </w:rPr>
       </w:pPr>
-      <w:bookmarkStart w:id="407" w:name="_Toc161944965"/>
-      <w:bookmarkStart w:id="408" w:name="_Toc167741518"/>
+      <w:bookmarkStart w:id="406" w:name="_Toc161944965"/>
+      <w:bookmarkStart w:id="407" w:name="_Toc167741518"/>
       <w:r>
         <w:rPr>
           <w:rFonts w:ascii="Times New Roman" w:hAnsi="Times New Roman" w:cs="Times New Roman"/>
@@ -11937,8 +12041,8 @@
         </w:rPr>
         <w:t xml:space="preserve"> bertanggung jawab dalam melakukan pengujian pada kode-kode program system.</w:t>
       </w:r>
+      <w:bookmarkEnd w:id="406"/>
       <w:bookmarkEnd w:id="407"/>
-      <w:bookmarkEnd w:id="408"/>
     </w:p>
     <w:p>
       <w:pPr>
@@ -11973,8 +12077,8 @@
           <w:color w:val="000000"/>
         </w:rPr>
       </w:pPr>
-      <w:bookmarkStart w:id="409" w:name="_Toc161944966"/>
-      <w:bookmarkStart w:id="410" w:name="_Toc167741519"/>
+      <w:bookmarkStart w:id="408" w:name="_Toc161944966"/>
+      <w:bookmarkStart w:id="409" w:name="_Toc167741519"/>
       <w:r>
         <w:rPr>
           <w:rFonts w:eastAsia="Arial"/>
@@ -11983,8 +12087,8 @@
         </w:rPr>
         <w:t>Tujuan dan Prioritas Pengelolaan Proyek</w:t>
       </w:r>
+      <w:bookmarkEnd w:id="408"/>
       <w:bookmarkEnd w:id="409"/>
-      <w:bookmarkEnd w:id="410"/>
     </w:p>
     <w:p>
       <w:pPr>
@@ -11995,36 +12099,36 @@
           <w:iCs/>
         </w:rPr>
       </w:pPr>
-      <w:bookmarkStart w:id="411" w:name="_heading=h.2xcytpi" w:colFirst="0" w:colLast="0"/>
-      <w:bookmarkStart w:id="412" w:name="_Toc161944967"/>
-      <w:bookmarkStart w:id="413" w:name="_Toc167741520"/>
+      <w:bookmarkStart w:id="410" w:name="_heading=h.2xcytpi" w:colFirst="0" w:colLast="0"/>
+      <w:bookmarkStart w:id="411" w:name="_Toc161944967"/>
+      <w:bookmarkStart w:id="412" w:name="_Toc167741520"/>
+      <w:bookmarkEnd w:id="410"/>
+      <w:r>
+        <w:rPr>
+          <w:iCs/>
+        </w:rPr>
+        <w:t>Tujuan dari pengelolaan proyek ini adalah untuk memastikan agar setiap pihak memahami peran dan tugas masing-masing sehingga pelaksanaa PA 1 dapat diselesaikan dengan baik dan juga tepat waktu. Di samping itu, pengelolaan proyek ini juga memiliki tujuan untuk mempermudah pemantauan terhadap pengerjaan P</w:t>
+      </w:r>
+      <w:r>
+        <w:rPr>
+          <w:iCs/>
+        </w:rPr>
+        <w:t>A</w:t>
+      </w:r>
+      <w:r>
+        <w:rPr>
+          <w:iCs/>
+        </w:rPr>
+        <w:t xml:space="preserve"> </w:t>
+      </w:r>
+      <w:r>
+        <w:rPr>
+          <w:iCs/>
+        </w:rPr>
+        <w:t>1.</w:t>
+      </w:r>
       <w:bookmarkEnd w:id="411"/>
-      <w:r>
-        <w:rPr>
-          <w:iCs/>
-        </w:rPr>
-        <w:t>Tujuan dari pengelolaan proyek ini adalah untuk memastikan agar setiap pihak memahami peran dan tugas masing-masing sehingga pelaksanaa PA 1 dapat diselesaikan dengan baik dan juga tepat waktu. Di samping itu, pengelolaan proyek ini juga memiliki tujuan untuk mempermudah pemantauan terhadap pengerjaan P</w:t>
-      </w:r>
-      <w:r>
-        <w:rPr>
-          <w:iCs/>
-        </w:rPr>
-        <w:t>A</w:t>
-      </w:r>
-      <w:r>
-        <w:rPr>
-          <w:iCs/>
-        </w:rPr>
-        <w:t xml:space="preserve"> </w:t>
-      </w:r>
-      <w:r>
-        <w:rPr>
-          <w:iCs/>
-        </w:rPr>
-        <w:t>1.</w:t>
-      </w:r>
       <w:bookmarkEnd w:id="412"/>
-      <w:bookmarkEnd w:id="413"/>
     </w:p>
     <w:p>
       <w:pPr>
@@ -12045,8 +12149,8 @@
           <w:iCs/>
         </w:rPr>
       </w:pPr>
-      <w:bookmarkStart w:id="414" w:name="_Toc161944968"/>
-      <w:bookmarkStart w:id="415" w:name="_Toc167741521"/>
+      <w:bookmarkStart w:id="413" w:name="_Toc161944968"/>
+      <w:bookmarkStart w:id="414" w:name="_Toc167741521"/>
       <w:r>
         <w:rPr>
           <w:iCs/>
@@ -12077,8 +12181,8 @@
         </w:rPr>
         <w:t xml:space="preserve"> yang dihasilkan tentu harus layak ditampilkan dan dapat digunakan dengan mudah oleh pihak-pihak yang dituju.</w:t>
       </w:r>
+      <w:bookmarkEnd w:id="413"/>
       <w:bookmarkEnd w:id="414"/>
-      <w:bookmarkEnd w:id="415"/>
     </w:p>
     <w:p>
       <w:pPr>
@@ -12113,8 +12217,8 @@
           <w:color w:val="000000"/>
         </w:rPr>
       </w:pPr>
-      <w:bookmarkStart w:id="416" w:name="_Toc161944969"/>
-      <w:bookmarkStart w:id="417" w:name="_Toc167741522"/>
+      <w:bookmarkStart w:id="415" w:name="_Toc161944969"/>
+      <w:bookmarkStart w:id="416" w:name="_Toc167741522"/>
       <w:r>
         <w:rPr>
           <w:rFonts w:eastAsia="Arial"/>
@@ -12123,8 +12227,8 @@
         </w:rPr>
         <w:t>Asumsi, Kebergantungan dan Kendala</w:t>
       </w:r>
+      <w:bookmarkEnd w:id="415"/>
       <w:bookmarkEnd w:id="416"/>
-      <w:bookmarkEnd w:id="417"/>
     </w:p>
     <w:p>
       <w:pPr>
@@ -12132,8 +12236,8 @@
         <w:ind w:left="0" w:hanging="2"/>
         <w:jc w:val="both"/>
       </w:pPr>
-      <w:bookmarkStart w:id="418" w:name="_Toc161944970"/>
-      <w:bookmarkStart w:id="419" w:name="_Toc167741523"/>
+      <w:bookmarkStart w:id="417" w:name="_Toc161944970"/>
+      <w:bookmarkStart w:id="418" w:name="_Toc167741523"/>
       <w:r>
         <w:t>Asumsi yang digunakan adalah bahwa</w:t>
       </w:r>
@@ -12149,8 +12253,8 @@
       <w:r>
         <w:t>yang sudah pernah diambil untuk menyelesaikan proyek PA 1.</w:t>
       </w:r>
+      <w:bookmarkEnd w:id="417"/>
       <w:bookmarkEnd w:id="418"/>
-      <w:bookmarkEnd w:id="419"/>
     </w:p>
     <w:p>
       <w:pPr>
@@ -12158,8 +12262,8 @@
         <w:ind w:leftChars="0" w:left="0" w:firstLineChars="0" w:firstLine="0"/>
         <w:jc w:val="both"/>
       </w:pPr>
-      <w:bookmarkStart w:id="420" w:name="_Toc161944971"/>
-      <w:bookmarkStart w:id="421" w:name="_Toc167741524"/>
+      <w:bookmarkStart w:id="419" w:name="_Toc161944971"/>
+      <w:bookmarkStart w:id="420" w:name="_Toc167741524"/>
       <w:r>
         <w:lastRenderedPageBreak/>
         <w:t>Di samping itu, biaya transportasi ke objek tujuan akan ditanggung oleh mahasiswa sendiri. Proyek ini mempunyai ketergantungan terhadap</w:t>
@@ -12170,8 +12274,8 @@
       <w:r>
         <w:t xml:space="preserve"> kesediaan narasumber untuk diwawancarai dan kesediaan dosen pembimbing untuk meluangkan waktu terkait bimbingan PA 1.</w:t>
       </w:r>
+      <w:bookmarkEnd w:id="419"/>
       <w:bookmarkEnd w:id="420"/>
-      <w:bookmarkEnd w:id="421"/>
     </w:p>
     <w:p>
       <w:pPr>
@@ -12179,8 +12283,8 @@
         <w:ind w:left="0" w:hanging="2"/>
         <w:jc w:val="both"/>
       </w:pPr>
-      <w:bookmarkStart w:id="422" w:name="_Toc161944972"/>
-      <w:bookmarkStart w:id="423" w:name="_Toc167741525"/>
+      <w:bookmarkStart w:id="421" w:name="_Toc161944972"/>
+      <w:bookmarkStart w:id="422" w:name="_Toc167741525"/>
       <w:r>
         <w:t xml:space="preserve">Kendala yang perlu dipertimbangkan </w:t>
       </w:r>
@@ -12197,8 +12301,8 @@
       <w:r>
         <w:t xml:space="preserve"> terhadap apa yang dibutuhkan dalam system.</w:t>
       </w:r>
+      <w:bookmarkEnd w:id="421"/>
       <w:bookmarkEnd w:id="422"/>
-      <w:bookmarkEnd w:id="423"/>
     </w:p>
     <w:p>
       <w:pPr>
@@ -12230,10 +12334,10 @@
           <w:color w:val="000000"/>
         </w:rPr>
       </w:pPr>
-      <w:bookmarkStart w:id="424" w:name="_heading=h.1ci93xb" w:colFirst="0" w:colLast="0"/>
-      <w:bookmarkStart w:id="425" w:name="_Toc161944973"/>
-      <w:bookmarkStart w:id="426" w:name="_Toc167741526"/>
-      <w:bookmarkEnd w:id="424"/>
+      <w:bookmarkStart w:id="423" w:name="_heading=h.1ci93xb" w:colFirst="0" w:colLast="0"/>
+      <w:bookmarkStart w:id="424" w:name="_Toc161944973"/>
+      <w:bookmarkStart w:id="425" w:name="_Toc167741526"/>
+      <w:bookmarkEnd w:id="423"/>
       <w:r>
         <w:rPr>
           <w:rFonts w:eastAsia="Arial"/>
@@ -12242,8 +12346,8 @@
         </w:rPr>
         <w:t>Mekanisme Pemantauan dan Pengendalian</w:t>
       </w:r>
+      <w:bookmarkEnd w:id="424"/>
       <w:bookmarkEnd w:id="425"/>
-      <w:bookmarkEnd w:id="426"/>
     </w:p>
     <w:p>
       <w:pPr>
@@ -12255,8 +12359,8 @@
           <w:lang w:val="nl-NL"/>
         </w:rPr>
       </w:pPr>
-      <w:bookmarkStart w:id="427" w:name="_Toc161944974"/>
-      <w:bookmarkStart w:id="428" w:name="_Toc167741527"/>
+      <w:bookmarkStart w:id="426" w:name="_Toc161944974"/>
+      <w:bookmarkStart w:id="427" w:name="_Toc167741527"/>
       <w:r>
         <w:rPr>
           <w:iCs/>
@@ -12291,8 +12395,8 @@
         </w:rPr>
         <w:t>akhir yaitu seminar PA 1.</w:t>
       </w:r>
+      <w:bookmarkEnd w:id="426"/>
       <w:bookmarkEnd w:id="427"/>
-      <w:bookmarkEnd w:id="428"/>
     </w:p>
     <w:p>
       <w:pPr>
@@ -12323,8 +12427,8 @@
           <w:lang w:val="nl-NL"/>
         </w:rPr>
       </w:pPr>
-      <w:bookmarkStart w:id="429" w:name="_heading=h.3whwml4" w:colFirst="0" w:colLast="0"/>
-      <w:bookmarkEnd w:id="429"/>
+      <w:bookmarkStart w:id="428" w:name="_heading=h.3whwml4" w:colFirst="0" w:colLast="0"/>
+      <w:bookmarkEnd w:id="428"/>
     </w:p>
     <w:p>
       <w:pPr>
@@ -12350,8 +12454,8 @@
           <w:color w:val="000000"/>
         </w:rPr>
       </w:pPr>
-      <w:bookmarkStart w:id="430" w:name="_Toc161944975"/>
-      <w:bookmarkStart w:id="431" w:name="_Toc167741528"/>
+      <w:bookmarkStart w:id="429" w:name="_Toc161944975"/>
+      <w:bookmarkStart w:id="430" w:name="_Toc167741528"/>
       <w:r>
         <w:rPr>
           <w:rFonts w:eastAsia="Arial"/>
@@ -12361,8 +12465,8 @@
         <w:lastRenderedPageBreak/>
         <w:t>Paket Kerja dan Jadwal</w:t>
       </w:r>
+      <w:bookmarkEnd w:id="429"/>
       <w:bookmarkEnd w:id="430"/>
-      <w:bookmarkEnd w:id="431"/>
     </w:p>
     <w:p>
       <w:pPr>
@@ -12374,10 +12478,10 @@
           <w:lang w:val="nl-NL"/>
         </w:rPr>
       </w:pPr>
-      <w:bookmarkStart w:id="432" w:name="_heading=h.2bn6wsx" w:colFirst="0" w:colLast="0"/>
-      <w:bookmarkStart w:id="433" w:name="_Toc161944976"/>
-      <w:bookmarkStart w:id="434" w:name="_Toc167741529"/>
-      <w:bookmarkEnd w:id="432"/>
+      <w:bookmarkStart w:id="431" w:name="_heading=h.2bn6wsx" w:colFirst="0" w:colLast="0"/>
+      <w:bookmarkStart w:id="432" w:name="_Toc161944976"/>
+      <w:bookmarkStart w:id="433" w:name="_Toc167741529"/>
+      <w:bookmarkEnd w:id="431"/>
       <w:r>
         <w:rPr>
           <w:iCs/>
@@ -12385,8 +12489,8 @@
         </w:rPr>
         <w:t>Bab 4 ini menjelaskan tentang paket kerja dan awal pelaksanaan kerja dalam pembangunan dan pengembangan sistem.</w:t>
       </w:r>
+      <w:bookmarkEnd w:id="432"/>
       <w:bookmarkEnd w:id="433"/>
-      <w:bookmarkEnd w:id="434"/>
     </w:p>
     <w:p>
       <w:pPr>
@@ -12422,8 +12526,8 @@
           <w:color w:val="000000"/>
         </w:rPr>
       </w:pPr>
-      <w:bookmarkStart w:id="435" w:name="_Toc161944977"/>
-      <w:bookmarkStart w:id="436" w:name="_Toc167741530"/>
+      <w:bookmarkStart w:id="434" w:name="_Toc161944977"/>
+      <w:bookmarkStart w:id="435" w:name="_Toc167741530"/>
       <w:r>
         <w:rPr>
           <w:rFonts w:eastAsia="Arial"/>
@@ -12432,8 +12536,8 @@
         </w:rPr>
         <w:t>Paket Kerja</w:t>
       </w:r>
+      <w:bookmarkEnd w:id="434"/>
       <w:bookmarkEnd w:id="435"/>
-      <w:bookmarkEnd w:id="436"/>
     </w:p>
     <w:p>
       <w:pPr>
@@ -12441,13 +12545,13 @@
         <w:ind w:leftChars="0" w:left="0" w:firstLineChars="0" w:firstLine="0"/>
         <w:jc w:val="both"/>
       </w:pPr>
-      <w:bookmarkStart w:id="437" w:name="_Toc161944978"/>
-      <w:bookmarkStart w:id="438" w:name="_Toc167741531"/>
+      <w:bookmarkStart w:id="436" w:name="_Toc161944978"/>
+      <w:bookmarkStart w:id="437" w:name="_Toc167741531"/>
       <w:r>
         <w:t>Untuk setiap paket kerja terdapat beberapa tahapan, yaitu sebagai berikut:</w:t>
       </w:r>
+      <w:bookmarkEnd w:id="436"/>
       <w:bookmarkEnd w:id="437"/>
-      <w:bookmarkEnd w:id="438"/>
     </w:p>
     <w:p>
       <w:pPr>
@@ -12465,8 +12569,8 @@
           <w:szCs w:val="24"/>
         </w:rPr>
       </w:pPr>
-      <w:bookmarkStart w:id="439" w:name="_Toc161944979"/>
-      <w:bookmarkStart w:id="440" w:name="_Toc167741532"/>
+      <w:bookmarkStart w:id="438" w:name="_Toc161944979"/>
+      <w:bookmarkStart w:id="439" w:name="_Toc167741532"/>
       <w:r>
         <w:rPr>
           <w:rFonts w:ascii="Times New Roman" w:hAnsi="Times New Roman" w:cs="Times New Roman"/>
@@ -12519,9 +12623,9 @@
         </w:rPr>
         <w:t>.</w:t>
       </w:r>
-      <w:bookmarkStart w:id="441" w:name="_Toc161944980"/>
+      <w:bookmarkStart w:id="440" w:name="_Toc161944980"/>
+      <w:bookmarkEnd w:id="438"/>
       <w:bookmarkEnd w:id="439"/>
-      <w:bookmarkEnd w:id="440"/>
     </w:p>
     <w:p>
       <w:pPr>
@@ -12539,7 +12643,7 @@
           <w:szCs w:val="24"/>
         </w:rPr>
       </w:pPr>
-      <w:bookmarkStart w:id="442" w:name="_Toc167741533"/>
+      <w:bookmarkStart w:id="441" w:name="_Toc167741533"/>
       <w:r>
         <w:rPr>
           <w:rFonts w:ascii="Times New Roman" w:hAnsi="Times New Roman" w:cs="Times New Roman"/>
@@ -12606,9 +12710,9 @@
         </w:rPr>
         <w:t>.</w:t>
       </w:r>
-      <w:bookmarkStart w:id="443" w:name="_Toc161944981"/>
+      <w:bookmarkStart w:id="442" w:name="_Toc161944981"/>
+      <w:bookmarkEnd w:id="440"/>
       <w:bookmarkEnd w:id="441"/>
-      <w:bookmarkEnd w:id="442"/>
     </w:p>
     <w:p>
       <w:pPr>
@@ -12626,7 +12730,7 @@
           <w:szCs w:val="24"/>
         </w:rPr>
       </w:pPr>
-      <w:bookmarkStart w:id="444" w:name="_Toc167741534"/>
+      <w:bookmarkStart w:id="443" w:name="_Toc167741534"/>
       <w:r>
         <w:rPr>
           <w:rFonts w:ascii="Times New Roman" w:hAnsi="Times New Roman" w:cs="Times New Roman"/>
@@ -12697,9 +12801,9 @@
         </w:rPr>
         <w:t xml:space="preserve"> serta menentukan fungsi-fungsi yang akan dibuat.</w:t>
       </w:r>
-      <w:bookmarkStart w:id="445" w:name="_Toc161944982"/>
+      <w:bookmarkStart w:id="444" w:name="_Toc161944982"/>
+      <w:bookmarkEnd w:id="442"/>
       <w:bookmarkEnd w:id="443"/>
-      <w:bookmarkEnd w:id="444"/>
     </w:p>
     <w:p>
       <w:pPr>
@@ -12717,7 +12821,7 @@
           <w:szCs w:val="24"/>
         </w:rPr>
       </w:pPr>
-      <w:bookmarkStart w:id="446" w:name="_Toc167741535"/>
+      <w:bookmarkStart w:id="445" w:name="_Toc167741535"/>
       <w:r>
         <w:rPr>
           <w:rFonts w:ascii="Times New Roman" w:hAnsi="Times New Roman" w:cs="Times New Roman"/>
@@ -12775,9 +12879,9 @@
         </w:rPr>
         <w:t>.</w:t>
       </w:r>
-      <w:bookmarkStart w:id="447" w:name="_Toc161944983"/>
+      <w:bookmarkStart w:id="446" w:name="_Toc161944983"/>
+      <w:bookmarkEnd w:id="444"/>
       <w:bookmarkEnd w:id="445"/>
-      <w:bookmarkEnd w:id="446"/>
     </w:p>
     <w:p>
       <w:pPr>
@@ -12795,7 +12899,7 @@
           <w:szCs w:val="24"/>
         </w:rPr>
       </w:pPr>
-      <w:bookmarkStart w:id="448" w:name="_Toc167741536"/>
+      <w:bookmarkStart w:id="447" w:name="_Toc167741536"/>
       <w:r>
         <w:rPr>
           <w:rFonts w:ascii="Times New Roman" w:hAnsi="Times New Roman" w:cs="Times New Roman"/>
@@ -12813,9 +12917,9 @@
         </w:rPr>
         <w:t>, dilakukan dengan mengimplementasikan rancangan UI ke dalam bahasa pemograman agar dapat diimplementasikan ke dalam bentuk sistem informasi.</w:t>
       </w:r>
-      <w:bookmarkStart w:id="449" w:name="_Toc161944984"/>
+      <w:bookmarkStart w:id="448" w:name="_Toc161944984"/>
+      <w:bookmarkEnd w:id="446"/>
       <w:bookmarkEnd w:id="447"/>
-      <w:bookmarkEnd w:id="448"/>
     </w:p>
     <w:p>
       <w:pPr>
@@ -12833,7 +12937,7 @@
           <w:szCs w:val="24"/>
         </w:rPr>
       </w:pPr>
-      <w:bookmarkStart w:id="450" w:name="_Toc167741537"/>
+      <w:bookmarkStart w:id="449" w:name="_Toc167741537"/>
       <w:r>
         <w:rPr>
           <w:rFonts w:ascii="Times New Roman" w:hAnsi="Times New Roman" w:cs="Times New Roman"/>
@@ -12904,9 +13008,9 @@
         </w:rPr>
         <w:t>.</w:t>
       </w:r>
-      <w:bookmarkStart w:id="451" w:name="_Toc161944985"/>
+      <w:bookmarkStart w:id="450" w:name="_Toc161944985"/>
+      <w:bookmarkEnd w:id="448"/>
       <w:bookmarkEnd w:id="449"/>
-      <w:bookmarkEnd w:id="450"/>
     </w:p>
     <w:p>
       <w:pPr>
@@ -12924,7 +13028,7 @@
           <w:szCs w:val="24"/>
         </w:rPr>
       </w:pPr>
-      <w:bookmarkStart w:id="452" w:name="_Toc167741538"/>
+      <w:bookmarkStart w:id="451" w:name="_Toc167741538"/>
       <w:r>
         <w:rPr>
           <w:rFonts w:ascii="Times New Roman" w:hAnsi="Times New Roman" w:cs="Times New Roman"/>
@@ -12942,8 +13046,8 @@
         </w:rPr>
         <w:t>, kegiatan ini bertujuan untuk mendokumentasikan pengerjaan proyek dan mengumpulkan proyek serta dokumen laporan kepada dosen.</w:t>
       </w:r>
+      <w:bookmarkEnd w:id="450"/>
       <w:bookmarkEnd w:id="451"/>
-      <w:bookmarkEnd w:id="452"/>
     </w:p>
     <w:p>
       <w:pPr>
@@ -12954,8 +13058,8 @@
           <w:lang w:val="nl-NL"/>
         </w:rPr>
       </w:pPr>
-      <w:bookmarkStart w:id="453" w:name="_heading=h.qsh70q" w:colFirst="0" w:colLast="0"/>
-      <w:bookmarkEnd w:id="453"/>
+      <w:bookmarkStart w:id="452" w:name="_heading=h.qsh70q" w:colFirst="0" w:colLast="0"/>
+      <w:bookmarkEnd w:id="452"/>
     </w:p>
     <w:p>
       <w:pPr>
@@ -13010,8 +13114,8 @@
           <w:color w:val="000000"/>
         </w:rPr>
       </w:pPr>
-      <w:bookmarkStart w:id="454" w:name="_Toc161944986"/>
-      <w:bookmarkStart w:id="455" w:name="_Toc167741539"/>
+      <w:bookmarkStart w:id="453" w:name="_Toc161944986"/>
+      <w:bookmarkStart w:id="454" w:name="_Toc167741539"/>
       <w:r>
         <w:rPr>
           <w:rFonts w:eastAsia="Arial"/>
@@ -13021,8 +13125,8 @@
         <w:lastRenderedPageBreak/>
         <w:t>Jadwal</w:t>
       </w:r>
+      <w:bookmarkEnd w:id="453"/>
       <w:bookmarkEnd w:id="454"/>
-      <w:bookmarkEnd w:id="455"/>
     </w:p>
     <w:p>
       <w:pPr>
@@ -13033,8 +13137,8 @@
           <w:lang w:val="nl-NL"/>
         </w:rPr>
       </w:pPr>
-      <w:bookmarkStart w:id="456" w:name="_Toc161944987"/>
-      <w:bookmarkStart w:id="457" w:name="_Toc167741540"/>
+      <w:bookmarkStart w:id="455" w:name="_Toc161944987"/>
+      <w:bookmarkStart w:id="456" w:name="_Toc167741540"/>
       <w:r>
         <w:rPr>
           <w:lang w:val="nl-NL"/>
@@ -13055,8 +13159,8 @@
         </w:rPr>
         <w:t>.</w:t>
       </w:r>
+      <w:bookmarkEnd w:id="455"/>
       <w:bookmarkEnd w:id="456"/>
-      <w:bookmarkEnd w:id="457"/>
     </w:p>
     <w:p>
       <w:pPr>
@@ -13065,25 +13169,38 @@
         <w:ind w:left="0" w:hanging="2"/>
         <w:jc w:val="center"/>
       </w:pPr>
-      <w:bookmarkStart w:id="458" w:name="_Toc167741821"/>
+      <w:bookmarkStart w:id="457" w:name="_Toc167741821"/>
       <w:r>
         <w:t xml:space="preserve">Table </w:t>
       </w:r>
-      <w:fldSimple w:instr=" SEQ Table \* ARABIC ">
-        <w:r>
-          <w:rPr>
-            <w:noProof/>
-          </w:rPr>
-          <w:t>8</w:t>
-        </w:r>
-      </w:fldSimple>
+      <w:r>
+        <w:fldChar w:fldCharType="begin"/>
+      </w:r>
+      <w:r>
+        <w:instrText xml:space="preserve"> SEQ Table \* ARABIC </w:instrText>
+      </w:r>
+      <w:r>
+        <w:fldChar w:fldCharType="separate"/>
+      </w:r>
+      <w:r>
+        <w:rPr>
+          <w:noProof/>
+        </w:rPr>
+        <w:t>8</w:t>
+      </w:r>
+      <w:r>
+        <w:rPr>
+          <w:noProof/>
+        </w:rPr>
+        <w:fldChar w:fldCharType="end"/>
+      </w:r>
       <w:r>
         <w:t xml:space="preserve"> </w:t>
       </w:r>
       <w:r>
         <w:t>Jadwal Perkiraan Pelaksanaan Aktivitas</w:t>
       </w:r>
-      <w:bookmarkEnd w:id="458"/>
+      <w:bookmarkEnd w:id="457"/>
     </w:p>
     <w:tbl>
       <w:tblPr>
@@ -13098,6 +13215,9 @@
         <w:gridCol w:w="3866"/>
       </w:tblGrid>
       <w:tr>
+        <w:trPr>
+          <w:tblHeader/>
+        </w:trPr>
         <w:tc>
           <w:tcPr>
             <w:tcW w:w="562" w:type="dxa"/>
@@ -13113,7 +13233,7 @@
                 <w:lang w:val="nl-NL"/>
               </w:rPr>
             </w:pPr>
-            <w:bookmarkStart w:id="459" w:name="_Toc167741542"/>
+            <w:bookmarkStart w:id="458" w:name="_Toc167741542"/>
             <w:r>
               <w:rPr>
                 <w:b/>
@@ -13122,7 +13242,7 @@
               </w:rPr>
               <w:t>No</w:t>
             </w:r>
-            <w:bookmarkEnd w:id="459"/>
+            <w:bookmarkEnd w:id="458"/>
           </w:p>
         </w:tc>
         <w:tc>
@@ -13140,7 +13260,7 @@
                 <w:lang w:val="nl-NL"/>
               </w:rPr>
             </w:pPr>
-            <w:bookmarkStart w:id="460" w:name="_Toc167741543"/>
+            <w:bookmarkStart w:id="459" w:name="_Toc167741543"/>
             <w:r>
               <w:rPr>
                 <w:b/>
@@ -13149,7 +13269,7 @@
               </w:rPr>
               <w:t>Kegiatan</w:t>
             </w:r>
-            <w:bookmarkEnd w:id="460"/>
+            <w:bookmarkEnd w:id="459"/>
           </w:p>
         </w:tc>
         <w:tc>
@@ -13167,7 +13287,7 @@
                 <w:lang w:val="nl-NL"/>
               </w:rPr>
             </w:pPr>
-            <w:bookmarkStart w:id="461" w:name="_Toc167741544"/>
+            <w:bookmarkStart w:id="460" w:name="_Toc167741544"/>
             <w:r>
               <w:rPr>
                 <w:b/>
@@ -13176,7 +13296,7 @@
               </w:rPr>
               <w:t>Waktu</w:t>
             </w:r>
-            <w:bookmarkEnd w:id="461"/>
+            <w:bookmarkEnd w:id="460"/>
           </w:p>
         </w:tc>
         <w:tc>
@@ -13194,7 +13314,7 @@
                 <w:lang w:val="nl-NL"/>
               </w:rPr>
             </w:pPr>
-            <w:bookmarkStart w:id="462" w:name="_Toc167741545"/>
+            <w:bookmarkStart w:id="461" w:name="_Toc167741545"/>
             <w:r>
               <w:rPr>
                 <w:b/>
@@ -13203,7 +13323,7 @@
               </w:rPr>
               <w:t>Keterangan</w:t>
             </w:r>
-            <w:bookmarkEnd w:id="462"/>
+            <w:bookmarkEnd w:id="461"/>
           </w:p>
         </w:tc>
       </w:tr>
@@ -13222,7 +13342,7 @@
                 <w:lang w:val="nl-NL"/>
               </w:rPr>
             </w:pPr>
-            <w:bookmarkStart w:id="463" w:name="_Toc167741546"/>
+            <w:bookmarkStart w:id="462" w:name="_Toc167741546"/>
             <w:r>
               <w:rPr>
                 <w:position w:val="0"/>
@@ -13230,7 +13350,7 @@
               </w:rPr>
               <w:t>1</w:t>
             </w:r>
-            <w:bookmarkEnd w:id="463"/>
+            <w:bookmarkEnd w:id="462"/>
           </w:p>
         </w:tc>
         <w:tc>
@@ -13247,7 +13367,7 @@
                 <w:lang w:val="nl-NL"/>
               </w:rPr>
             </w:pPr>
-            <w:bookmarkStart w:id="464" w:name="_Toc167741547"/>
+            <w:bookmarkStart w:id="463" w:name="_Toc167741547"/>
             <w:r>
               <w:rPr>
                 <w:position w:val="0"/>
@@ -13255,7 +13375,7 @@
               </w:rPr>
               <w:t>Penentuan Topik</w:t>
             </w:r>
-            <w:bookmarkEnd w:id="464"/>
+            <w:bookmarkEnd w:id="463"/>
           </w:p>
         </w:tc>
         <w:tc>
@@ -13272,7 +13392,7 @@
                 <w:lang w:val="nl-NL"/>
               </w:rPr>
             </w:pPr>
-            <w:bookmarkStart w:id="465" w:name="_Toc167741548"/>
+            <w:bookmarkStart w:id="464" w:name="_Toc167741548"/>
             <w:r>
               <w:rPr>
                 <w:position w:val="0"/>
@@ -13280,7 +13400,7 @@
               </w:rPr>
               <w:t>Week 1 - Week 2</w:t>
             </w:r>
-            <w:bookmarkEnd w:id="465"/>
+            <w:bookmarkEnd w:id="464"/>
           </w:p>
         </w:tc>
         <w:tc>
@@ -13297,7 +13417,7 @@
                 <w:lang w:val="nl-NL"/>
               </w:rPr>
             </w:pPr>
-            <w:bookmarkStart w:id="466" w:name="_Toc167741549"/>
+            <w:bookmarkStart w:id="465" w:name="_Toc167741549"/>
             <w:r>
               <w:rPr>
                 <w:position w:val="0"/>
@@ -13305,7 +13425,7 @@
               </w:rPr>
               <w:t>Konsultasi dengan pembimbing terkait topik dan judul proyek yang akan dikerjakan</w:t>
             </w:r>
-            <w:bookmarkEnd w:id="466"/>
+            <w:bookmarkEnd w:id="465"/>
           </w:p>
         </w:tc>
       </w:tr>
@@ -13324,7 +13444,7 @@
                 <w:lang w:val="nl-NL"/>
               </w:rPr>
             </w:pPr>
-            <w:bookmarkStart w:id="467" w:name="_Toc167741550"/>
+            <w:bookmarkStart w:id="466" w:name="_Toc167741550"/>
             <w:r>
               <w:rPr>
                 <w:position w:val="0"/>
@@ -13332,7 +13452,7 @@
               </w:rPr>
               <w:t>2</w:t>
             </w:r>
-            <w:bookmarkEnd w:id="467"/>
+            <w:bookmarkEnd w:id="466"/>
           </w:p>
         </w:tc>
         <w:tc>
@@ -13349,7 +13469,7 @@
                 <w:lang w:val="nl-NL"/>
               </w:rPr>
             </w:pPr>
-            <w:bookmarkStart w:id="468" w:name="_Toc167741551"/>
+            <w:bookmarkStart w:id="467" w:name="_Toc167741551"/>
             <w:r>
               <w:rPr>
                 <w:position w:val="0"/>
@@ -13366,7 +13486,7 @@
               </w:rPr>
               <w:t>requirement gathering</w:t>
             </w:r>
-            <w:bookmarkEnd w:id="468"/>
+            <w:bookmarkEnd w:id="467"/>
           </w:p>
         </w:tc>
         <w:tc>
@@ -13383,7 +13503,7 @@
                 <w:lang w:val="nl-NL"/>
               </w:rPr>
             </w:pPr>
-            <w:bookmarkStart w:id="469" w:name="_Toc167741552"/>
+            <w:bookmarkStart w:id="468" w:name="_Toc167741552"/>
             <w:r>
               <w:rPr>
                 <w:position w:val="0"/>
@@ -13391,7 +13511,7 @@
               </w:rPr>
               <w:t>Week 3 - Week 4</w:t>
             </w:r>
-            <w:bookmarkEnd w:id="469"/>
+            <w:bookmarkEnd w:id="468"/>
           </w:p>
         </w:tc>
         <w:tc>
@@ -13408,7 +13528,7 @@
                 <w:lang w:val="nl-NL"/>
               </w:rPr>
             </w:pPr>
-            <w:bookmarkStart w:id="470" w:name="_Toc167741553"/>
+            <w:bookmarkStart w:id="469" w:name="_Toc167741553"/>
             <w:r>
               <w:rPr>
                 <w:position w:val="0"/>
@@ -13432,7 +13552,7 @@
               </w:rPr>
               <w:t xml:space="preserve"> dan diskusi mengenai rencana dari kegiatan yang akan dilakukan</w:t>
             </w:r>
-            <w:bookmarkEnd w:id="470"/>
+            <w:bookmarkEnd w:id="469"/>
           </w:p>
         </w:tc>
       </w:tr>
@@ -13451,7 +13571,7 @@
                 <w:lang w:val="nl-NL"/>
               </w:rPr>
             </w:pPr>
-            <w:bookmarkStart w:id="471" w:name="_Toc167741554"/>
+            <w:bookmarkStart w:id="470" w:name="_Toc167741554"/>
             <w:r>
               <w:rPr>
                 <w:position w:val="0"/>
@@ -13459,7 +13579,7 @@
               </w:rPr>
               <w:t>3</w:t>
             </w:r>
-            <w:bookmarkEnd w:id="471"/>
+            <w:bookmarkEnd w:id="470"/>
           </w:p>
         </w:tc>
         <w:tc>
@@ -13476,7 +13596,7 @@
                 <w:lang w:val="nl-NL"/>
               </w:rPr>
             </w:pPr>
-            <w:bookmarkStart w:id="472" w:name="_Toc167741555"/>
+            <w:bookmarkStart w:id="471" w:name="_Toc167741555"/>
             <w:r>
               <w:rPr>
                 <w:i/>
@@ -13486,7 +13606,7 @@
               </w:rPr>
               <w:t>Requirement gathering</w:t>
             </w:r>
-            <w:bookmarkEnd w:id="472"/>
+            <w:bookmarkEnd w:id="471"/>
           </w:p>
         </w:tc>
         <w:tc>
@@ -13503,7 +13623,7 @@
                 <w:lang w:val="nl-NL"/>
               </w:rPr>
             </w:pPr>
-            <w:bookmarkStart w:id="473" w:name="_Toc167741556"/>
+            <w:bookmarkStart w:id="472" w:name="_Toc167741556"/>
             <w:r>
               <w:rPr>
                 <w:position w:val="0"/>
@@ -13511,7 +13631,7 @@
               </w:rPr>
               <w:t>Week 4</w:t>
             </w:r>
-            <w:bookmarkEnd w:id="473"/>
+            <w:bookmarkEnd w:id="472"/>
           </w:p>
         </w:tc>
         <w:tc>
@@ -13528,7 +13648,7 @@
                 <w:lang w:val="nl-NL"/>
               </w:rPr>
             </w:pPr>
-            <w:bookmarkStart w:id="474" w:name="_Toc167741557"/>
+            <w:bookmarkStart w:id="473" w:name="_Toc167741557"/>
             <w:r>
               <w:rPr>
                 <w:position w:val="0"/>
@@ -13552,7 +13672,7 @@
               </w:rPr>
               <w:t>ke Toko UD. Marudut Tan</w:t>
             </w:r>
-            <w:bookmarkEnd w:id="474"/>
+            <w:bookmarkEnd w:id="473"/>
           </w:p>
         </w:tc>
       </w:tr>
@@ -13571,7 +13691,7 @@
                 <w:lang w:val="nl-NL"/>
               </w:rPr>
             </w:pPr>
-            <w:bookmarkStart w:id="475" w:name="_Toc167741558"/>
+            <w:bookmarkStart w:id="474" w:name="_Toc167741558"/>
             <w:r>
               <w:rPr>
                 <w:position w:val="0"/>
@@ -13579,7 +13699,7 @@
               </w:rPr>
               <w:t>4</w:t>
             </w:r>
-            <w:bookmarkEnd w:id="475"/>
+            <w:bookmarkEnd w:id="474"/>
           </w:p>
         </w:tc>
         <w:tc>
@@ -13596,7 +13716,7 @@
                 <w:lang w:val="nl-NL"/>
               </w:rPr>
             </w:pPr>
-            <w:bookmarkStart w:id="476" w:name="_Toc167741559"/>
+            <w:bookmarkStart w:id="475" w:name="_Toc167741559"/>
             <w:r>
               <w:rPr>
                 <w:position w:val="0"/>
@@ -13604,7 +13724,7 @@
               </w:rPr>
               <w:t>Perencanaan dengan Pembagian Tugas &amp; penentuan metode pengembangan yang akan dilakukan</w:t>
             </w:r>
-            <w:bookmarkEnd w:id="476"/>
+            <w:bookmarkEnd w:id="475"/>
           </w:p>
         </w:tc>
         <w:tc>
@@ -13621,7 +13741,7 @@
                 <w:lang w:val="nl-NL"/>
               </w:rPr>
             </w:pPr>
-            <w:bookmarkStart w:id="477" w:name="_Toc167741560"/>
+            <w:bookmarkStart w:id="476" w:name="_Toc167741560"/>
             <w:r>
               <w:rPr>
                 <w:position w:val="0"/>
@@ -13629,7 +13749,7 @@
               </w:rPr>
               <w:t>Week 5</w:t>
             </w:r>
-            <w:bookmarkEnd w:id="477"/>
+            <w:bookmarkEnd w:id="476"/>
           </w:p>
         </w:tc>
         <w:tc>
@@ -13646,7 +13766,7 @@
                 <w:lang w:val="nl-NL"/>
               </w:rPr>
             </w:pPr>
-            <w:bookmarkStart w:id="478" w:name="_Toc167741561"/>
+            <w:bookmarkStart w:id="477" w:name="_Toc167741561"/>
             <w:r>
               <w:rPr>
                 <w:position w:val="0"/>
@@ -13654,7 +13774,7 @@
               </w:rPr>
               <w:t>Melakukan diskusi rencana metode pengembangan yang akan digunakan dan pembagian tugas-tugas yang akan dilakukan oleh masing-masing kelompok</w:t>
             </w:r>
-            <w:bookmarkEnd w:id="478"/>
+            <w:bookmarkEnd w:id="477"/>
           </w:p>
         </w:tc>
       </w:tr>
@@ -13673,7 +13793,7 @@
                 <w:lang w:val="nl-NL"/>
               </w:rPr>
             </w:pPr>
-            <w:bookmarkStart w:id="479" w:name="_Toc167741562"/>
+            <w:bookmarkStart w:id="478" w:name="_Toc167741562"/>
             <w:r>
               <w:rPr>
                 <w:position w:val="0"/>
@@ -13681,7 +13801,7 @@
               </w:rPr>
               <w:t>5</w:t>
             </w:r>
-            <w:bookmarkEnd w:id="479"/>
+            <w:bookmarkEnd w:id="478"/>
           </w:p>
         </w:tc>
         <w:tc>
@@ -13698,7 +13818,7 @@
                 <w:lang w:val="nl-NL"/>
               </w:rPr>
             </w:pPr>
-            <w:bookmarkStart w:id="480" w:name="_Toc167741563"/>
+            <w:bookmarkStart w:id="479" w:name="_Toc167741563"/>
             <w:r>
               <w:rPr>
                 <w:position w:val="0"/>
@@ -13706,7 +13826,7 @@
               </w:rPr>
               <w:t>Pengisian data pada dokumen dan penentuan aktor</w:t>
             </w:r>
-            <w:bookmarkEnd w:id="480"/>
+            <w:bookmarkEnd w:id="479"/>
           </w:p>
         </w:tc>
         <w:tc>
@@ -13723,7 +13843,7 @@
                 <w:lang w:val="nl-NL"/>
               </w:rPr>
             </w:pPr>
-            <w:bookmarkStart w:id="481" w:name="_Toc167741564"/>
+            <w:bookmarkStart w:id="480" w:name="_Toc167741564"/>
             <w:r>
               <w:rPr>
                 <w:position w:val="0"/>
@@ -13731,7 +13851,7 @@
               </w:rPr>
               <w:t>Week 6</w:t>
             </w:r>
-            <w:bookmarkEnd w:id="481"/>
+            <w:bookmarkEnd w:id="480"/>
           </w:p>
         </w:tc>
         <w:tc>
@@ -13748,7 +13868,7 @@
                 <w:lang w:val="nl-NL"/>
               </w:rPr>
             </w:pPr>
-            <w:bookmarkStart w:id="482" w:name="_Toc167741565"/>
+            <w:bookmarkStart w:id="481" w:name="_Toc167741565"/>
             <w:r>
               <w:rPr>
                 <w:position w:val="0"/>
@@ -13756,7 +13876,7 @@
               </w:rPr>
               <w:t>Melakukan pengisian data pada dokumen-dokumen beserta penentuan aktor pada sistem. Serta persiapan menggunakan laravel</w:t>
             </w:r>
-            <w:bookmarkEnd w:id="482"/>
+            <w:bookmarkEnd w:id="481"/>
           </w:p>
         </w:tc>
       </w:tr>
@@ -13775,7 +13895,7 @@
                 <w:lang w:val="nl-NL"/>
               </w:rPr>
             </w:pPr>
-            <w:bookmarkStart w:id="483" w:name="_Toc167741566"/>
+            <w:bookmarkStart w:id="482" w:name="_Toc167741566"/>
             <w:r>
               <w:rPr>
                 <w:position w:val="0"/>
@@ -13783,7 +13903,7 @@
               </w:rPr>
               <w:t>6</w:t>
             </w:r>
-            <w:bookmarkEnd w:id="483"/>
+            <w:bookmarkEnd w:id="482"/>
           </w:p>
         </w:tc>
         <w:tc>
@@ -13800,7 +13920,7 @@
                 <w:lang w:val="nl-NL"/>
               </w:rPr>
             </w:pPr>
-            <w:bookmarkStart w:id="484" w:name="_Toc167741567"/>
+            <w:bookmarkStart w:id="483" w:name="_Toc167741567"/>
             <w:r>
               <w:rPr>
                 <w:position w:val="0"/>
@@ -13838,7 +13958,7 @@
               </w:rPr>
               <w:t>)</w:t>
             </w:r>
-            <w:bookmarkEnd w:id="484"/>
+            <w:bookmarkEnd w:id="483"/>
             <w:r>
               <w:rPr>
                 <w:position w:val="0"/>
@@ -13862,7 +13982,7 @@
                 <w:lang w:val="nl-NL"/>
               </w:rPr>
             </w:pPr>
-            <w:bookmarkStart w:id="485" w:name="_Toc167741568"/>
+            <w:bookmarkStart w:id="484" w:name="_Toc167741568"/>
             <w:r>
               <w:rPr>
                 <w:position w:val="0"/>
@@ -13870,7 +13990,7 @@
               </w:rPr>
               <w:t>Week 7 - Week 8</w:t>
             </w:r>
-            <w:bookmarkEnd w:id="485"/>
+            <w:bookmarkEnd w:id="484"/>
           </w:p>
         </w:tc>
         <w:tc>
@@ -13887,7 +14007,7 @@
                 <w:lang w:val="nl-NL"/>
               </w:rPr>
             </w:pPr>
-            <w:bookmarkStart w:id="486" w:name="_Toc167741569"/>
+            <w:bookmarkStart w:id="485" w:name="_Toc167741569"/>
             <w:r>
               <w:rPr>
                 <w:position w:val="0"/>
@@ -13902,7 +14022,7 @@
               </w:rPr>
               <w:t>produk</w:t>
             </w:r>
-            <w:bookmarkEnd w:id="486"/>
+            <w:bookmarkEnd w:id="485"/>
           </w:p>
         </w:tc>
       </w:tr>
@@ -13921,7 +14041,7 @@
                 <w:lang w:val="nl-NL"/>
               </w:rPr>
             </w:pPr>
-            <w:bookmarkStart w:id="487" w:name="_Toc167741570"/>
+            <w:bookmarkStart w:id="486" w:name="_Toc167741570"/>
             <w:r>
               <w:rPr>
                 <w:position w:val="0"/>
@@ -13930,7 +14050,7 @@
               <w:lastRenderedPageBreak/>
               <w:t>7</w:t>
             </w:r>
-            <w:bookmarkEnd w:id="487"/>
+            <w:bookmarkEnd w:id="486"/>
           </w:p>
         </w:tc>
         <w:tc>
@@ -13947,7 +14067,7 @@
                 <w:lang w:val="nl-NL"/>
               </w:rPr>
             </w:pPr>
-            <w:bookmarkStart w:id="488" w:name="_Toc167741571"/>
+            <w:bookmarkStart w:id="487" w:name="_Toc167741571"/>
             <w:r>
               <w:rPr>
                 <w:position w:val="0"/>
@@ -13985,7 +14105,7 @@
               </w:rPr>
               <w:t>)</w:t>
             </w:r>
-            <w:bookmarkEnd w:id="488"/>
+            <w:bookmarkEnd w:id="487"/>
           </w:p>
         </w:tc>
         <w:tc>
@@ -14002,7 +14122,7 @@
                 <w:lang w:val="nl-NL"/>
               </w:rPr>
             </w:pPr>
-            <w:bookmarkStart w:id="489" w:name="_Toc167741572"/>
+            <w:bookmarkStart w:id="488" w:name="_Toc167741572"/>
             <w:r>
               <w:rPr>
                 <w:position w:val="0"/>
@@ -14010,7 +14130,7 @@
               </w:rPr>
               <w:t>Week 9 - Week 10</w:t>
             </w:r>
-            <w:bookmarkEnd w:id="489"/>
+            <w:bookmarkEnd w:id="488"/>
           </w:p>
         </w:tc>
         <w:tc>
@@ -14027,7 +14147,7 @@
                 <w:lang w:val="nl-NL"/>
               </w:rPr>
             </w:pPr>
-            <w:bookmarkStart w:id="490" w:name="_Toc167741573"/>
+            <w:bookmarkStart w:id="489" w:name="_Toc167741573"/>
             <w:r>
               <w:rPr>
                 <w:position w:val="0"/>
@@ -14042,7 +14162,7 @@
               </w:rPr>
               <w:t>admin</w:t>
             </w:r>
-            <w:bookmarkEnd w:id="490"/>
+            <w:bookmarkEnd w:id="489"/>
           </w:p>
         </w:tc>
       </w:tr>
@@ -14061,7 +14181,7 @@
                 <w:lang w:val="nl-NL"/>
               </w:rPr>
             </w:pPr>
-            <w:bookmarkStart w:id="491" w:name="_Toc167741574"/>
+            <w:bookmarkStart w:id="490" w:name="_Toc167741574"/>
             <w:r>
               <w:rPr>
                 <w:position w:val="0"/>
@@ -14069,7 +14189,7 @@
               </w:rPr>
               <w:t>8</w:t>
             </w:r>
-            <w:bookmarkEnd w:id="491"/>
+            <w:bookmarkEnd w:id="490"/>
           </w:p>
         </w:tc>
         <w:tc>
@@ -14086,7 +14206,7 @@
                 <w:lang w:val="nl-NL"/>
               </w:rPr>
             </w:pPr>
-            <w:bookmarkStart w:id="492" w:name="_Toc167741575"/>
+            <w:bookmarkStart w:id="491" w:name="_Toc167741575"/>
             <w:r>
               <w:rPr>
                 <w:position w:val="0"/>
@@ -14124,7 +14244,7 @@
               </w:rPr>
               <w:t>)</w:t>
             </w:r>
-            <w:bookmarkEnd w:id="492"/>
+            <w:bookmarkEnd w:id="491"/>
           </w:p>
         </w:tc>
         <w:tc>
@@ -14141,7 +14261,7 @@
                 <w:lang w:val="nl-NL"/>
               </w:rPr>
             </w:pPr>
-            <w:bookmarkStart w:id="493" w:name="_Toc167741576"/>
+            <w:bookmarkStart w:id="492" w:name="_Toc167741576"/>
             <w:r>
               <w:rPr>
                 <w:position w:val="0"/>
@@ -14149,7 +14269,7 @@
               </w:rPr>
               <w:t>Week 11 - Week 13</w:t>
             </w:r>
-            <w:bookmarkEnd w:id="493"/>
+            <w:bookmarkEnd w:id="492"/>
           </w:p>
         </w:tc>
         <w:tc>
@@ -14166,7 +14286,7 @@
                 <w:lang w:val="nl-NL"/>
               </w:rPr>
             </w:pPr>
-            <w:bookmarkStart w:id="494" w:name="_Toc167741577"/>
+            <w:bookmarkStart w:id="493" w:name="_Toc167741577"/>
             <w:r>
               <w:rPr>
                 <w:position w:val="0"/>
@@ -14181,7 +14301,7 @@
               </w:rPr>
               <w:t>kasir</w:t>
             </w:r>
-            <w:bookmarkEnd w:id="494"/>
+            <w:bookmarkEnd w:id="493"/>
           </w:p>
         </w:tc>
       </w:tr>
@@ -14199,11 +14319,11 @@
                 <w:lang w:val="nl-NL"/>
               </w:rPr>
             </w:pPr>
-            <w:bookmarkStart w:id="495" w:name="_Toc167741578"/>
+            <w:bookmarkStart w:id="494" w:name="_Toc167741578"/>
             <w:r>
               <w:t>9</w:t>
             </w:r>
-            <w:bookmarkEnd w:id="495"/>
+            <w:bookmarkEnd w:id="494"/>
           </w:p>
         </w:tc>
         <w:tc>
@@ -14219,11 +14339,11 @@
                 <w:lang w:val="nl-NL"/>
               </w:rPr>
             </w:pPr>
-            <w:bookmarkStart w:id="496" w:name="_Toc167741579"/>
+            <w:bookmarkStart w:id="495" w:name="_Toc167741579"/>
             <w:r>
               <w:t>Melakukan testing</w:t>
             </w:r>
-            <w:bookmarkEnd w:id="496"/>
+            <w:bookmarkEnd w:id="495"/>
           </w:p>
         </w:tc>
         <w:tc>
@@ -14239,11 +14359,11 @@
                 <w:lang w:val="nl-NL"/>
               </w:rPr>
             </w:pPr>
-            <w:bookmarkStart w:id="497" w:name="_Toc167741580"/>
+            <w:bookmarkStart w:id="496" w:name="_Toc167741580"/>
             <w:r>
               <w:t>Week 14</w:t>
             </w:r>
-            <w:bookmarkEnd w:id="497"/>
+            <w:bookmarkEnd w:id="496"/>
           </w:p>
         </w:tc>
         <w:tc>
@@ -14259,11 +14379,11 @@
                 <w:lang w:val="nl-NL"/>
               </w:rPr>
             </w:pPr>
-            <w:bookmarkStart w:id="498" w:name="_Toc167741581"/>
+            <w:bookmarkStart w:id="497" w:name="_Toc167741581"/>
             <w:r>
               <w:t>Menguji validasi melalui fungsi website yang akan dibangun.</w:t>
             </w:r>
-            <w:bookmarkEnd w:id="498"/>
+            <w:bookmarkEnd w:id="497"/>
           </w:p>
         </w:tc>
       </w:tr>
@@ -14485,8 +14605,8 @@
           <w:lang w:val="nl-NL"/>
         </w:rPr>
       </w:pPr>
-      <w:bookmarkStart w:id="499" w:name="_heading=h.3as4poj" w:colFirst="0" w:colLast="0"/>
-      <w:bookmarkEnd w:id="499"/>
+      <w:bookmarkStart w:id="498" w:name="_heading=h.3as4poj" w:colFirst="0" w:colLast="0"/>
+      <w:bookmarkEnd w:id="498"/>
     </w:p>
     <w:p>
       <w:pPr>
@@ -14512,8 +14632,8 @@
           <w:color w:val="000000"/>
         </w:rPr>
       </w:pPr>
-      <w:bookmarkStart w:id="500" w:name="_Toc161944989"/>
-      <w:bookmarkStart w:id="501" w:name="_Toc167741582"/>
+      <w:bookmarkStart w:id="499" w:name="_Toc161944989"/>
+      <w:bookmarkStart w:id="500" w:name="_Toc167741582"/>
       <w:r>
         <w:rPr>
           <w:rFonts w:eastAsia="Arial"/>
@@ -14523,8 +14643,8 @@
         <w:lastRenderedPageBreak/>
         <w:t>Penutup</w:t>
       </w:r>
+      <w:bookmarkEnd w:id="499"/>
       <w:bookmarkEnd w:id="500"/>
-      <w:bookmarkEnd w:id="501"/>
     </w:p>
     <w:p>
       <w:pPr>
@@ -14532,13 +14652,13 @@
         <w:ind w:left="0" w:hanging="2"/>
         <w:jc w:val="both"/>
       </w:pPr>
-      <w:bookmarkStart w:id="502" w:name="_Toc161944990"/>
-      <w:bookmarkStart w:id="503" w:name="_Toc167741583"/>
+      <w:bookmarkStart w:id="501" w:name="_Toc161944990"/>
+      <w:bookmarkStart w:id="502" w:name="_Toc167741583"/>
       <w:r>
         <w:t>Project Implementation Plan (PiP) ini disampaikan agar semua pihak yang terlibat mempunyai rujukan dan pemahaman yang sama mengenai lingkup pekerjaan, kebutuhan dan jadwal serta tatacara pelaksanaan. Dengan adanya PiP ini, diharapkan bahwa pekerjaan dilaksanakan dengan terukur dan pencapaiannya dapat dinilai secara objektif.</w:t>
       </w:r>
+      <w:bookmarkEnd w:id="501"/>
       <w:bookmarkEnd w:id="502"/>
-      <w:bookmarkEnd w:id="503"/>
     </w:p>
     <w:p>
       <w:pPr>
@@ -14574,8 +14694,8 @@
         <w:ind w:left="0" w:hanging="2"/>
         <w:jc w:val="both"/>
       </w:pPr>
-      <w:bookmarkStart w:id="504" w:name="_heading=h.1pxezwc" w:colFirst="0" w:colLast="0"/>
-      <w:bookmarkEnd w:id="504"/>
+      <w:bookmarkStart w:id="503" w:name="_heading=h.1pxezwc" w:colFirst="0" w:colLast="0"/>
+      <w:bookmarkEnd w:id="503"/>
     </w:p>
     <w:p>
       <w:pPr>
@@ -14597,8 +14717,8 @@
           <w:color w:val="000000"/>
         </w:rPr>
       </w:pPr>
-      <w:bookmarkStart w:id="505" w:name="_Toc161944991"/>
-      <w:bookmarkStart w:id="506" w:name="_Toc167741584"/>
+      <w:bookmarkStart w:id="504" w:name="_Toc161944991"/>
+      <w:bookmarkStart w:id="505" w:name="_Toc167741584"/>
       <w:r>
         <w:rPr>
           <w:rFonts w:eastAsia="Arial"/>
@@ -14608,6 +14728,8 @@
         <w:lastRenderedPageBreak/>
         <w:t>Lampiran-1</w:t>
       </w:r>
+      <w:bookmarkStart w:id="506" w:name="_GoBack"/>
+      <w:bookmarkEnd w:id="504"/>
       <w:bookmarkEnd w:id="505"/>
       <w:bookmarkEnd w:id="506"/>
     </w:p>
@@ -16395,7 +16517,7 @@
               <w:sz w:val="20"/>
               <w:szCs w:val="20"/>
             </w:rPr>
-            <w:t>4</w:t>
+            <w:t>22</w:t>
           </w:r>
           <w:r>
             <w:rPr>
@@ -16450,7 +16572,7 @@
               <w:sz w:val="20"/>
               <w:szCs w:val="20"/>
             </w:rPr>
-            <w:t>25</w:t>
+            <w:t>24</w:t>
           </w:r>
           <w:r>
             <w:rPr>
@@ -20571,50 +20693,50 @@
     </dgm:pt>
   </dgm:ptLst>
   <dgm:cxnLst>
-    <dgm:cxn modelId="{48658E46-6E0A-40B2-9313-7D3B8A79A43E}" type="presOf" srcId="{F17B9250-1C66-4D7C-93E3-1FAA87F89A9B}" destId="{F00E3958-F2FA-49BD-9FD3-07331B72B3B7}" srcOrd="0" destOrd="0" presId="urn:microsoft.com/office/officeart/2005/8/layout/hierarchy6"/>
-    <dgm:cxn modelId="{75E257A7-6BD0-49DA-B93F-DD7FCCA9FF4A}" type="presOf" srcId="{939F47DF-0E58-4A41-9AB0-7CCAF455D2ED}" destId="{AA6AFAA9-187F-4544-98DB-C86B146943CB}" srcOrd="0" destOrd="0" presId="urn:microsoft.com/office/officeart/2005/8/layout/hierarchy6"/>
+    <dgm:cxn modelId="{0FCDC6C3-CAD8-4C32-A21A-E8D0C77445A3}" type="presOf" srcId="{F17B9250-1C66-4D7C-93E3-1FAA87F89A9B}" destId="{F00E3958-F2FA-49BD-9FD3-07331B72B3B7}" srcOrd="0" destOrd="0" presId="urn:microsoft.com/office/officeart/2005/8/layout/hierarchy6"/>
+    <dgm:cxn modelId="{A2B4FFA6-E675-49FB-A1FE-7F7661A4C263}" srcId="{C34B0B61-9044-4D7D-9A8A-4CF23387DDD5}" destId="{16B626C0-A0E5-4E87-B32E-6903ED2A4B08}" srcOrd="3" destOrd="0" parTransId="{F17B9250-1C66-4D7C-93E3-1FAA87F89A9B}" sibTransId="{E8DDC5BB-DD4D-48E3-9B0F-89BC294EA7DB}"/>
+    <dgm:cxn modelId="{3C2F4EBB-FE90-4B1A-B949-FA17E28BDF36}" type="presOf" srcId="{C34B0B61-9044-4D7D-9A8A-4CF23387DDD5}" destId="{4FEC82D4-5AE7-46EB-8E4A-86E3073FEC28}" srcOrd="0" destOrd="0" presId="urn:microsoft.com/office/officeart/2005/8/layout/hierarchy6"/>
     <dgm:cxn modelId="{842D0142-F8EB-4400-89EE-301574AE5C4C}" srcId="{22FFF8FB-6448-4648-B7DF-71990CAD65BF}" destId="{C34B0B61-9044-4D7D-9A8A-4CF23387DDD5}" srcOrd="0" destOrd="0" parTransId="{9227F603-181E-4CFE-892C-4DD504B09575}" sibTransId="{D12B365C-A18F-4368-B02C-F27F05879CDB}"/>
+    <dgm:cxn modelId="{1E07F714-B1ED-468E-B78C-B0210E2FA547}" type="presOf" srcId="{F15457F3-AD9E-4DA5-8332-59E4A62CB219}" destId="{BD2698F2-E09F-4081-8CEB-C396F8551FF7}" srcOrd="0" destOrd="0" presId="urn:microsoft.com/office/officeart/2005/8/layout/hierarchy6"/>
+    <dgm:cxn modelId="{DE0245EE-6CB0-4C30-ABCE-4628B158612E}" srcId="{F15457F3-AD9E-4DA5-8332-59E4A62CB219}" destId="{22FFF8FB-6448-4648-B7DF-71990CAD65BF}" srcOrd="0" destOrd="0" parTransId="{9EA2B11E-51CB-4DE6-90A9-BC6409FACAA6}" sibTransId="{C6D38204-3ABB-4483-AFD4-6050197DB2D1}"/>
+    <dgm:cxn modelId="{0AC2A648-4CF5-4934-81CD-6BB3350EE1E9}" type="presOf" srcId="{939F47DF-0E58-4A41-9AB0-7CCAF455D2ED}" destId="{AA6AFAA9-187F-4544-98DB-C86B146943CB}" srcOrd="0" destOrd="0" presId="urn:microsoft.com/office/officeart/2005/8/layout/hierarchy6"/>
+    <dgm:cxn modelId="{9DCC6A39-F122-4D37-9A43-C70D342AE8CB}" srcId="{C34B0B61-9044-4D7D-9A8A-4CF23387DDD5}" destId="{3E2FC221-A94C-4C95-9502-B214E03A10E1}" srcOrd="0" destOrd="0" parTransId="{B4F8555E-C293-4409-8117-089B935B438B}" sibTransId="{392BD6BA-A936-48FD-AF91-0F6DA36ABF2D}"/>
+    <dgm:cxn modelId="{5A29ED1A-7E52-4294-A1BA-05D127A16349}" type="presOf" srcId="{35FBD375-E047-4673-B417-DD3E0095C225}" destId="{262E3A9F-C691-42EC-9FC8-BCDC3CA69658}" srcOrd="0" destOrd="0" presId="urn:microsoft.com/office/officeart/2005/8/layout/hierarchy6"/>
+    <dgm:cxn modelId="{9457CA42-3532-4CB9-845E-5256AF12144E}" type="presOf" srcId="{525E7B6A-D9BB-450C-825D-7D3B481040DB}" destId="{638FD6CF-602C-49B0-A6D3-CCD0456A99A6}" srcOrd="0" destOrd="0" presId="urn:microsoft.com/office/officeart/2005/8/layout/hierarchy6"/>
+    <dgm:cxn modelId="{0388DBF9-F074-4E92-8177-0CD7D69125A1}" type="presOf" srcId="{9227F603-181E-4CFE-892C-4DD504B09575}" destId="{9FD70185-6EB7-4AF9-9696-A6F920A5C200}" srcOrd="0" destOrd="0" presId="urn:microsoft.com/office/officeart/2005/8/layout/hierarchy6"/>
     <dgm:cxn modelId="{35B594C6-8F93-4CFD-842A-13AC7F29F64A}" srcId="{C34B0B61-9044-4D7D-9A8A-4CF23387DDD5}" destId="{939F47DF-0E58-4A41-9AB0-7CCAF455D2ED}" srcOrd="2" destOrd="0" parTransId="{35FBD375-E047-4673-B417-DD3E0095C225}" sibTransId="{AB08E829-298E-4E45-9232-BA8E2DC7BF33}"/>
-    <dgm:cxn modelId="{4B2B2DDB-79D8-4335-8F37-B5B81C6A8757}" type="presOf" srcId="{525E7B6A-D9BB-450C-825D-7D3B481040DB}" destId="{638FD6CF-602C-49B0-A6D3-CCD0456A99A6}" srcOrd="0" destOrd="0" presId="urn:microsoft.com/office/officeart/2005/8/layout/hierarchy6"/>
-    <dgm:cxn modelId="{B0597C3C-8FAC-455C-ABAB-BB8BAC2E4620}" type="presOf" srcId="{3E2FC221-A94C-4C95-9502-B214E03A10E1}" destId="{3080CD8D-8FFD-4840-8219-8B5ED57F622F}" srcOrd="0" destOrd="0" presId="urn:microsoft.com/office/officeart/2005/8/layout/hierarchy6"/>
-    <dgm:cxn modelId="{3B089B97-75BC-4C8F-8B9F-AFF2B106CAA0}" type="presOf" srcId="{B4F8555E-C293-4409-8117-089B935B438B}" destId="{8D340397-7516-4157-9E23-5080D7C105B7}" srcOrd="0" destOrd="0" presId="urn:microsoft.com/office/officeart/2005/8/layout/hierarchy6"/>
-    <dgm:cxn modelId="{DE0245EE-6CB0-4C30-ABCE-4628B158612E}" srcId="{F15457F3-AD9E-4DA5-8332-59E4A62CB219}" destId="{22FFF8FB-6448-4648-B7DF-71990CAD65BF}" srcOrd="0" destOrd="0" parTransId="{9EA2B11E-51CB-4DE6-90A9-BC6409FACAA6}" sibTransId="{C6D38204-3ABB-4483-AFD4-6050197DB2D1}"/>
-    <dgm:cxn modelId="{39BB3A8E-8651-4AB6-97F6-AE51DCDFC584}" type="presOf" srcId="{C96549CB-6C2B-4A21-9B06-D7F16AECC1C1}" destId="{3F3327E6-027B-4731-8B15-47A36A78D2C0}" srcOrd="0" destOrd="0" presId="urn:microsoft.com/office/officeart/2005/8/layout/hierarchy6"/>
+    <dgm:cxn modelId="{34234E1B-DACB-4134-8D22-4F5FCD0C172F}" type="presOf" srcId="{C96549CB-6C2B-4A21-9B06-D7F16AECC1C1}" destId="{3F3327E6-027B-4731-8B15-47A36A78D2C0}" srcOrd="0" destOrd="0" presId="urn:microsoft.com/office/officeart/2005/8/layout/hierarchy6"/>
+    <dgm:cxn modelId="{0221AB15-7B8E-4DFF-8D0F-103AECF0C472}" type="presOf" srcId="{16B626C0-A0E5-4E87-B32E-6903ED2A4B08}" destId="{8780BA53-07E6-43D5-A612-A60E3211624E}" srcOrd="0" destOrd="0" presId="urn:microsoft.com/office/officeart/2005/8/layout/hierarchy6"/>
+    <dgm:cxn modelId="{24CDA315-E8FF-4DC4-8A50-807060EA0F64}" type="presOf" srcId="{22FFF8FB-6448-4648-B7DF-71990CAD65BF}" destId="{E6229090-0E2F-4A75-A55C-3FE6788DF648}" srcOrd="0" destOrd="0" presId="urn:microsoft.com/office/officeart/2005/8/layout/hierarchy6"/>
+    <dgm:cxn modelId="{1BB57122-6AB5-48D2-8C5C-03F8EBF124C0}" type="presOf" srcId="{B4F8555E-C293-4409-8117-089B935B438B}" destId="{8D340397-7516-4157-9E23-5080D7C105B7}" srcOrd="0" destOrd="0" presId="urn:microsoft.com/office/officeart/2005/8/layout/hierarchy6"/>
+    <dgm:cxn modelId="{37E16CC8-36D2-4AFE-8E08-0EE885CEADF9}" type="presOf" srcId="{3E2FC221-A94C-4C95-9502-B214E03A10E1}" destId="{3080CD8D-8FFD-4840-8219-8B5ED57F622F}" srcOrd="0" destOrd="0" presId="urn:microsoft.com/office/officeart/2005/8/layout/hierarchy6"/>
     <dgm:cxn modelId="{C787D2E0-6B24-40BF-8B78-EE22687941B2}" srcId="{C34B0B61-9044-4D7D-9A8A-4CF23387DDD5}" destId="{C96549CB-6C2B-4A21-9B06-D7F16AECC1C1}" srcOrd="1" destOrd="0" parTransId="{525E7B6A-D9BB-450C-825D-7D3B481040DB}" sibTransId="{319DA278-9CBF-4C34-AF53-DF0625530856}"/>
-    <dgm:cxn modelId="{6E882C61-6725-45BB-BDF4-5F8F98F79CA6}" type="presOf" srcId="{9227F603-181E-4CFE-892C-4DD504B09575}" destId="{9FD70185-6EB7-4AF9-9696-A6F920A5C200}" srcOrd="0" destOrd="0" presId="urn:microsoft.com/office/officeart/2005/8/layout/hierarchy6"/>
-    <dgm:cxn modelId="{A2B4FFA6-E675-49FB-A1FE-7F7661A4C263}" srcId="{C34B0B61-9044-4D7D-9A8A-4CF23387DDD5}" destId="{16B626C0-A0E5-4E87-B32E-6903ED2A4B08}" srcOrd="3" destOrd="0" parTransId="{F17B9250-1C66-4D7C-93E3-1FAA87F89A9B}" sibTransId="{E8DDC5BB-DD4D-48E3-9B0F-89BC294EA7DB}"/>
-    <dgm:cxn modelId="{D6267187-52C5-452A-B928-AF591EC1DE25}" type="presOf" srcId="{22FFF8FB-6448-4648-B7DF-71990CAD65BF}" destId="{E6229090-0E2F-4A75-A55C-3FE6788DF648}" srcOrd="0" destOrd="0" presId="urn:microsoft.com/office/officeart/2005/8/layout/hierarchy6"/>
-    <dgm:cxn modelId="{B1C9FFE7-A358-4716-9E46-1B9AC08483B0}" type="presOf" srcId="{C34B0B61-9044-4D7D-9A8A-4CF23387DDD5}" destId="{4FEC82D4-5AE7-46EB-8E4A-86E3073FEC28}" srcOrd="0" destOrd="0" presId="urn:microsoft.com/office/officeart/2005/8/layout/hierarchy6"/>
-    <dgm:cxn modelId="{384F9C5C-EEF1-4491-B90F-391FC9F167FD}" type="presOf" srcId="{F15457F3-AD9E-4DA5-8332-59E4A62CB219}" destId="{BD2698F2-E09F-4081-8CEB-C396F8551FF7}" srcOrd="0" destOrd="0" presId="urn:microsoft.com/office/officeart/2005/8/layout/hierarchy6"/>
-    <dgm:cxn modelId="{9DCC6A39-F122-4D37-9A43-C70D342AE8CB}" srcId="{C34B0B61-9044-4D7D-9A8A-4CF23387DDD5}" destId="{3E2FC221-A94C-4C95-9502-B214E03A10E1}" srcOrd="0" destOrd="0" parTransId="{B4F8555E-C293-4409-8117-089B935B438B}" sibTransId="{392BD6BA-A936-48FD-AF91-0F6DA36ABF2D}"/>
-    <dgm:cxn modelId="{31E8E3B6-F31B-463F-97C6-AD212046D039}" type="presOf" srcId="{16B626C0-A0E5-4E87-B32E-6903ED2A4B08}" destId="{8780BA53-07E6-43D5-A612-A60E3211624E}" srcOrd="0" destOrd="0" presId="urn:microsoft.com/office/officeart/2005/8/layout/hierarchy6"/>
-    <dgm:cxn modelId="{09889E9C-2D17-45C6-B80A-0C4751F4F336}" type="presOf" srcId="{35FBD375-E047-4673-B417-DD3E0095C225}" destId="{262E3A9F-C691-42EC-9FC8-BCDC3CA69658}" srcOrd="0" destOrd="0" presId="urn:microsoft.com/office/officeart/2005/8/layout/hierarchy6"/>
-    <dgm:cxn modelId="{CB956ADD-590C-468D-AF58-F27D36B8FF6F}" type="presParOf" srcId="{BD2698F2-E09F-4081-8CEB-C396F8551FF7}" destId="{F5CABDED-2DA0-4AF1-A841-B7C34BE2AAC8}" srcOrd="0" destOrd="0" presId="urn:microsoft.com/office/officeart/2005/8/layout/hierarchy6"/>
-    <dgm:cxn modelId="{F746E0D8-8CE8-4D0D-A95C-C0177236DA40}" type="presParOf" srcId="{F5CABDED-2DA0-4AF1-A841-B7C34BE2AAC8}" destId="{A54651C6-E82C-486C-ABDF-6B42E74355B4}" srcOrd="0" destOrd="0" presId="urn:microsoft.com/office/officeart/2005/8/layout/hierarchy6"/>
-    <dgm:cxn modelId="{8C5516D1-1DDC-4EEF-AAEC-4CBCB3DB5992}" type="presParOf" srcId="{A54651C6-E82C-486C-ABDF-6B42E74355B4}" destId="{9F5DD4B9-EEEC-4A5A-900F-D25D64327E70}" srcOrd="0" destOrd="0" presId="urn:microsoft.com/office/officeart/2005/8/layout/hierarchy6"/>
-    <dgm:cxn modelId="{C70AEA98-D955-48DC-894D-D21BF72620FC}" type="presParOf" srcId="{9F5DD4B9-EEEC-4A5A-900F-D25D64327E70}" destId="{E6229090-0E2F-4A75-A55C-3FE6788DF648}" srcOrd="0" destOrd="0" presId="urn:microsoft.com/office/officeart/2005/8/layout/hierarchy6"/>
-    <dgm:cxn modelId="{C8B7437A-763D-41E1-AABE-BF944E2AC64B}" type="presParOf" srcId="{9F5DD4B9-EEEC-4A5A-900F-D25D64327E70}" destId="{2ED4E52C-3AB3-4CFE-830B-303838ABFC9A}" srcOrd="1" destOrd="0" presId="urn:microsoft.com/office/officeart/2005/8/layout/hierarchy6"/>
-    <dgm:cxn modelId="{E40C12D3-FF65-4D62-A9CA-1EC08662600A}" type="presParOf" srcId="{2ED4E52C-3AB3-4CFE-830B-303838ABFC9A}" destId="{9FD70185-6EB7-4AF9-9696-A6F920A5C200}" srcOrd="0" destOrd="0" presId="urn:microsoft.com/office/officeart/2005/8/layout/hierarchy6"/>
-    <dgm:cxn modelId="{C22AAD53-A575-4F01-AF86-800BD1D3103F}" type="presParOf" srcId="{2ED4E52C-3AB3-4CFE-830B-303838ABFC9A}" destId="{D5DE25CF-0324-4601-A2A5-BC4125F499F0}" srcOrd="1" destOrd="0" presId="urn:microsoft.com/office/officeart/2005/8/layout/hierarchy6"/>
-    <dgm:cxn modelId="{D5906D18-0D59-43B6-B991-AEBE0357477D}" type="presParOf" srcId="{D5DE25CF-0324-4601-A2A5-BC4125F499F0}" destId="{4FEC82D4-5AE7-46EB-8E4A-86E3073FEC28}" srcOrd="0" destOrd="0" presId="urn:microsoft.com/office/officeart/2005/8/layout/hierarchy6"/>
-    <dgm:cxn modelId="{B88ECEEB-38BF-4693-A8FA-77E8E71161C3}" type="presParOf" srcId="{D5DE25CF-0324-4601-A2A5-BC4125F499F0}" destId="{6B9E25C5-C630-4AD0-B57B-EEA8382E96FC}" srcOrd="1" destOrd="0" presId="urn:microsoft.com/office/officeart/2005/8/layout/hierarchy6"/>
-    <dgm:cxn modelId="{62752FCD-47C3-4F2F-9D33-9ECA1BC6CB56}" type="presParOf" srcId="{6B9E25C5-C630-4AD0-B57B-EEA8382E96FC}" destId="{8D340397-7516-4157-9E23-5080D7C105B7}" srcOrd="0" destOrd="0" presId="urn:microsoft.com/office/officeart/2005/8/layout/hierarchy6"/>
-    <dgm:cxn modelId="{9A0032C1-C935-4479-ADE8-1512720CBCFD}" type="presParOf" srcId="{6B9E25C5-C630-4AD0-B57B-EEA8382E96FC}" destId="{E2D06D57-60C3-4A0D-8C77-0252FE95E1BA}" srcOrd="1" destOrd="0" presId="urn:microsoft.com/office/officeart/2005/8/layout/hierarchy6"/>
-    <dgm:cxn modelId="{233391C4-B3B9-4F90-AFFB-A1ED673D9BF2}" type="presParOf" srcId="{E2D06D57-60C3-4A0D-8C77-0252FE95E1BA}" destId="{3080CD8D-8FFD-4840-8219-8B5ED57F622F}" srcOrd="0" destOrd="0" presId="urn:microsoft.com/office/officeart/2005/8/layout/hierarchy6"/>
-    <dgm:cxn modelId="{4CE55967-7816-4A95-BC65-28424CFF0355}" type="presParOf" srcId="{E2D06D57-60C3-4A0D-8C77-0252FE95E1BA}" destId="{8FF60A6C-A9BC-4B47-9366-8ACB9F87101F}" srcOrd="1" destOrd="0" presId="urn:microsoft.com/office/officeart/2005/8/layout/hierarchy6"/>
-    <dgm:cxn modelId="{D497C065-A658-41CF-B292-605E5617C68C}" type="presParOf" srcId="{6B9E25C5-C630-4AD0-B57B-EEA8382E96FC}" destId="{638FD6CF-602C-49B0-A6D3-CCD0456A99A6}" srcOrd="2" destOrd="0" presId="urn:microsoft.com/office/officeart/2005/8/layout/hierarchy6"/>
-    <dgm:cxn modelId="{1FDC7D7F-1220-47BB-BB88-8EECE4ACBA6B}" type="presParOf" srcId="{6B9E25C5-C630-4AD0-B57B-EEA8382E96FC}" destId="{7C4E7620-9FFC-461F-B34D-053D470AB666}" srcOrd="3" destOrd="0" presId="urn:microsoft.com/office/officeart/2005/8/layout/hierarchy6"/>
-    <dgm:cxn modelId="{8D93FAA1-EC1F-4ADA-9F28-988026131534}" type="presParOf" srcId="{7C4E7620-9FFC-461F-B34D-053D470AB666}" destId="{3F3327E6-027B-4731-8B15-47A36A78D2C0}" srcOrd="0" destOrd="0" presId="urn:microsoft.com/office/officeart/2005/8/layout/hierarchy6"/>
-    <dgm:cxn modelId="{26C98D4D-1CF8-4325-AAF7-E5D0981D0D22}" type="presParOf" srcId="{7C4E7620-9FFC-461F-B34D-053D470AB666}" destId="{C4D39282-ED3B-4CB1-8F7B-CC70880AB493}" srcOrd="1" destOrd="0" presId="urn:microsoft.com/office/officeart/2005/8/layout/hierarchy6"/>
-    <dgm:cxn modelId="{A5E7F280-AF59-4F81-A695-C62EA4D840B3}" type="presParOf" srcId="{6B9E25C5-C630-4AD0-B57B-EEA8382E96FC}" destId="{262E3A9F-C691-42EC-9FC8-BCDC3CA69658}" srcOrd="4" destOrd="0" presId="urn:microsoft.com/office/officeart/2005/8/layout/hierarchy6"/>
-    <dgm:cxn modelId="{4894C2CE-BE9E-42B6-864D-B27D122359A3}" type="presParOf" srcId="{6B9E25C5-C630-4AD0-B57B-EEA8382E96FC}" destId="{5CB5153A-A411-451C-B646-CE6798B7D942}" srcOrd="5" destOrd="0" presId="urn:microsoft.com/office/officeart/2005/8/layout/hierarchy6"/>
-    <dgm:cxn modelId="{5D41A131-124D-442A-A6CD-00E43BF54502}" type="presParOf" srcId="{5CB5153A-A411-451C-B646-CE6798B7D942}" destId="{AA6AFAA9-187F-4544-98DB-C86B146943CB}" srcOrd="0" destOrd="0" presId="urn:microsoft.com/office/officeart/2005/8/layout/hierarchy6"/>
-    <dgm:cxn modelId="{87CB2F24-BC77-418D-A5D0-13344BB4C4CE}" type="presParOf" srcId="{5CB5153A-A411-451C-B646-CE6798B7D942}" destId="{06B8F6D8-80E7-4DDD-93D8-7DCC5DC78D6C}" srcOrd="1" destOrd="0" presId="urn:microsoft.com/office/officeart/2005/8/layout/hierarchy6"/>
-    <dgm:cxn modelId="{56295D1B-3C87-4FD9-9FB6-3983A4F01C58}" type="presParOf" srcId="{6B9E25C5-C630-4AD0-B57B-EEA8382E96FC}" destId="{F00E3958-F2FA-49BD-9FD3-07331B72B3B7}" srcOrd="6" destOrd="0" presId="urn:microsoft.com/office/officeart/2005/8/layout/hierarchy6"/>
-    <dgm:cxn modelId="{4CE0ADDE-97CF-464B-B070-D7BF4A549196}" type="presParOf" srcId="{6B9E25C5-C630-4AD0-B57B-EEA8382E96FC}" destId="{B4E03B70-E044-4174-905E-D5B5FCDC286D}" srcOrd="7" destOrd="0" presId="urn:microsoft.com/office/officeart/2005/8/layout/hierarchy6"/>
-    <dgm:cxn modelId="{29E43DA9-F2DE-4442-885B-ACE477FC3E31}" type="presParOf" srcId="{B4E03B70-E044-4174-905E-D5B5FCDC286D}" destId="{8780BA53-07E6-43D5-A612-A60E3211624E}" srcOrd="0" destOrd="0" presId="urn:microsoft.com/office/officeart/2005/8/layout/hierarchy6"/>
-    <dgm:cxn modelId="{B6CC7F7E-D0C2-4BD5-83F8-E59358135BD9}" type="presParOf" srcId="{B4E03B70-E044-4174-905E-D5B5FCDC286D}" destId="{06EC7CA1-11D5-46BC-BE71-1E59E5D5BBA3}" srcOrd="1" destOrd="0" presId="urn:microsoft.com/office/officeart/2005/8/layout/hierarchy6"/>
-    <dgm:cxn modelId="{E0285A82-0D80-46A1-9FFE-34236C6F88B4}" type="presParOf" srcId="{BD2698F2-E09F-4081-8CEB-C396F8551FF7}" destId="{84645202-558B-4221-9C5C-B749A114C5CF}" srcOrd="1" destOrd="0" presId="urn:microsoft.com/office/officeart/2005/8/layout/hierarchy6"/>
+    <dgm:cxn modelId="{A48803A0-9709-4929-BF2B-DE58F34D1E32}" type="presParOf" srcId="{BD2698F2-E09F-4081-8CEB-C396F8551FF7}" destId="{F5CABDED-2DA0-4AF1-A841-B7C34BE2AAC8}" srcOrd="0" destOrd="0" presId="urn:microsoft.com/office/officeart/2005/8/layout/hierarchy6"/>
+    <dgm:cxn modelId="{F340B4ED-5339-430D-B031-4547E7D217AA}" type="presParOf" srcId="{F5CABDED-2DA0-4AF1-A841-B7C34BE2AAC8}" destId="{A54651C6-E82C-486C-ABDF-6B42E74355B4}" srcOrd="0" destOrd="0" presId="urn:microsoft.com/office/officeart/2005/8/layout/hierarchy6"/>
+    <dgm:cxn modelId="{FD3D16DE-7A61-4AED-93C1-BAF46AD0DAC1}" type="presParOf" srcId="{A54651C6-E82C-486C-ABDF-6B42E74355B4}" destId="{9F5DD4B9-EEEC-4A5A-900F-D25D64327E70}" srcOrd="0" destOrd="0" presId="urn:microsoft.com/office/officeart/2005/8/layout/hierarchy6"/>
+    <dgm:cxn modelId="{CB050E9F-3011-4050-A2F4-1B2D34B835F9}" type="presParOf" srcId="{9F5DD4B9-EEEC-4A5A-900F-D25D64327E70}" destId="{E6229090-0E2F-4A75-A55C-3FE6788DF648}" srcOrd="0" destOrd="0" presId="urn:microsoft.com/office/officeart/2005/8/layout/hierarchy6"/>
+    <dgm:cxn modelId="{C62FA81D-74E8-420F-BDEF-DBF456C65B35}" type="presParOf" srcId="{9F5DD4B9-EEEC-4A5A-900F-D25D64327E70}" destId="{2ED4E52C-3AB3-4CFE-830B-303838ABFC9A}" srcOrd="1" destOrd="0" presId="urn:microsoft.com/office/officeart/2005/8/layout/hierarchy6"/>
+    <dgm:cxn modelId="{720A80FA-45C1-4DF0-A694-613E9571FF20}" type="presParOf" srcId="{2ED4E52C-3AB3-4CFE-830B-303838ABFC9A}" destId="{9FD70185-6EB7-4AF9-9696-A6F920A5C200}" srcOrd="0" destOrd="0" presId="urn:microsoft.com/office/officeart/2005/8/layout/hierarchy6"/>
+    <dgm:cxn modelId="{ACB15C95-BCD6-497A-AA7F-F3771A01CDBC}" type="presParOf" srcId="{2ED4E52C-3AB3-4CFE-830B-303838ABFC9A}" destId="{D5DE25CF-0324-4601-A2A5-BC4125F499F0}" srcOrd="1" destOrd="0" presId="urn:microsoft.com/office/officeart/2005/8/layout/hierarchy6"/>
+    <dgm:cxn modelId="{2B7B5BF2-120B-40AE-9F0B-7CA893BFE588}" type="presParOf" srcId="{D5DE25CF-0324-4601-A2A5-BC4125F499F0}" destId="{4FEC82D4-5AE7-46EB-8E4A-86E3073FEC28}" srcOrd="0" destOrd="0" presId="urn:microsoft.com/office/officeart/2005/8/layout/hierarchy6"/>
+    <dgm:cxn modelId="{B25BBA25-A147-4C24-8C4A-FC3F5118A903}" type="presParOf" srcId="{D5DE25CF-0324-4601-A2A5-BC4125F499F0}" destId="{6B9E25C5-C630-4AD0-B57B-EEA8382E96FC}" srcOrd="1" destOrd="0" presId="urn:microsoft.com/office/officeart/2005/8/layout/hierarchy6"/>
+    <dgm:cxn modelId="{61F4C2F1-C2C9-4BEE-AF3F-8B0399B529F8}" type="presParOf" srcId="{6B9E25C5-C630-4AD0-B57B-EEA8382E96FC}" destId="{8D340397-7516-4157-9E23-5080D7C105B7}" srcOrd="0" destOrd="0" presId="urn:microsoft.com/office/officeart/2005/8/layout/hierarchy6"/>
+    <dgm:cxn modelId="{14EE46C2-79CD-4B48-AC5B-08A60DB14F89}" type="presParOf" srcId="{6B9E25C5-C630-4AD0-B57B-EEA8382E96FC}" destId="{E2D06D57-60C3-4A0D-8C77-0252FE95E1BA}" srcOrd="1" destOrd="0" presId="urn:microsoft.com/office/officeart/2005/8/layout/hierarchy6"/>
+    <dgm:cxn modelId="{0691D446-9E3E-4120-B4FE-5FB827DD4394}" type="presParOf" srcId="{E2D06D57-60C3-4A0D-8C77-0252FE95E1BA}" destId="{3080CD8D-8FFD-4840-8219-8B5ED57F622F}" srcOrd="0" destOrd="0" presId="urn:microsoft.com/office/officeart/2005/8/layout/hierarchy6"/>
+    <dgm:cxn modelId="{3ABC90E1-D3D8-4A28-9D7F-187B3723C1C0}" type="presParOf" srcId="{E2D06D57-60C3-4A0D-8C77-0252FE95E1BA}" destId="{8FF60A6C-A9BC-4B47-9366-8ACB9F87101F}" srcOrd="1" destOrd="0" presId="urn:microsoft.com/office/officeart/2005/8/layout/hierarchy6"/>
+    <dgm:cxn modelId="{2382EB0F-B36A-4A2A-9CD6-302D1D8E4C01}" type="presParOf" srcId="{6B9E25C5-C630-4AD0-B57B-EEA8382E96FC}" destId="{638FD6CF-602C-49B0-A6D3-CCD0456A99A6}" srcOrd="2" destOrd="0" presId="urn:microsoft.com/office/officeart/2005/8/layout/hierarchy6"/>
+    <dgm:cxn modelId="{3B4BCD68-9F5F-4BD3-BF3E-AB28C0AEA98B}" type="presParOf" srcId="{6B9E25C5-C630-4AD0-B57B-EEA8382E96FC}" destId="{7C4E7620-9FFC-461F-B34D-053D470AB666}" srcOrd="3" destOrd="0" presId="urn:microsoft.com/office/officeart/2005/8/layout/hierarchy6"/>
+    <dgm:cxn modelId="{77037F2E-EBCA-4EAF-B2FB-347A8E8069C7}" type="presParOf" srcId="{7C4E7620-9FFC-461F-B34D-053D470AB666}" destId="{3F3327E6-027B-4731-8B15-47A36A78D2C0}" srcOrd="0" destOrd="0" presId="urn:microsoft.com/office/officeart/2005/8/layout/hierarchy6"/>
+    <dgm:cxn modelId="{D37B876F-1A60-4F9D-8C42-83CD47FF8E56}" type="presParOf" srcId="{7C4E7620-9FFC-461F-B34D-053D470AB666}" destId="{C4D39282-ED3B-4CB1-8F7B-CC70880AB493}" srcOrd="1" destOrd="0" presId="urn:microsoft.com/office/officeart/2005/8/layout/hierarchy6"/>
+    <dgm:cxn modelId="{B010FA41-FD30-4340-880F-EE292C20999B}" type="presParOf" srcId="{6B9E25C5-C630-4AD0-B57B-EEA8382E96FC}" destId="{262E3A9F-C691-42EC-9FC8-BCDC3CA69658}" srcOrd="4" destOrd="0" presId="urn:microsoft.com/office/officeart/2005/8/layout/hierarchy6"/>
+    <dgm:cxn modelId="{6DC87163-2E36-44FC-9E62-4E6FC4E8C1FD}" type="presParOf" srcId="{6B9E25C5-C630-4AD0-B57B-EEA8382E96FC}" destId="{5CB5153A-A411-451C-B646-CE6798B7D942}" srcOrd="5" destOrd="0" presId="urn:microsoft.com/office/officeart/2005/8/layout/hierarchy6"/>
+    <dgm:cxn modelId="{9C314B8F-B421-4DB7-AB99-647178BFF4D1}" type="presParOf" srcId="{5CB5153A-A411-451C-B646-CE6798B7D942}" destId="{AA6AFAA9-187F-4544-98DB-C86B146943CB}" srcOrd="0" destOrd="0" presId="urn:microsoft.com/office/officeart/2005/8/layout/hierarchy6"/>
+    <dgm:cxn modelId="{8381BC8B-7F9E-479F-989B-D72B33AB1D57}" type="presParOf" srcId="{5CB5153A-A411-451C-B646-CE6798B7D942}" destId="{06B8F6D8-80E7-4DDD-93D8-7DCC5DC78D6C}" srcOrd="1" destOrd="0" presId="urn:microsoft.com/office/officeart/2005/8/layout/hierarchy6"/>
+    <dgm:cxn modelId="{F59B8D4D-2F85-4902-90BD-421C378373BD}" type="presParOf" srcId="{6B9E25C5-C630-4AD0-B57B-EEA8382E96FC}" destId="{F00E3958-F2FA-49BD-9FD3-07331B72B3B7}" srcOrd="6" destOrd="0" presId="urn:microsoft.com/office/officeart/2005/8/layout/hierarchy6"/>
+    <dgm:cxn modelId="{D0FC1F4F-F422-4004-A918-0148185A9B13}" type="presParOf" srcId="{6B9E25C5-C630-4AD0-B57B-EEA8382E96FC}" destId="{B4E03B70-E044-4174-905E-D5B5FCDC286D}" srcOrd="7" destOrd="0" presId="urn:microsoft.com/office/officeart/2005/8/layout/hierarchy6"/>
+    <dgm:cxn modelId="{4F488E8B-E8F1-4E6F-ACC9-C6211858C210}" type="presParOf" srcId="{B4E03B70-E044-4174-905E-D5B5FCDC286D}" destId="{8780BA53-07E6-43D5-A612-A60E3211624E}" srcOrd="0" destOrd="0" presId="urn:microsoft.com/office/officeart/2005/8/layout/hierarchy6"/>
+    <dgm:cxn modelId="{C83DB333-A945-45DD-B2C4-ACA570FD50BB}" type="presParOf" srcId="{B4E03B70-E044-4174-905E-D5B5FCDC286D}" destId="{06EC7CA1-11D5-46BC-BE71-1E59E5D5BBA3}" srcOrd="1" destOrd="0" presId="urn:microsoft.com/office/officeart/2005/8/layout/hierarchy6"/>
+    <dgm:cxn modelId="{533BAF82-13ED-42C1-BC27-DA46CED6F7FA}" type="presParOf" srcId="{BD2698F2-E09F-4081-8CEB-C396F8551FF7}" destId="{84645202-558B-4221-9C5C-B749A114C5CF}" srcOrd="1" destOrd="0" presId="urn:microsoft.com/office/officeart/2005/8/layout/hierarchy6"/>
   </dgm:cxnLst>
   <dgm:bg/>
   <dgm:whole/>
@@ -23357,7 +23479,7 @@
 </file>
 
 <file path=customXml/itemProps2.xml><?xml version="1.0" encoding="utf-8"?>
-<ds:datastoreItem xmlns:ds="http://schemas.openxmlformats.org/officeDocument/2006/customXml" ds:itemID="{2195895A-EBC1-4C33-9445-267961B38D86}">
+<ds:datastoreItem xmlns:ds="http://schemas.openxmlformats.org/officeDocument/2006/customXml" ds:itemID="{0B67E197-3FA2-41CB-A5A5-5D3D3C00CD57}">
   <ds:schemaRefs>
     <ds:schemaRef ds:uri="http://schemas.openxmlformats.org/officeDocument/2006/bibliography"/>
   </ds:schemaRefs>
